--- a/docs/client_deliverables/阿布扎比城市暴雨内涝世界模型v1_代码仓库与容器镜像实际数据验证指南_20260923.docx
+++ b/docs/client_deliverables/阿布扎比城市暴雨内涝世界模型v1_代码仓库与容器镜像实际数据验证指南_20260923.docx
@@ -28,7 +28,7 @@
         </w:p>
       </w:sdtContent>
     </w:sdt>
-    <w:bookmarkStart w:id="54" w:name="阿布扎比城市暴雨内涝世界模型-v1"/>
+    <w:bookmarkStart w:id="55" w:name="阿布扎比城市暴雨内涝世界模型-v1"/>
     <w:p>
       <w:pPr>
         <w:pStyle w:val="Heading1"/>
@@ -2405,7 +2405,7 @@
     </w:p>
     <w:bookmarkEnd w:id="17"/>
     <w:bookmarkEnd w:id="18"/>
-    <w:bookmarkStart w:id="22" w:name="客户数据包组织与安全边界"/>
+    <w:bookmarkStart w:id="23" w:name="客户数据包组织与安全边界"/>
     <w:p>
       <w:pPr>
         <w:pStyle w:val="Heading2"/>
@@ -2562,6 +2562,41 @@
         <w:rPr>
           <w:rStyle w:val="VerbatimChar"/>
         </w:rPr>
+        <w:t xml:space="preserve">│   ├── DMT_StormWater_AbuDhabi_Processed.gdb.zip </w:t>
+      </w:r>
+      <w:r>
+        <w:rPr>
+          <w:rStyle w:val="VerbatimChar"/>
+          <w:rFonts w:hint="eastAsia"/>
+        </w:rPr>
+        <w:t xml:space="preserve">原始管线</w:t>
+      </w:r>
+      <w:r>
+        <w:rPr>
+          <w:rStyle w:val="VerbatimChar"/>
+        </w:rPr>
+        <w:t xml:space="preserve"> </w:t>
+      </w:r>
+      <w:r>
+        <w:rPr>
+          <w:rStyle w:val="VerbatimChar"/>
+          <w:rFonts w:hint="eastAsia"/>
+        </w:rPr>
+        <w:t xml:space="preserve">GDB，约</w:t>
+      </w:r>
+      <w:r>
+        <w:rPr>
+          <w:rStyle w:val="VerbatimChar"/>
+        </w:rPr>
+        <w:t xml:space="preserve"> 133.5 MiB</w:t>
+      </w:r>
+      <w:r>
+        <w:br/>
+      </w:r>
+      <w:r>
+        <w:rPr>
+          <w:rStyle w:val="VerbatimChar"/>
+        </w:rPr>
         <w:t xml:space="preserve">│   └── AUH_DTM_5m_Z40.TIF                 </w:t>
       </w:r>
       <w:r>
@@ -2733,13 +2768,791 @@
       </w:r>
     </w:p>
     <w:bookmarkEnd w:id="19"/>
-    <w:bookmarkStart w:id="20" w:name="本次实测客户数据"/>
+    <w:bookmarkStart w:id="20" w:name="原始管线-gdb存在但不在当前短验证挂载包中"/>
     <w:p>
       <w:pPr>
         <w:pStyle w:val="Heading3"/>
       </w:pPr>
       <w:r>
         <w:t xml:space="preserve">5.2 </w:t>
+      </w:r>
+      <w:r>
+        <w:rPr>
+          <w:rFonts w:hint="eastAsia"/>
+        </w:rPr>
+        <w:t xml:space="preserve">原始管线</w:t>
+      </w:r>
+      <w:r>
+        <w:t xml:space="preserve"> </w:t>
+      </w:r>
+      <w:r>
+        <w:rPr>
+          <w:rFonts w:hint="eastAsia"/>
+        </w:rPr>
+        <w:t xml:space="preserve">GDB：存在，但不在当前短验证挂载包中</w:t>
+      </w:r>
+    </w:p>
+    <w:p>
+      <w:pPr>
+        <w:pStyle w:val="FirstParagraph"/>
+      </w:pPr>
+      <w:r>
+        <w:rPr>
+          <w:rFonts w:hint="eastAsia"/>
+        </w:rPr>
+        <w:t xml:space="preserve">最原始的管线网络数据确实存在，文件为：</w:t>
+      </w:r>
+    </w:p>
+    <w:p>
+      <w:pPr>
+        <w:pStyle w:val="SourceCode"/>
+      </w:pPr>
+      <w:r>
+        <w:rPr>
+          <w:rStyle w:val="VerbatimChar"/>
+          <w:rFonts w:hint="eastAsia"/>
+        </w:rPr>
+        <w:t xml:space="preserve">/Users/zhouning/Downloads/阿布扎比/GDB提交版/DMT_StormWater_AbuDhabi_Processed.gdb.zip</w:t>
+      </w:r>
+    </w:p>
+    <w:p>
+      <w:pPr>
+        <w:pStyle w:val="FirstParagraph"/>
+      </w:pPr>
+      <w:r>
+        <w:rPr>
+          <w:rFonts w:hint="eastAsia"/>
+        </w:rPr>
+        <w:t xml:space="preserve">实测指纹：</w:t>
+      </w:r>
+    </w:p>
+    <w:p>
+      <w:pPr>
+        <w:pStyle w:val="SourceCode"/>
+      </w:pPr>
+      <w:r>
+        <w:rPr>
+          <w:rStyle w:val="VerbatimChar"/>
+        </w:rPr>
+        <w:t xml:space="preserve">size:   139,937,474 bytes</w:t>
+      </w:r>
+      <w:r>
+        <w:br/>
+      </w:r>
+      <w:r>
+        <w:rPr>
+          <w:rStyle w:val="VerbatimChar"/>
+        </w:rPr>
+        <w:t xml:space="preserve">sha256: bc516968a098a10ef5a4cf98dd9277926617bafd60b5e7260c912d185f7ddf7e</w:t>
+      </w:r>
+    </w:p>
+    <w:p>
+      <w:pPr>
+        <w:pStyle w:val="FirstParagraph"/>
+      </w:pPr>
+      <w:r>
+        <w:rPr>
+          <w:rFonts w:hint="eastAsia"/>
+        </w:rPr>
+        <w:t xml:space="preserve">该压缩包内为</w:t>
+      </w:r>
+      <w:r>
+        <w:t xml:space="preserve"> Esri </w:t>
+      </w:r>
+      <w:r>
+        <w:rPr>
+          <w:rFonts w:hint="eastAsia"/>
+        </w:rPr>
+        <w:t xml:space="preserve">FileGDB，已确认包含</w:t>
+      </w:r>
+      <w:r>
+        <w:t xml:space="preserve"> </w:t>
+      </w:r>
+      <w:r>
+        <w:rPr>
+          <w:rStyle w:val="VerbatimChar"/>
+        </w:rPr>
+        <w:t xml:space="preserve">PIPELINE</w:t>
+      </w:r>
+      <w:r>
+        <w:t xml:space="preserve">、</w:t>
+      </w:r>
+      <w:r>
+        <w:rPr>
+          <w:rStyle w:val="VerbatimChar"/>
+        </w:rPr>
+        <w:t xml:space="preserve">INLET</w:t>
+      </w:r>
+      <w:r>
+        <w:t xml:space="preserve">、</w:t>
+      </w:r>
+      <w:r>
+        <w:rPr>
+          <w:rStyle w:val="VerbatimChar"/>
+        </w:rPr>
+        <w:t xml:space="preserve">CATCHBASIN</w:t>
+      </w:r>
+      <w:r>
+        <w:t xml:space="preserve">、</w:t>
+      </w:r>
+      <w:r>
+        <w:rPr>
+          <w:rStyle w:val="VerbatimChar"/>
+        </w:rPr>
+        <w:t xml:space="preserve">OUTFALL</w:t>
+      </w:r>
+      <w:r>
+        <w:t xml:space="preserve">、</w:t>
+      </w:r>
+      <w:r>
+        <w:rPr>
+          <w:rStyle w:val="VerbatimChar"/>
+        </w:rPr>
+        <w:t xml:space="preserve">SW_NODE</w:t>
+      </w:r>
+      <w:r>
+        <w:t xml:space="preserve">、</w:t>
+      </w:r>
+      <w:r>
+        <w:rPr>
+          <w:rStyle w:val="VerbatimChar"/>
+        </w:rPr>
+        <w:t xml:space="preserve">SW_JUNCTION</w:t>
+      </w:r>
+      <w:r>
+        <w:t xml:space="preserve">、</w:t>
+      </w:r>
+      <w:r>
+        <w:rPr>
+          <w:rStyle w:val="VerbatimChar"/>
+        </w:rPr>
+        <w:t xml:space="preserve">PS_PUMP</w:t>
+      </w:r>
+      <w:r>
+        <w:t xml:space="preserve">、</w:t>
+      </w:r>
+      <w:r>
+        <w:rPr>
+          <w:rStyle w:val="VerbatimChar"/>
+        </w:rPr>
+        <w:t xml:space="preserve">SOAKAWAY</w:t>
+      </w:r>
+      <w:r>
+        <w:t xml:space="preserve"> </w:t>
+      </w:r>
+      <w:r>
+        <w:rPr>
+          <w:rFonts w:hint="eastAsia"/>
+        </w:rPr>
+        <w:t xml:space="preserve">和</w:t>
+      </w:r>
+      <w:r>
+        <w:t xml:space="preserve"> </w:t>
+      </w:r>
+      <w:r>
+        <w:rPr>
+          <w:rStyle w:val="VerbatimChar"/>
+        </w:rPr>
+        <w:t xml:space="preserve">SW_CAPPEDEND</w:t>
+      </w:r>
+      <w:r>
+        <w:t xml:space="preserve"> </w:t>
+      </w:r>
+      <w:r>
+        <w:rPr>
+          <w:rFonts w:hint="eastAsia"/>
+        </w:rPr>
+        <w:t xml:space="preserve">等图层。它是网络编译、拓扑审计和源数据追溯的原始输入。</w:t>
+      </w:r>
+    </w:p>
+    <w:p>
+      <w:pPr>
+        <w:pStyle w:val="BodyText"/>
+      </w:pPr>
+      <w:r>
+        <w:rPr>
+          <w:rFonts w:hint="eastAsia"/>
+        </w:rPr>
+        <w:t xml:space="preserve">当前核心容器短验证使用的是从该网络源数据派生出的运行时输入：</w:t>
+      </w:r>
+    </w:p>
+    <w:p>
+      <w:pPr>
+        <w:pStyle w:val="SourceCode"/>
+      </w:pPr>
+      <w:r>
+        <w:rPr>
+          <w:rStyle w:val="VerbatimChar"/>
+          <w:rFonts w:hint="eastAsia"/>
+        </w:rPr>
+        <w:t xml:space="preserve">原始</w:t>
+      </w:r>
+      <w:r>
+        <w:rPr>
+          <w:rStyle w:val="VerbatimChar"/>
+        </w:rPr>
+        <w:t xml:space="preserve"> FileGDB</w:t>
+      </w:r>
+      <w:r>
+        <w:br/>
+      </w:r>
+      <w:r>
+        <w:rPr>
+          <w:rStyle w:val="VerbatimChar"/>
+        </w:rPr>
+        <w:t xml:space="preserve">  → customer_stormwater_* private Parquet / </w:t>
+      </w:r>
+      <w:r>
+        <w:rPr>
+          <w:rStyle w:val="VerbatimChar"/>
+          <w:rFonts w:hint="eastAsia"/>
+        </w:rPr>
+        <w:t xml:space="preserve">网络审计</w:t>
+      </w:r>
+      <w:r>
+        <w:br/>
+      </w:r>
+      <w:r>
+        <w:rPr>
+          <w:rStyle w:val="VerbatimChar"/>
+        </w:rPr>
+        <w:t xml:space="preserve">  → </w:t>
+      </w:r>
+      <w:r>
+        <w:rPr>
+          <w:rStyle w:val="VerbatimChar"/>
+          <w:rFonts w:hint="eastAsia"/>
+        </w:rPr>
+        <w:t xml:space="preserve">全市</w:t>
+      </w:r>
+      <w:r>
+        <w:rPr>
+          <w:rStyle w:val="VerbatimChar"/>
+        </w:rPr>
+        <w:t xml:space="preserve"> SWMM .inp + </w:t>
+      </w:r>
+      <w:r>
+        <w:rPr>
+          <w:rStyle w:val="VerbatimChar"/>
+          <w:rFonts w:hint="eastAsia"/>
+        </w:rPr>
+        <w:t xml:space="preserve">节点</w:t>
+      </w:r>
+      <w:r>
+        <w:rPr>
+          <w:rStyle w:val="VerbatimChar"/>
+        </w:rPr>
+        <w:t xml:space="preserve"> GeoJSON</w:t>
+      </w:r>
+      <w:r>
+        <w:br/>
+      </w:r>
+      <w:r>
+        <w:rPr>
+          <w:rStyle w:val="VerbatimChar"/>
+        </w:rPr>
+        <w:t xml:space="preserve">  → interface_bindings.jsonl.gz</w:t>
+      </w:r>
+    </w:p>
+    <w:p>
+      <w:pPr>
+        <w:pStyle w:val="FirstParagraph"/>
+      </w:pPr>
+      <w:r>
+        <w:rPr>
+          <w:rFonts w:hint="eastAsia"/>
+        </w:rPr>
+        <w:t xml:space="preserve">因此，前一版容器验收目录中没有</w:t>
+      </w:r>
+      <w:r>
+        <w:t xml:space="preserve"> </w:t>
+      </w:r>
+      <w:r>
+        <w:rPr>
+          <w:rFonts w:hint="eastAsia"/>
+        </w:rPr>
+        <w:t xml:space="preserve">GDB，不代表</w:t>
+      </w:r>
+      <w:r>
+        <w:t xml:space="preserve"> GDB </w:t>
+      </w:r>
+      <w:r>
+        <w:rPr>
+          <w:rFonts w:hint="eastAsia"/>
+        </w:rPr>
+        <w:t xml:space="preserve">不存在，而是当时验证的是“已编译运行时”的阶段</w:t>
+      </w:r>
+      <w:r>
+        <w:t xml:space="preserve"> </w:t>
+      </w:r>
+      <w:r>
+        <w:rPr>
+          <w:rFonts w:hint="eastAsia"/>
+        </w:rPr>
+        <w:t xml:space="preserve">1–3，而不是“从原始</w:t>
+      </w:r>
+      <w:r>
+        <w:t xml:space="preserve"> GDB </w:t>
+      </w:r>
+      <w:r>
+        <w:rPr>
+          <w:rFonts w:hint="eastAsia"/>
+        </w:rPr>
+        <w:t xml:space="preserve">重新编译网络”的完整数据生产链路。若客户要求别人从最原始数据重建网络，GDB</w:t>
+      </w:r>
+      <w:r>
+        <w:t xml:space="preserve"> </w:t>
+      </w:r>
+      <w:r>
+        <w:rPr>
+          <w:rFonts w:hint="eastAsia"/>
+        </w:rPr>
+        <w:t xml:space="preserve">必须随客户受控数据包提供，并单独执行</w:t>
+      </w:r>
+      <w:r>
+        <w:t xml:space="preserve"> FileGDB </w:t>
+      </w:r>
+      <w:r>
+        <w:rPr>
+          <w:rFonts w:hint="eastAsia"/>
+        </w:rPr>
+        <w:t xml:space="preserve">图层、字段、CRS、拓扑、单位和垂向基准审计；不能把当前派生</w:t>
+      </w:r>
+      <w:r>
+        <w:t xml:space="preserve"> </w:t>
+      </w:r>
+      <w:r>
+        <w:rPr>
+          <w:rStyle w:val="VerbatimChar"/>
+        </w:rPr>
+        <w:t xml:space="preserve">.inp</w:t>
+      </w:r>
+      <w:r>
+        <w:t xml:space="preserve"> </w:t>
+      </w:r>
+      <w:r>
+        <w:rPr>
+          <w:rFonts w:hint="eastAsia"/>
+        </w:rPr>
+        <w:t xml:space="preserve">视为原始数据的替代品。</w:t>
+      </w:r>
+    </w:p>
+    <w:p>
+      <w:pPr>
+        <w:pStyle w:val="BodyText"/>
+      </w:pPr>
+      <w:r>
+        <w:rPr>
+          <w:rFonts w:hint="eastAsia"/>
+        </w:rPr>
+        <w:t xml:space="preserve">最小的源数据检查可以先在具备</w:t>
+      </w:r>
+      <w:r>
+        <w:t xml:space="preserve"> GDAL/OpenFileGDB </w:t>
+      </w:r>
+      <w:r>
+        <w:rPr>
+          <w:rFonts w:hint="eastAsia"/>
+        </w:rPr>
+        <w:t xml:space="preserve">的</w:t>
+      </w:r>
+      <w:r>
+        <w:t xml:space="preserve"> GIS </w:t>
+      </w:r>
+      <w:r>
+        <w:rPr>
+          <w:rFonts w:hint="eastAsia"/>
+        </w:rPr>
+        <w:t xml:space="preserve">环境中执行：</w:t>
+      </w:r>
+    </w:p>
+    <w:p>
+      <w:pPr>
+        <w:pStyle w:val="SourceCode"/>
+      </w:pPr>
+      <w:r>
+        <w:rPr>
+          <w:rStyle w:val="FunctionTok"/>
+        </w:rPr>
+        <w:t xml:space="preserve">unzip</w:t>
+      </w:r>
+      <w:r>
+        <w:rPr>
+          <w:rStyle w:val="NormalTok"/>
+        </w:rPr>
+        <w:t xml:space="preserve"> </w:t>
+      </w:r>
+      <w:r>
+        <w:rPr>
+          <w:rStyle w:val="AttributeTok"/>
+        </w:rPr>
+        <w:t xml:space="preserve">-q</w:t>
+      </w:r>
+      <w:r>
+        <w:rPr>
+          <w:rStyle w:val="NormalTok"/>
+        </w:rPr>
+        <w:t xml:space="preserve"> </w:t>
+      </w:r>
+      <w:r>
+        <w:rPr>
+          <w:rStyle w:val="DataTypeTok"/>
+        </w:rPr>
+        <w:t xml:space="preserve">\</w:t>
+      </w:r>
+      <w:r>
+        <w:br/>
+      </w:r>
+      <w:r>
+        <w:rPr>
+          <w:rStyle w:val="NormalTok"/>
+        </w:rPr>
+        <w:t xml:space="preserve">  /srv/abu-dhabi-hydro/input/source/DMT_StormWater_AbuDhabi_Processed.gdb.zip </w:t>
+      </w:r>
+      <w:r>
+        <w:rPr>
+          <w:rStyle w:val="DataTypeTok"/>
+        </w:rPr>
+        <w:t xml:space="preserve">\</w:t>
+      </w:r>
+      <w:r>
+        <w:br/>
+      </w:r>
+      <w:r>
+        <w:rPr>
+          <w:rStyle w:val="NormalTok"/>
+        </w:rPr>
+        <w:t xml:space="preserve">  </w:t>
+      </w:r>
+      <w:r>
+        <w:rPr>
+          <w:rStyle w:val="AttributeTok"/>
+        </w:rPr>
+        <w:t xml:space="preserve">-d</w:t>
+      </w:r>
+      <w:r>
+        <w:rPr>
+          <w:rStyle w:val="NormalTok"/>
+        </w:rPr>
+        <w:t xml:space="preserve"> /srv/abu-dhabi-hydro/gdb_source</w:t>
+      </w:r>
+      <w:r>
+        <w:br/>
+      </w:r>
+      <w:r>
+        <w:br/>
+      </w:r>
+      <w:r>
+        <w:rPr>
+          <w:rStyle w:val="ExtensionTok"/>
+        </w:rPr>
+        <w:t xml:space="preserve">ogrinfo</w:t>
+      </w:r>
+      <w:r>
+        <w:rPr>
+          <w:rStyle w:val="NormalTok"/>
+        </w:rPr>
+        <w:t xml:space="preserve"> </w:t>
+      </w:r>
+      <w:r>
+        <w:rPr>
+          <w:rStyle w:val="AttributeTok"/>
+        </w:rPr>
+        <w:t xml:space="preserve">-ro</w:t>
+      </w:r>
+      <w:r>
+        <w:rPr>
+          <w:rStyle w:val="NormalTok"/>
+        </w:rPr>
+        <w:t xml:space="preserve"> </w:t>
+      </w:r>
+      <w:r>
+        <w:rPr>
+          <w:rStyle w:val="AttributeTok"/>
+        </w:rPr>
+        <w:t xml:space="preserve">-q</w:t>
+      </w:r>
+      <w:r>
+        <w:rPr>
+          <w:rStyle w:val="NormalTok"/>
+        </w:rPr>
+        <w:t xml:space="preserve"> </w:t>
+      </w:r>
+      <w:r>
+        <w:rPr>
+          <w:rStyle w:val="DataTypeTok"/>
+        </w:rPr>
+        <w:t xml:space="preserve">\</w:t>
+      </w:r>
+      <w:r>
+        <w:br/>
+      </w:r>
+      <w:r>
+        <w:rPr>
+          <w:rStyle w:val="NormalTok"/>
+        </w:rPr>
+        <w:t xml:space="preserve">  /srv/abu-dhabi-hydro/gdb_source/DMT_StormWater_AbuDhabi_Processed.gdb</w:t>
+      </w:r>
+    </w:p>
+    <w:p>
+      <w:pPr>
+        <w:pStyle w:val="FirstParagraph"/>
+      </w:pPr>
+      <w:r>
+        <w:rPr>
+          <w:rFonts w:hint="eastAsia"/>
+        </w:rPr>
+        <w:t xml:space="preserve">仓库中的</w:t>
+      </w:r>
+      <w:r>
+        <w:t xml:space="preserve"> </w:t>
+      </w:r>
+      <w:r>
+        <w:rPr>
+          <w:rStyle w:val="VerbatimChar"/>
+        </w:rPr>
+        <w:t xml:space="preserve">data_agent/uwm/abu_dhabi_flood/customer_gdb_network.py</w:t>
+      </w:r>
+      <w:r>
+        <w:t xml:space="preserve"> </w:t>
+      </w:r>
+      <w:r>
+        <w:rPr>
+          <w:rFonts w:hint="eastAsia"/>
+        </w:rPr>
+        <w:t xml:space="preserve">提供</w:t>
+      </w:r>
+      <w:r>
+        <w:t xml:space="preserve"> </w:t>
+      </w:r>
+      <w:r>
+        <w:rPr>
+          <w:rStyle w:val="VerbatimChar"/>
+        </w:rPr>
+        <w:t xml:space="preserve">compile_customer_gdb_network(...)</w:t>
+      </w:r>
+      <w:r>
+        <w:rPr>
+          <w:rFonts w:hint="eastAsia"/>
+        </w:rPr>
+        <w:t xml:space="preserve">，会把</w:t>
+      </w:r>
+      <w:r>
+        <w:t xml:space="preserve"> GDB </w:t>
+      </w:r>
+      <w:r>
+        <w:rPr>
+          <w:rFonts w:hint="eastAsia"/>
+        </w:rPr>
+        <w:t xml:space="preserve">编译为私有</w:t>
+      </w:r>
+      <w:r>
+        <w:t xml:space="preserve"> </w:t>
+      </w:r>
+      <w:r>
+        <w:rPr>
+          <w:rFonts w:hint="eastAsia"/>
+        </w:rPr>
+        <w:t xml:space="preserve">Parquet、节点-设施关系、拓扑审计和静态图合同。它要求</w:t>
+      </w:r>
+      <w:r>
+        <w:t xml:space="preserve"> GeoPandas、pyogrio、PyArrow </w:t>
+      </w:r>
+      <w:r>
+        <w:rPr>
+          <w:rFonts w:hint="eastAsia"/>
+        </w:rPr>
+        <w:t xml:space="preserve">等</w:t>
+      </w:r>
+      <w:r>
+        <w:t xml:space="preserve"> GIS </w:t>
+      </w:r>
+      <w:r>
+        <w:rPr>
+          <w:rFonts w:hint="eastAsia"/>
+        </w:rPr>
+        <w:t xml:space="preserve">预处理依赖；这些依赖不属于当前</w:t>
+      </w:r>
+      <w:r>
+        <w:t xml:space="preserve"> </w:t>
+      </w:r>
+      <w:r>
+        <w:rPr>
+          <w:rStyle w:val="VerbatimChar"/>
+        </w:rPr>
+        <w:t xml:space="preserve">abu-dhabi-hydrodynamics:runtime-v1</w:t>
+      </w:r>
+      <w:r>
+        <w:t xml:space="preserve"> </w:t>
+      </w:r>
+      <w:r>
+        <w:rPr>
+          <w:rFonts w:hint="eastAsia"/>
+        </w:rPr>
+        <w:t xml:space="preserve">核心镜像。因此当前交付有两个明确层次：</w:t>
+      </w:r>
+    </w:p>
+    <w:p>
+      <w:pPr>
+        <w:pStyle w:val="Compact"/>
+        <w:numPr>
+          <w:ilvl w:val="0"/>
+          <w:numId w:val="1002"/>
+        </w:numPr>
+      </w:pPr>
+      <w:r>
+        <w:rPr>
+          <w:rFonts w:hint="eastAsia"/>
+          <w:b/>
+          <w:bCs/>
+        </w:rPr>
+        <w:t xml:space="preserve">源数据重建层</w:t>
+      </w:r>
+      <w:r>
+        <w:rPr>
+          <w:rFonts w:hint="eastAsia"/>
+        </w:rPr>
+        <w:t xml:space="preserve">：GDB</w:t>
+      </w:r>
+      <w:r>
+        <w:t xml:space="preserve"> + GIS </w:t>
+      </w:r>
+      <w:r>
+        <w:rPr>
+          <w:rFonts w:hint="eastAsia"/>
+        </w:rPr>
+        <w:t xml:space="preserve">预处理环境</w:t>
+      </w:r>
+      <w:r>
+        <w:t xml:space="preserve"> → </w:t>
+      </w:r>
+      <w:r>
+        <w:rPr>
+          <w:rFonts w:hint="eastAsia"/>
+        </w:rPr>
+        <w:t xml:space="preserve">私有网络编译产物、审计和派生</w:t>
+      </w:r>
+      <w:r>
+        <w:t xml:space="preserve"> </w:t>
+      </w:r>
+      <w:r>
+        <w:rPr>
+          <w:rFonts w:hint="eastAsia"/>
+        </w:rPr>
+        <w:t xml:space="preserve">SWMM/接口输入；</w:t>
+      </w:r>
+    </w:p>
+    <w:p>
+      <w:pPr>
+        <w:pStyle w:val="Compact"/>
+        <w:numPr>
+          <w:ilvl w:val="0"/>
+          <w:numId w:val="1002"/>
+        </w:numPr>
+      </w:pPr>
+      <w:r>
+        <w:rPr>
+          <w:rFonts w:hint="eastAsia"/>
+          <w:b/>
+          <w:bCs/>
+        </w:rPr>
+        <w:t xml:space="preserve">水动力运行层</w:t>
+      </w:r>
+      <w:r>
+        <w:rPr>
+          <w:rFonts w:hint="eastAsia"/>
+        </w:rPr>
+        <w:t xml:space="preserve">：核心镜像</w:t>
+      </w:r>
+      <w:r>
+        <w:t xml:space="preserve"> + </w:t>
+      </w:r>
+      <w:r>
+        <w:rPr>
+          <w:rFonts w:hint="eastAsia"/>
+        </w:rPr>
+        <w:t xml:space="preserve">已审计派生输入</w:t>
+      </w:r>
+      <w:r>
+        <w:t xml:space="preserve"> → </w:t>
+      </w:r>
+      <w:r>
+        <w:rPr>
+          <w:rFonts w:hint="eastAsia"/>
+        </w:rPr>
+        <w:t xml:space="preserve">阶段</w:t>
+      </w:r>
+      <w:r>
+        <w:t xml:space="preserve"> 1–3 </w:t>
+      </w:r>
+      <w:r>
+        <w:rPr>
+          <w:rFonts w:hint="eastAsia"/>
+        </w:rPr>
+        <w:t xml:space="preserve">容器验证。</w:t>
+      </w:r>
+    </w:p>
+    <w:p>
+      <w:pPr>
+        <w:pStyle w:val="FirstParagraph"/>
+      </w:pPr>
+      <w:r>
+        <w:rPr>
+          <w:rFonts w:hint="eastAsia"/>
+        </w:rPr>
+        <w:t xml:space="preserve">若要求“别人只拿代码仓库和镜像就能从</w:t>
+      </w:r>
+      <w:r>
+        <w:t xml:space="preserve"> GDB </w:t>
+      </w:r>
+      <w:r>
+        <w:rPr>
+          <w:rFonts w:hint="eastAsia"/>
+        </w:rPr>
+        <w:t xml:space="preserve">重新生成</w:t>
+      </w:r>
+      <w:r>
+        <w:t xml:space="preserve"> </w:t>
+      </w:r>
+      <w:r>
+        <w:rPr>
+          <w:rStyle w:val="VerbatimChar"/>
+        </w:rPr>
+        <w:t xml:space="preserve">.inp</w:t>
+      </w:r>
+      <w:r>
+        <w:rPr>
+          <w:rFonts w:hint="eastAsia"/>
+        </w:rPr>
+        <w:t xml:space="preserve">”，还需要补交一个包含</w:t>
+      </w:r>
+      <w:r>
+        <w:t xml:space="preserve"> GDAL/pyogrio/GeoPandas </w:t>
+      </w:r>
+      <w:r>
+        <w:rPr>
+          <w:rFonts w:hint="eastAsia"/>
+        </w:rPr>
+        <w:t xml:space="preserve">的网络预处理镜像或锁定的</w:t>
+      </w:r>
+      <w:r>
+        <w:t xml:space="preserve"> GIS </w:t>
+      </w:r>
+      <w:r>
+        <w:rPr>
+          <w:rFonts w:hint="eastAsia"/>
+        </w:rPr>
+        <w:t xml:space="preserve">环境；当前核心水动力镜像本身不能声称已覆盖这一步。</w:t>
+      </w:r>
+    </w:p>
+    <w:bookmarkEnd w:id="20"/>
+    <w:bookmarkStart w:id="21" w:name="本次实测客户数据"/>
+    <w:p>
+      <w:pPr>
+        <w:pStyle w:val="Heading3"/>
+      </w:pPr>
+      <w:r>
+        <w:t xml:space="preserve">5.3 </w:t>
       </w:r>
       <w:r>
         <w:rPr>
@@ -3137,14 +3950,14 @@
         <w:t xml:space="preserve">强制检查。</w:t>
       </w:r>
     </w:p>
-    <w:bookmarkEnd w:id="20"/>
-    <w:bookmarkStart w:id="21" w:name="原始数据来源边界"/>
+    <w:bookmarkEnd w:id="21"/>
+    <w:bookmarkStart w:id="22" w:name="原始数据来源边界"/>
     <w:p>
       <w:pPr>
         <w:pStyle w:val="Heading3"/>
       </w:pPr>
       <w:r>
-        <w:t xml:space="preserve">5.3 </w:t>
+        <w:t xml:space="preserve">5.4 </w:t>
       </w:r>
       <w:r>
         <w:rPr>
@@ -3247,10 +4060,16 @@
               <w:rPr>
                 <w:rFonts w:hint="eastAsia"/>
               </w:rPr>
-              <w:t xml:space="preserve">全市</w:t>
-            </w:r>
-            <w:r>
-              <w:t xml:space="preserve"> SWMM .inp</w:t>
+              <w:t xml:space="preserve">原始管线</w:t>
+            </w:r>
+            <w:r>
+              <w:t xml:space="preserve"> GDB </w:t>
+            </w:r>
+            <w:r>
+              <w:rPr>
+                <w:rFonts w:hint="eastAsia"/>
+              </w:rPr>
+              <w:t xml:space="preserve">压缩包</w:t>
             </w:r>
           </w:p>
         </w:tc>
@@ -3262,9 +4081,9 @@
             </w:pPr>
             <w:r>
               <w:rPr>
-                <w:rFonts w:hint="eastAsia"/>
+                <w:rStyle w:val="VerbatimChar"/>
               </w:rPr>
-              <w:t xml:space="preserve">客户一维排水管网与模型输入</w:t>
+              <w:t xml:space="preserve">DMT_StormWater_AbuDhabi_Processed.gdb.zip</w:t>
             </w:r>
           </w:p>
         </w:tc>
@@ -3292,7 +4111,40 @@
               <w:rPr>
                 <w:rFonts w:hint="eastAsia"/>
               </w:rPr>
-              <w:t xml:space="preserve">通过受控数据包只读挂载</w:t>
+              <w:t xml:space="preserve">作为</w:t>
+            </w:r>
+            <w:r>
+              <w:t xml:space="preserve"> </w:t>
+            </w:r>
+            <w:r>
+              <w:rPr>
+                <w:rStyle w:val="VerbatimChar"/>
+              </w:rPr>
+              <w:t xml:space="preserve">network_compile</w:t>
+            </w:r>
+            <w:r>
+              <w:t xml:space="preserve"> </w:t>
+            </w:r>
+            <w:r>
+              <w:t xml:space="preserve">/</w:t>
+            </w:r>
+            <w:r>
+              <w:t xml:space="preserve"> </w:t>
+            </w:r>
+            <w:r>
+              <w:rPr>
+                <w:rStyle w:val="VerbatimChar"/>
+              </w:rPr>
+              <w:t xml:space="preserve">raw_network_audit</w:t>
+            </w:r>
+            <w:r>
+              <w:t xml:space="preserve"> </w:t>
+            </w:r>
+            <w:r>
+              <w:rPr>
+                <w:rFonts w:hint="eastAsia"/>
+              </w:rPr>
+              <w:t xml:space="preserve">输入单独交付；不得放入公共镜像</w:t>
             </w:r>
           </w:p>
         </w:tc>
@@ -3305,16 +4157,13 @@
               <w:pStyle w:val="Compact"/>
             </w:pPr>
             <w:r>
-              <w:t xml:space="preserve">SWMM </w:t>
-            </w:r>
-            <w:r>
               <w:rPr>
                 <w:rFonts w:hint="eastAsia"/>
               </w:rPr>
-              <w:t xml:space="preserve">节点</w:t>
-            </w:r>
-            <w:r>
-              <w:t xml:space="preserve"> GeoJSON</w:t>
+              <w:t xml:space="preserve">全市</w:t>
+            </w:r>
+            <w:r>
+              <w:t xml:space="preserve"> SWMM .inp</w:t>
             </w:r>
           </w:p>
         </w:tc>
@@ -3328,16 +4177,7 @@
               <w:rPr>
                 <w:rFonts w:hint="eastAsia"/>
               </w:rPr>
-              <w:t xml:space="preserve">客户</w:t>
-            </w:r>
-            <w:r>
-              <w:t xml:space="preserve"> SWMM </w:t>
-            </w:r>
-            <w:r>
-              <w:rPr>
-                <w:rFonts w:hint="eastAsia"/>
-              </w:rPr>
-              <w:t xml:space="preserve">空间化结果</w:t>
+              <w:t xml:space="preserve">客户一维排水管网与模型输入</w:t>
             </w:r>
           </w:p>
         </w:tc>
@@ -3365,16 +4205,7 @@
               <w:rPr>
                 <w:rFonts w:hint="eastAsia"/>
               </w:rPr>
-              <w:t xml:space="preserve">与</w:t>
-            </w:r>
-            <w:r>
-              <w:t xml:space="preserve"> .inp </w:t>
-            </w:r>
-            <w:r>
-              <w:rPr>
-                <w:rFonts w:hint="eastAsia"/>
-              </w:rPr>
-              <w:t xml:space="preserve">同批次、同版本</w:t>
+              <w:t xml:space="preserve">通过受控数据包只读挂载</w:t>
             </w:r>
           </w:p>
         </w:tc>
@@ -3387,7 +4218,16 @@
               <w:pStyle w:val="Compact"/>
             </w:pPr>
             <w:r>
-              <w:t xml:space="preserve">5 m DTM</w:t>
+              <w:t xml:space="preserve">SWMM </w:t>
+            </w:r>
+            <w:r>
+              <w:rPr>
+                <w:rFonts w:hint="eastAsia"/>
+              </w:rPr>
+              <w:t xml:space="preserve">节点</w:t>
+            </w:r>
+            <w:r>
+              <w:t xml:space="preserve"> GeoJSON</w:t>
             </w:r>
           </w:p>
         </w:tc>
@@ -3404,7 +4244,13 @@
               <w:t xml:space="preserve">客户</w:t>
             </w:r>
             <w:r>
-              <w:t xml:space="preserve"> AUH_DTM_5m_Z40.TIF</w:t>
+              <w:t xml:space="preserve"> SWMM </w:t>
+            </w:r>
+            <w:r>
+              <w:rPr>
+                <w:rFonts w:hint="eastAsia"/>
+              </w:rPr>
+              <w:t xml:space="preserve">空间化结果</w:t>
             </w:r>
           </w:p>
         </w:tc>
@@ -3432,16 +4278,16 @@
               <w:rPr>
                 <w:rFonts w:hint="eastAsia"/>
               </w:rPr>
-              <w:t xml:space="preserve">原始</w:t>
-            </w:r>
-            <w:r>
-              <w:t xml:space="preserve"> DTM </w:t>
+              <w:t xml:space="preserve">与</w:t>
+            </w:r>
+            <w:r>
+              <w:t xml:space="preserve"> .inp </w:t>
             </w:r>
             <w:r>
               <w:rPr>
                 <w:rFonts w:hint="eastAsia"/>
               </w:rPr>
-              <w:t xml:space="preserve">可不随运行包提供；需保存派生关系</w:t>
+              <w:t xml:space="preserve">同批次、同版本</w:t>
             </w:r>
           </w:p>
         </w:tc>
@@ -3454,13 +4300,7 @@
               <w:pStyle w:val="Compact"/>
             </w:pPr>
             <w:r>
-              <w:t xml:space="preserve">250 m </w:t>
-            </w:r>
-            <w:r>
-              <w:rPr>
-                <w:rFonts w:hint="eastAsia"/>
-              </w:rPr>
-              <w:t xml:space="preserve">地形网格</w:t>
+              <w:t xml:space="preserve">5 m DTM</w:t>
             </w:r>
           </w:p>
         </w:tc>
@@ -3474,7 +4314,10 @@
               <w:rPr>
                 <w:rFonts w:hint="eastAsia"/>
               </w:rPr>
-              <w:t xml:space="preserve">项目预处理派生物</w:t>
+              <w:t xml:space="preserve">客户</w:t>
+            </w:r>
+            <w:r>
+              <w:t xml:space="preserve"> AUH_DTM_5m_Z40.TIF</w:t>
             </w:r>
           </w:p>
         </w:tc>
@@ -3502,10 +4345,16 @@
               <w:rPr>
                 <w:rFonts w:hint="eastAsia"/>
               </w:rPr>
-              <w:t xml:space="preserve">运行所需，必须纳入</w:t>
-            </w:r>
-            <w:r>
-              <w:t xml:space="preserve"> manifest</w:t>
+              <w:t xml:space="preserve">原始</w:t>
+            </w:r>
+            <w:r>
+              <w:t xml:space="preserve"> DTM </w:t>
+            </w:r>
+            <w:r>
+              <w:rPr>
+                <w:rFonts w:hint="eastAsia"/>
+              </w:rPr>
+              <w:t xml:space="preserve">可不随运行包提供；需保存派生关系</w:t>
             </w:r>
           </w:p>
         </w:tc>
@@ -3518,10 +4367,13 @@
               <w:pStyle w:val="Compact"/>
             </w:pPr>
             <w:r>
+              <w:t xml:space="preserve">250 m </w:t>
+            </w:r>
+            <w:r>
               <w:rPr>
                 <w:rFonts w:hint="eastAsia"/>
               </w:rPr>
-              <w:t xml:space="preserve">接口映射</w:t>
+              <w:t xml:space="preserve">地形网格</w:t>
             </w:r>
           </w:p>
         </w:tc>
@@ -3535,16 +4387,7 @@
               <w:rPr>
                 <w:rFonts w:hint="eastAsia"/>
               </w:rPr>
-              <w:t xml:space="preserve">客户</w:t>
-            </w:r>
-            <w:r>
-              <w:t xml:space="preserve"> SWMM junction + DTM + </w:t>
-            </w:r>
-            <w:r>
-              <w:rPr>
-                <w:rFonts w:hint="eastAsia"/>
-              </w:rPr>
-              <w:t xml:space="preserve">水体掩膜派生</w:t>
+              <w:t xml:space="preserve">项目预处理派生物</w:t>
             </w:r>
           </w:p>
         </w:tc>
@@ -3572,7 +4415,10 @@
               <w:rPr>
                 <w:rFonts w:hint="eastAsia"/>
               </w:rPr>
-              <w:t xml:space="preserve">必须记录版本和生成脚本</w:t>
+              <w:t xml:space="preserve">运行所需，必须纳入</w:t>
+            </w:r>
+            <w:r>
+              <w:t xml:space="preserve"> manifest</w:t>
             </w:r>
           </w:p>
         </w:tc>
@@ -3585,13 +4431,10 @@
               <w:pStyle w:val="Compact"/>
             </w:pPr>
             <w:r>
-              <w:t xml:space="preserve">506 </w:t>
-            </w:r>
-            <w:r>
               <w:rPr>
                 <w:rFonts w:hint="eastAsia"/>
               </w:rPr>
-              <w:t xml:space="preserve">个客户积水点</w:t>
+              <w:t xml:space="preserve">接口映射</w:t>
             </w:r>
           </w:p>
         </w:tc>
@@ -3608,7 +4451,13 @@
               <w:t xml:space="preserve">客户</w:t>
             </w:r>
             <w:r>
-              <w:t xml:space="preserve"> FW__Hot_Spots_506.zip</w:t>
+              <w:t xml:space="preserve"> SWMM junction + DTM + </w:t>
+            </w:r>
+            <w:r>
+              <w:rPr>
+                <w:rFonts w:hint="eastAsia"/>
+              </w:rPr>
+              <w:t xml:space="preserve">水体掩膜派生</w:t>
             </w:r>
           </w:p>
         </w:tc>
@@ -3636,16 +4485,7 @@
               <w:rPr>
                 <w:rFonts w:hint="eastAsia"/>
               </w:rPr>
-              <w:t xml:space="preserve">作为</w:t>
-            </w:r>
-            <w:r>
-              <w:t xml:space="preserve"> Web </w:t>
-            </w:r>
-            <w:r>
-              <w:rPr>
-                <w:rFonts w:hint="eastAsia"/>
-              </w:rPr>
-              <w:t xml:space="preserve">地图支撑图层单独部署</w:t>
+              <w:t xml:space="preserve">必须记录版本和生成脚本</w:t>
             </w:r>
           </w:p>
         </w:tc>
@@ -3658,13 +4498,13 @@
               <w:pStyle w:val="Compact"/>
             </w:pPr>
             <w:r>
-              <w:t xml:space="preserve">GWM </w:t>
+              <w:t xml:space="preserve">506 </w:t>
             </w:r>
             <w:r>
               <w:rPr>
                 <w:rFonts w:hint="eastAsia"/>
               </w:rPr>
-              <w:t xml:space="preserve">冻结模型</w:t>
+              <w:t xml:space="preserve">个客户积水点</w:t>
             </w:r>
           </w:p>
         </w:tc>
@@ -3678,7 +4518,10 @@
               <w:rPr>
                 <w:rFonts w:hint="eastAsia"/>
               </w:rPr>
-              <w:t xml:space="preserve">五年事件训练后的模型制品</w:t>
+              <w:t xml:space="preserve">客户</w:t>
+            </w:r>
+            <w:r>
+              <w:t xml:space="preserve"> FW__Hot_Spots_506.zip</w:t>
             </w:r>
           </w:p>
         </w:tc>
@@ -3706,6 +4549,76 @@
               <w:rPr>
                 <w:rFonts w:hint="eastAsia"/>
               </w:rPr>
+              <w:t xml:space="preserve">作为</w:t>
+            </w:r>
+            <w:r>
+              <w:t xml:space="preserve"> Web </w:t>
+            </w:r>
+            <w:r>
+              <w:rPr>
+                <w:rFonts w:hint="eastAsia"/>
+              </w:rPr>
+              <w:t xml:space="preserve">地图支撑图层单独部署</w:t>
+            </w:r>
+          </w:p>
+        </w:tc>
+      </w:tr>
+      <w:tr>
+        <w:tc>
+          <w:tcPr/>
+          <w:p>
+            <w:pPr>
+              <w:pStyle w:val="Compact"/>
+            </w:pPr>
+            <w:r>
+              <w:t xml:space="preserve">GWM </w:t>
+            </w:r>
+            <w:r>
+              <w:rPr>
+                <w:rFonts w:hint="eastAsia"/>
+              </w:rPr>
+              <w:t xml:space="preserve">冻结模型</w:t>
+            </w:r>
+          </w:p>
+        </w:tc>
+        <w:tc>
+          <w:tcPr/>
+          <w:p>
+            <w:pPr>
+              <w:pStyle w:val="Compact"/>
+            </w:pPr>
+            <w:r>
+              <w:rPr>
+                <w:rFonts w:hint="eastAsia"/>
+              </w:rPr>
+              <w:t xml:space="preserve">五年事件训练后的模型制品</w:t>
+            </w:r>
+          </w:p>
+        </w:tc>
+        <w:tc>
+          <w:tcPr/>
+          <w:p>
+            <w:pPr>
+              <w:pStyle w:val="Compact"/>
+            </w:pPr>
+            <w:r>
+              <w:rPr>
+                <w:rFonts w:hint="eastAsia"/>
+              </w:rPr>
+              <w:t xml:space="preserve">否</w:t>
+            </w:r>
+          </w:p>
+        </w:tc>
+        <w:tc>
+          <w:tcPr/>
+          <w:p>
+            <w:pPr>
+              <w:pStyle w:val="Compact"/>
+            </w:pPr>
+            <w:r>
+              <w:rPr>
+                <w:rFonts w:hint="eastAsia"/>
+              </w:rPr>
               <w:t xml:space="preserve">通过</w:t>
             </w:r>
             <w:r>
@@ -3721,9 +4634,9 @@
         </w:tc>
       </w:tr>
     </w:tbl>
-    <w:bookmarkEnd w:id="21"/>
     <w:bookmarkEnd w:id="22"/>
-    <w:bookmarkStart w:id="25" w:name="阶段-1客户数据预检"/>
+    <w:bookmarkEnd w:id="23"/>
+    <w:bookmarkStart w:id="26" w:name="阶段-1客户数据预检"/>
     <w:p>
       <w:pPr>
         <w:pStyle w:val="Heading2"/>
@@ -3747,7 +4660,7 @@
         <w:t xml:space="preserve">1：客户数据预检</w:t>
       </w:r>
     </w:p>
-    <w:bookmarkStart w:id="23" w:name="环境变量"/>
+    <w:bookmarkStart w:id="24" w:name="环境变量"/>
     <w:p>
       <w:pPr>
         <w:pStyle w:val="Heading3"/>
@@ -3993,8 +4906,8 @@
         <w:t xml:space="preserve">linux/arm64</w:t>
       </w:r>
     </w:p>
-    <w:bookmarkEnd w:id="23"/>
-    <w:bookmarkStart w:id="24" w:name="运行预检"/>
+    <w:bookmarkEnd w:id="24"/>
+    <w:bookmarkStart w:id="25" w:name="运行预检"/>
     <w:p>
       <w:pPr>
         <w:pStyle w:val="Heading3"/>
@@ -4713,9 +5626,9 @@
         <w:t xml:space="preserve"> 2/3。</w:t>
       </w:r>
     </w:p>
-    <w:bookmarkEnd w:id="24"/>
     <w:bookmarkEnd w:id="25"/>
-    <w:bookmarkStart w:id="29" w:name="阶段-2全市一维-swmm-验证"/>
+    <w:bookmarkEnd w:id="26"/>
+    <w:bookmarkStart w:id="30" w:name="阶段-2全市一维-swmm-验证"/>
     <w:p>
       <w:pPr>
         <w:pStyle w:val="Heading2"/>
@@ -4748,7 +5661,7 @@
         <w:t xml:space="preserve">验证</w:t>
       </w:r>
     </w:p>
-    <w:bookmarkStart w:id="26" w:name="直接运行命令"/>
+    <w:bookmarkStart w:id="27" w:name="直接运行命令"/>
     <w:p>
       <w:pPr>
         <w:pStyle w:val="Heading3"/>
@@ -5277,8 +6190,8 @@
         <w:t xml:space="preserve">输出空间。</w:t>
       </w:r>
     </w:p>
-    <w:bookmarkEnd w:id="26"/>
-    <w:bookmarkStart w:id="27" w:name="本次实测结果"/>
+    <w:bookmarkEnd w:id="27"/>
+    <w:bookmarkStart w:id="28" w:name="本次实测结果"/>
     <w:p>
       <w:pPr>
         <w:pStyle w:val="Heading3"/>
@@ -5291,3045 +6204,6 @@
           <w:rFonts w:hint="eastAsia"/>
         </w:rPr>
         <w:t xml:space="preserve">本次实测结果</w:t>
-      </w:r>
-    </w:p>
-    <w:p>
-      <w:pPr>
-        <w:pStyle w:val="Compact"/>
-        <w:numPr>
-          <w:ilvl w:val="0"/>
-          <w:numId w:val="1002"/>
-        </w:numPr>
-      </w:pPr>
-      <w:r>
-        <w:rPr>
-          <w:rFonts w:hint="eastAsia"/>
-        </w:rPr>
-        <w:t xml:space="preserve">容器正常启动，SWMM</w:t>
-      </w:r>
-      <w:r>
-        <w:t xml:space="preserve"> </w:t>
-      </w:r>
-      <w:r>
-        <w:rPr>
-          <w:rFonts w:hint="eastAsia"/>
-        </w:rPr>
-        <w:t xml:space="preserve">可执行文件和挂载路径正常。</w:t>
-      </w:r>
-    </w:p>
-    <w:p>
-      <w:pPr>
-        <w:pStyle w:val="Compact"/>
-        <w:numPr>
-          <w:ilvl w:val="0"/>
-          <w:numId w:val="1002"/>
-        </w:numPr>
-      </w:pPr>
-      <w:r>
-        <w:t xml:space="preserve">/opt/swmm/bin/runswmm </w:t>
-      </w:r>
-      <w:r>
-        <w:rPr>
-          <w:rFonts w:hint="eastAsia"/>
-        </w:rPr>
-        <w:t xml:space="preserve">持续占用约一个</w:t>
-      </w:r>
-      <w:r>
-        <w:t xml:space="preserve"> CPU。</w:t>
-      </w:r>
-    </w:p>
-    <w:p>
-      <w:pPr>
-        <w:pStyle w:val="Compact"/>
-        <w:numPr>
-          <w:ilvl w:val="0"/>
-          <w:numId w:val="1002"/>
-        </w:numPr>
-      </w:pPr>
-      <w:r>
-        <w:rPr>
-          <w:rFonts w:hint="eastAsia"/>
-        </w:rPr>
-        <w:t xml:space="preserve">生成约</w:t>
-      </w:r>
-      <w:r>
-        <w:t xml:space="preserve"> 1.07 GB </w:t>
-      </w:r>
-      <w:r>
-        <w:rPr>
-          <w:rFonts w:hint="eastAsia"/>
-        </w:rPr>
-        <w:t xml:space="preserve">的部分</w:t>
-      </w:r>
-      <w:r>
-        <w:t xml:space="preserve"> .out </w:t>
-      </w:r>
-      <w:r>
-        <w:rPr>
-          <w:rFonts w:hint="eastAsia"/>
-        </w:rPr>
-        <w:t xml:space="preserve">和约</w:t>
-      </w:r>
-      <w:r>
-        <w:t xml:space="preserve"> 40 MB </w:t>
-      </w:r>
-      <w:r>
-        <w:rPr>
-          <w:rFonts w:hint="eastAsia"/>
-        </w:rPr>
-        <w:t xml:space="preserve">的</w:t>
-      </w:r>
-      <w:r>
-        <w:t xml:space="preserve"> .rpt。</w:t>
-      </w:r>
-    </w:p>
-    <w:p>
-      <w:pPr>
-        <w:pStyle w:val="Compact"/>
-        <w:numPr>
-          <w:ilvl w:val="0"/>
-          <w:numId w:val="1002"/>
-        </w:numPr>
-      </w:pPr>
-      <w:r>
-        <w:rPr>
-          <w:rFonts w:hint="eastAsia"/>
-        </w:rPr>
-        <w:t xml:space="preserve">达到</w:t>
-      </w:r>
-      <w:r>
-        <w:t xml:space="preserve"> 2700 </w:t>
-      </w:r>
-      <w:r>
-        <w:rPr>
-          <w:rFonts w:hint="eastAsia"/>
-        </w:rPr>
-        <w:t xml:space="preserve">秒时限，未完成全市计算。</w:t>
-      </w:r>
-    </w:p>
-    <w:p>
-      <w:pPr>
-        <w:pStyle w:val="Compact"/>
-        <w:numPr>
-          <w:ilvl w:val="0"/>
-          <w:numId w:val="1002"/>
-        </w:numPr>
-      </w:pPr>
-      <w:r>
-        <w:rPr>
-          <w:rFonts w:hint="eastAsia"/>
-        </w:rPr>
-        <w:t xml:space="preserve">没有证据表明镜像崩溃、动态库加载失败或数据挂载失败。</w:t>
-      </w:r>
-    </w:p>
-    <w:p>
-      <w:pPr>
-        <w:pStyle w:val="FirstParagraph"/>
-      </w:pPr>
-      <w:r>
-        <w:rPr>
-          <w:rFonts w:hint="eastAsia"/>
-        </w:rPr>
-        <w:t xml:space="preserve">验收表述必须是：</w:t>
-      </w:r>
-    </w:p>
-    <w:p>
-      <w:pPr>
-        <w:pStyle w:val="BlockText"/>
-      </w:pPr>
-      <w:r>
-        <w:rPr>
-          <w:rFonts w:hint="eastAsia"/>
-        </w:rPr>
-        <w:t xml:space="preserve">阶段</w:t>
-      </w:r>
-      <w:r>
-        <w:t xml:space="preserve"> 2 </w:t>
-      </w:r>
-      <w:r>
-        <w:rPr>
-          <w:rFonts w:hint="eastAsia"/>
-        </w:rPr>
-        <w:t xml:space="preserve">容器运行环境正常，但当前全市真实模型未在默认</w:t>
-      </w:r>
-      <w:r>
-        <w:t xml:space="preserve"> 2700 </w:t>
-      </w:r>
-      <w:r>
-        <w:rPr>
-          <w:rFonts w:hint="eastAsia"/>
-        </w:rPr>
-        <w:t xml:space="preserve">秒时限内完成；需延长超时后重新执行，并依据完整</w:t>
-      </w:r>
-      <w:r>
-        <w:t xml:space="preserve"> .rpt、.out </w:t>
-      </w:r>
-      <w:r>
-        <w:rPr>
-          <w:rFonts w:hint="eastAsia"/>
-        </w:rPr>
-        <w:t xml:space="preserve">和</w:t>
-      </w:r>
-      <w:r>
-        <w:t xml:space="preserve"> SWMM </w:t>
-      </w:r>
-      <w:r>
-        <w:rPr>
-          <w:rFonts w:hint="eastAsia"/>
-        </w:rPr>
-        <w:t xml:space="preserve">质量合同决定是否通过。</w:t>
-      </w:r>
-    </w:p>
-    <w:bookmarkEnd w:id="27"/>
-    <w:bookmarkStart w:id="28" w:name="输出检查"/>
-    <w:p>
-      <w:pPr>
-        <w:pStyle w:val="Heading3"/>
-      </w:pPr>
-      <w:r>
-        <w:t xml:space="preserve">7.3 </w:t>
-      </w:r>
-      <w:r>
-        <w:rPr>
-          <w:rFonts w:hint="eastAsia"/>
-        </w:rPr>
-        <w:t xml:space="preserve">输出检查</w:t>
-      </w:r>
-    </w:p>
-    <w:p>
-      <w:pPr>
-        <w:pStyle w:val="SourceCode"/>
-      </w:pPr>
-      <w:r>
-        <w:rPr>
-          <w:rStyle w:val="FunctionTok"/>
-        </w:rPr>
-        <w:t xml:space="preserve">ls</w:t>
-      </w:r>
-      <w:r>
-        <w:rPr>
-          <w:rStyle w:val="NormalTok"/>
-        </w:rPr>
-        <w:t xml:space="preserve"> </w:t>
-      </w:r>
-      <w:r>
-        <w:rPr>
-          <w:rStyle w:val="AttributeTok"/>
-        </w:rPr>
-        <w:t xml:space="preserve">-lh</w:t>
-      </w:r>
-      <w:r>
-        <w:rPr>
-          <w:rStyle w:val="NormalTok"/>
-        </w:rPr>
-        <w:t xml:space="preserve"> </w:t>
-      </w:r>
-      <w:r>
-        <w:rPr>
-          <w:rStyle w:val="StringTok"/>
-        </w:rPr>
-        <w:t xml:space="preserve">"</w:t>
-      </w:r>
-      <w:r>
-        <w:rPr>
-          <w:rStyle w:val="VariableTok"/>
-        </w:rPr>
-        <w:t xml:space="preserve">$ABU_DHABI_HYDRO_RUN_DIR</w:t>
-      </w:r>
-      <w:r>
-        <w:rPr>
-          <w:rStyle w:val="StringTok"/>
-        </w:rPr>
-        <w:t xml:space="preserve">/stage2-full-city-swmm"</w:t>
-      </w:r>
-      <w:r>
-        <w:br/>
-      </w:r>
-      <w:r>
-        <w:rPr>
-          <w:rStyle w:val="BuiltInTok"/>
-        </w:rPr>
-        <w:t xml:space="preserve">test</w:t>
-      </w:r>
-      <w:r>
-        <w:rPr>
-          <w:rStyle w:val="NormalTok"/>
-        </w:rPr>
-        <w:t xml:space="preserve"> </w:t>
-      </w:r>
-      <w:r>
-        <w:rPr>
-          <w:rStyle w:val="AttributeTok"/>
-        </w:rPr>
-        <w:t xml:space="preserve">-s</w:t>
-      </w:r>
-      <w:r>
-        <w:rPr>
-          <w:rStyle w:val="NormalTok"/>
-        </w:rPr>
-        <w:t xml:space="preserve"> </w:t>
-      </w:r>
-      <w:r>
-        <w:rPr>
-          <w:rStyle w:val="StringTok"/>
-        </w:rPr>
-        <w:t xml:space="preserve">"</w:t>
-      </w:r>
-      <w:r>
-        <w:rPr>
-          <w:rStyle w:val="VariableTok"/>
-        </w:rPr>
-        <w:t xml:space="preserve">$ABU_DHABI_HYDRO_RUN_DIR</w:t>
-      </w:r>
-      <w:r>
-        <w:rPr>
-          <w:rStyle w:val="StringTok"/>
-        </w:rPr>
-        <w:t xml:space="preserve">/stage2-full-city-swmm/abu_dhabi_city_full_topology.rpt"</w:t>
-      </w:r>
-      <w:r>
-        <w:br/>
-      </w:r>
-      <w:r>
-        <w:rPr>
-          <w:rStyle w:val="BuiltInTok"/>
-        </w:rPr>
-        <w:t xml:space="preserve">test</w:t>
-      </w:r>
-      <w:r>
-        <w:rPr>
-          <w:rStyle w:val="NormalTok"/>
-        </w:rPr>
-        <w:t xml:space="preserve"> </w:t>
-      </w:r>
-      <w:r>
-        <w:rPr>
-          <w:rStyle w:val="AttributeTok"/>
-        </w:rPr>
-        <w:t xml:space="preserve">-s</w:t>
-      </w:r>
-      <w:r>
-        <w:rPr>
-          <w:rStyle w:val="NormalTok"/>
-        </w:rPr>
-        <w:t xml:space="preserve"> </w:t>
-      </w:r>
-      <w:r>
-        <w:rPr>
-          <w:rStyle w:val="StringTok"/>
-        </w:rPr>
-        <w:t xml:space="preserve">"</w:t>
-      </w:r>
-      <w:r>
-        <w:rPr>
-          <w:rStyle w:val="VariableTok"/>
-        </w:rPr>
-        <w:t xml:space="preserve">$ABU_DHABI_HYDRO_RUN_DIR</w:t>
-      </w:r>
-      <w:r>
-        <w:rPr>
-          <w:rStyle w:val="StringTok"/>
-        </w:rPr>
-        <w:t xml:space="preserve">/stage2-full-city-swmm/abu_dhabi_city_full_topology.out"</w:t>
-      </w:r>
-    </w:p>
-    <w:p>
-      <w:pPr>
-        <w:pStyle w:val="FirstParagraph"/>
-      </w:pPr>
-      <w:r>
-        <w:rPr>
-          <w:rFonts w:hint="eastAsia"/>
-        </w:rPr>
-        <w:t xml:space="preserve">如果超时，保留</w:t>
-      </w:r>
-      <w:r>
-        <w:t xml:space="preserve"> stdout.log、stderr.log </w:t>
-      </w:r>
-      <w:r>
-        <w:rPr>
-          <w:rFonts w:hint="eastAsia"/>
-        </w:rPr>
-        <w:t xml:space="preserve">和部分输出用于诊断；不要把部分输出注册为完整计算结果。</w:t>
-      </w:r>
-    </w:p>
-    <w:bookmarkEnd w:id="28"/>
-    <w:bookmarkEnd w:id="29"/>
-    <w:bookmarkStart w:id="33" w:name="阶段-3二维水动力与耦合验证"/>
-    <w:p>
-      <w:pPr>
-        <w:pStyle w:val="Heading2"/>
-      </w:pPr>
-      <w:r>
-        <w:t xml:space="preserve">8. </w:t>
-      </w:r>
-      <w:r>
-        <w:rPr>
-          <w:rFonts w:hint="eastAsia"/>
-        </w:rPr>
-        <w:t xml:space="preserve">阶段</w:t>
-      </w:r>
-      <w:r>
-        <w:t xml:space="preserve"> </w:t>
-      </w:r>
-      <w:r>
-        <w:rPr>
-          <w:rFonts w:hint="eastAsia"/>
-        </w:rPr>
-        <w:t xml:space="preserve">3：二维水动力与耦合验证</w:t>
-      </w:r>
-    </w:p>
-    <w:p>
-      <w:pPr>
-        <w:pStyle w:val="FirstParagraph"/>
-      </w:pPr>
-      <w:r>
-        <w:rPr>
-          <w:rFonts w:hint="eastAsia"/>
-        </w:rPr>
-        <w:t xml:space="preserve">阶段</w:t>
-      </w:r>
-      <w:r>
-        <w:t xml:space="preserve"> 3 </w:t>
-      </w:r>
-      <w:r>
-        <w:rPr>
-          <w:rFonts w:hint="eastAsia"/>
-        </w:rPr>
-        <w:t xml:space="preserve">使用核心镜像中的</w:t>
-      </w:r>
-      <w:r>
-        <w:t xml:space="preserve"> ANUGA </w:t>
-      </w:r>
-      <w:r>
-        <w:rPr>
-          <w:rFonts w:hint="eastAsia"/>
-        </w:rPr>
-        <w:t xml:space="preserve">和耦合运行器。客户真实运行建议先执行</w:t>
-      </w:r>
-      <w:r>
-        <w:t xml:space="preserve"> 600 </w:t>
-      </w:r>
-      <w:r>
-        <w:rPr>
-          <w:rFonts w:hint="eastAsia"/>
-        </w:rPr>
-        <w:t xml:space="preserve">秒短验证，再决定是否提交完整城市时长。直接运行器消费已准备好的场景</w:t>
-      </w:r>
-      <w:r>
-        <w:t xml:space="preserve"> </w:t>
-      </w:r>
-      <w:r>
-        <w:rPr>
-          <w:rFonts w:hint="eastAsia"/>
-        </w:rPr>
-        <w:t xml:space="preserve">INP；Web</w:t>
-      </w:r>
-      <w:r>
-        <w:t xml:space="preserve"> </w:t>
-      </w:r>
-      <w:r>
-        <w:rPr>
-          <w:rFonts w:hint="eastAsia"/>
-        </w:rPr>
-        <w:t xml:space="preserve">阶段</w:t>
-      </w:r>
-      <w:r>
-        <w:t xml:space="preserve"> 3 API </w:t>
-      </w:r>
-      <w:r>
-        <w:rPr>
-          <w:rFonts w:hint="eastAsia"/>
-        </w:rPr>
-        <w:t xml:space="preserve">会在提交任务时创建</w:t>
-      </w:r>
-      <w:r>
-        <w:t xml:space="preserve"> run-local </w:t>
-      </w:r>
-      <w:r>
-        <w:rPr>
-          <w:rFonts w:hint="eastAsia"/>
-        </w:rPr>
-        <w:t xml:space="preserve">的</w:t>
-      </w:r>
-      <w:r>
-        <w:t xml:space="preserve"> coupled_scenario.inp。</w:t>
-      </w:r>
-    </w:p>
-    <w:bookmarkStart w:id="30" w:name="真实单向耦合"/>
-    <w:p>
-      <w:pPr>
-        <w:pStyle w:val="Heading3"/>
-      </w:pPr>
-      <w:r>
-        <w:t xml:space="preserve">8.1 </w:t>
-      </w:r>
-      <w:r>
-        <w:rPr>
-          <w:rFonts w:hint="eastAsia"/>
-        </w:rPr>
-        <w:t xml:space="preserve">真实单向耦合</w:t>
-      </w:r>
-    </w:p>
-    <w:p>
-      <w:pPr>
-        <w:pStyle w:val="SourceCode"/>
-      </w:pPr>
-      <w:r>
-        <w:rPr>
-          <w:rStyle w:val="ExtensionTok"/>
-        </w:rPr>
-        <w:t xml:space="preserve">docker</w:t>
-      </w:r>
-      <w:r>
-        <w:rPr>
-          <w:rStyle w:val="NormalTok"/>
-        </w:rPr>
-        <w:t xml:space="preserve"> run </w:t>
-      </w:r>
-      <w:r>
-        <w:rPr>
-          <w:rStyle w:val="AttributeTok"/>
-        </w:rPr>
-        <w:t xml:space="preserve">--rm</w:t>
-      </w:r>
-      <w:r>
-        <w:rPr>
-          <w:rStyle w:val="NormalTok"/>
-        </w:rPr>
-        <w:t xml:space="preserve"> </w:t>
-      </w:r>
-      <w:r>
-        <w:rPr>
-          <w:rStyle w:val="DataTypeTok"/>
-        </w:rPr>
-        <w:t xml:space="preserve">\</w:t>
-      </w:r>
-      <w:r>
-        <w:br/>
-      </w:r>
-      <w:r>
-        <w:rPr>
-          <w:rStyle w:val="NormalTok"/>
-        </w:rPr>
-        <w:t xml:space="preserve">  </w:t>
-      </w:r>
-      <w:r>
-        <w:rPr>
-          <w:rStyle w:val="AttributeTok"/>
-        </w:rPr>
-        <w:t xml:space="preserve">--pull</w:t>
-      </w:r>
-      <w:r>
-        <w:rPr>
-          <w:rStyle w:val="NormalTok"/>
-        </w:rPr>
-        <w:t xml:space="preserve"> never </w:t>
-      </w:r>
-      <w:r>
-        <w:rPr>
-          <w:rStyle w:val="DataTypeTok"/>
-        </w:rPr>
-        <w:t xml:space="preserve">\</w:t>
-      </w:r>
-      <w:r>
-        <w:br/>
-      </w:r>
-      <w:r>
-        <w:rPr>
-          <w:rStyle w:val="NormalTok"/>
-        </w:rPr>
-        <w:t xml:space="preserve">  </w:t>
-      </w:r>
-      <w:r>
-        <w:rPr>
-          <w:rStyle w:val="AttributeTok"/>
-        </w:rPr>
-        <w:t xml:space="preserve">--platform</w:t>
-      </w:r>
-      <w:r>
-        <w:rPr>
-          <w:rStyle w:val="NormalTok"/>
-        </w:rPr>
-        <w:t xml:space="preserve"> </w:t>
-      </w:r>
-      <w:r>
-        <w:rPr>
-          <w:rStyle w:val="StringTok"/>
-        </w:rPr>
-        <w:t xml:space="preserve">"</w:t>
-      </w:r>
-      <w:r>
-        <w:rPr>
-          <w:rStyle w:val="VariableTok"/>
-        </w:rPr>
-        <w:t xml:space="preserve">$PLATFORM</w:t>
-      </w:r>
-      <w:r>
-        <w:rPr>
-          <w:rStyle w:val="StringTok"/>
-        </w:rPr>
-        <w:t xml:space="preserve">"</w:t>
-      </w:r>
-      <w:r>
-        <w:rPr>
-          <w:rStyle w:val="NormalTok"/>
-        </w:rPr>
-        <w:t xml:space="preserve"> </w:t>
-      </w:r>
-      <w:r>
-        <w:rPr>
-          <w:rStyle w:val="DataTypeTok"/>
-        </w:rPr>
-        <w:t xml:space="preserve">\</w:t>
-      </w:r>
-      <w:r>
-        <w:br/>
-      </w:r>
-      <w:r>
-        <w:rPr>
-          <w:rStyle w:val="NormalTok"/>
-        </w:rPr>
-        <w:t xml:space="preserve">  </w:t>
-      </w:r>
-      <w:r>
-        <w:rPr>
-          <w:rStyle w:val="AttributeTok"/>
-        </w:rPr>
-        <w:t xml:space="preserve">--network</w:t>
-      </w:r>
-      <w:r>
-        <w:rPr>
-          <w:rStyle w:val="NormalTok"/>
-        </w:rPr>
-        <w:t xml:space="preserve"> none </w:t>
-      </w:r>
-      <w:r>
-        <w:rPr>
-          <w:rStyle w:val="DataTypeTok"/>
-        </w:rPr>
-        <w:t xml:space="preserve">\</w:t>
-      </w:r>
-      <w:r>
-        <w:br/>
-      </w:r>
-      <w:r>
-        <w:rPr>
-          <w:rStyle w:val="NormalTok"/>
-        </w:rPr>
-        <w:t xml:space="preserve">  </w:t>
-      </w:r>
-      <w:r>
-        <w:rPr>
-          <w:rStyle w:val="AttributeTok"/>
-        </w:rPr>
-        <w:t xml:space="preserve">--read-only</w:t>
-      </w:r>
-      <w:r>
-        <w:rPr>
-          <w:rStyle w:val="NormalTok"/>
-        </w:rPr>
-        <w:t xml:space="preserve"> </w:t>
-      </w:r>
-      <w:r>
-        <w:rPr>
-          <w:rStyle w:val="DataTypeTok"/>
-        </w:rPr>
-        <w:t xml:space="preserve">\</w:t>
-      </w:r>
-      <w:r>
-        <w:br/>
-      </w:r>
-      <w:r>
-        <w:rPr>
-          <w:rStyle w:val="NormalTok"/>
-        </w:rPr>
-        <w:t xml:space="preserve">  </w:t>
-      </w:r>
-      <w:r>
-        <w:rPr>
-          <w:rStyle w:val="AttributeTok"/>
-        </w:rPr>
-        <w:t xml:space="preserve">--tmpfs</w:t>
-      </w:r>
-      <w:r>
-        <w:rPr>
-          <w:rStyle w:val="NormalTok"/>
-        </w:rPr>
-        <w:t xml:space="preserve"> /tmp:size=512m,mode=1777 </w:t>
-      </w:r>
-      <w:r>
-        <w:rPr>
-          <w:rStyle w:val="DataTypeTok"/>
-        </w:rPr>
-        <w:t xml:space="preserve">\</w:t>
-      </w:r>
-      <w:r>
-        <w:br/>
-      </w:r>
-      <w:r>
-        <w:rPr>
-          <w:rStyle w:val="NormalTok"/>
-        </w:rPr>
-        <w:t xml:space="preserve">  </w:t>
-      </w:r>
-      <w:r>
-        <w:rPr>
-          <w:rStyle w:val="AttributeTok"/>
-        </w:rPr>
-        <w:t xml:space="preserve">--mount</w:t>
-      </w:r>
-      <w:r>
-        <w:rPr>
-          <w:rStyle w:val="NormalTok"/>
-        </w:rPr>
-        <w:t xml:space="preserve"> type=bind,src=</w:t>
-      </w:r>
-      <w:r>
-        <w:rPr>
-          <w:rStyle w:val="StringTok"/>
-        </w:rPr>
-        <w:t xml:space="preserve">"</w:t>
-      </w:r>
-      <w:r>
-        <w:rPr>
-          <w:rStyle w:val="VariableTok"/>
-        </w:rPr>
-        <w:t xml:space="preserve">$ABU_DHABI_HYDRO_INPUT_DIR</w:t>
-      </w:r>
-      <w:r>
-        <w:rPr>
-          <w:rStyle w:val="StringTok"/>
-        </w:rPr>
-        <w:t xml:space="preserve">"</w:t>
-      </w:r>
-      <w:r>
-        <w:rPr>
-          <w:rStyle w:val="NormalTok"/>
-        </w:rPr>
-        <w:t xml:space="preserve">,dst=/data/input,readonly </w:t>
-      </w:r>
-      <w:r>
-        <w:rPr>
-          <w:rStyle w:val="DataTypeTok"/>
-        </w:rPr>
-        <w:t xml:space="preserve">\</w:t>
-      </w:r>
-      <w:r>
-        <w:br/>
-      </w:r>
-      <w:r>
-        <w:rPr>
-          <w:rStyle w:val="NormalTok"/>
-        </w:rPr>
-        <w:t xml:space="preserve">  </w:t>
-      </w:r>
-      <w:r>
-        <w:rPr>
-          <w:rStyle w:val="AttributeTok"/>
-        </w:rPr>
-        <w:t xml:space="preserve">--mount</w:t>
-      </w:r>
-      <w:r>
-        <w:rPr>
-          <w:rStyle w:val="NormalTok"/>
-        </w:rPr>
-        <w:t xml:space="preserve"> type=bind,src=</w:t>
-      </w:r>
-      <w:r>
-        <w:rPr>
-          <w:rStyle w:val="StringTok"/>
-        </w:rPr>
-        <w:t xml:space="preserve">"</w:t>
-      </w:r>
-      <w:r>
-        <w:rPr>
-          <w:rStyle w:val="VariableTok"/>
-        </w:rPr>
-        <w:t xml:space="preserve">$ABU_DHABI_HYDRO_RUN_DIR</w:t>
-      </w:r>
-      <w:r>
-        <w:rPr>
-          <w:rStyle w:val="StringTok"/>
-        </w:rPr>
-        <w:t xml:space="preserve">"</w:t>
-      </w:r>
-      <w:r>
-        <w:rPr>
-          <w:rStyle w:val="NormalTok"/>
-        </w:rPr>
-        <w:t xml:space="preserve">,dst=/data/runs </w:t>
-      </w:r>
-      <w:r>
-        <w:rPr>
-          <w:rStyle w:val="DataTypeTok"/>
-        </w:rPr>
-        <w:t xml:space="preserve">\</w:t>
-      </w:r>
-      <w:r>
-        <w:br/>
-      </w:r>
-      <w:r>
-        <w:rPr>
-          <w:rStyle w:val="NormalTok"/>
-        </w:rPr>
-        <w:t xml:space="preserve">  </w:t>
-      </w:r>
-      <w:r>
-        <w:rPr>
-          <w:rStyle w:val="AttributeTok"/>
-        </w:rPr>
-        <w:t xml:space="preserve">--entrypoint</w:t>
-      </w:r>
-      <w:r>
-        <w:rPr>
-          <w:rStyle w:val="NormalTok"/>
-        </w:rPr>
-        <w:t xml:space="preserve"> python </w:t>
-      </w:r>
-      <w:r>
-        <w:rPr>
-          <w:rStyle w:val="DataTypeTok"/>
-        </w:rPr>
-        <w:t xml:space="preserve">\</w:t>
-      </w:r>
-      <w:r>
-        <w:br/>
-      </w:r>
-      <w:r>
-        <w:rPr>
-          <w:rStyle w:val="NormalTok"/>
-        </w:rPr>
-        <w:t xml:space="preserve">  </w:t>
-      </w:r>
-      <w:r>
-        <w:rPr>
-          <w:rStyle w:val="StringTok"/>
-        </w:rPr>
-        <w:t xml:space="preserve">"</w:t>
-      </w:r>
-      <w:r>
-        <w:rPr>
-          <w:rStyle w:val="VariableTok"/>
-        </w:rPr>
-        <w:t xml:space="preserve">$CORE_IMAGE</w:t>
-      </w:r>
-      <w:r>
-        <w:rPr>
-          <w:rStyle w:val="StringTok"/>
-        </w:rPr>
-        <w:t xml:space="preserve">"</w:t>
-      </w:r>
-      <w:r>
-        <w:rPr>
-          <w:rStyle w:val="NormalTok"/>
-        </w:rPr>
-        <w:t xml:space="preserve"> </w:t>
-      </w:r>
-      <w:r>
-        <w:rPr>
-          <w:rStyle w:val="DataTypeTok"/>
-        </w:rPr>
-        <w:t xml:space="preserve">\</w:t>
-      </w:r>
-      <w:r>
-        <w:br/>
-      </w:r>
-      <w:r>
-        <w:rPr>
-          <w:rStyle w:val="NormalTok"/>
-        </w:rPr>
-        <w:t xml:space="preserve">  /app/scripts/run_abu_dhabi_swmm_anuga_bidirectional_pilot.py </w:t>
-      </w:r>
-      <w:r>
-        <w:rPr>
-          <w:rStyle w:val="DataTypeTok"/>
-        </w:rPr>
-        <w:t xml:space="preserve">\</w:t>
-      </w:r>
-      <w:r>
-        <w:br/>
-      </w:r>
-      <w:r>
-        <w:rPr>
-          <w:rStyle w:val="NormalTok"/>
-        </w:rPr>
-        <w:t xml:space="preserve">  </w:t>
-      </w:r>
-      <w:r>
-        <w:rPr>
-          <w:rStyle w:val="AttributeTok"/>
-        </w:rPr>
-        <w:t xml:space="preserve">--swmm-inp</w:t>
-      </w:r>
-      <w:r>
-        <w:rPr>
-          <w:rStyle w:val="NormalTok"/>
-        </w:rPr>
-        <w:t xml:space="preserve"> /data/input/swmm/abu_dhabi_city_full_topology.inp </w:t>
-      </w:r>
-      <w:r>
-        <w:rPr>
-          <w:rStyle w:val="DataTypeTok"/>
-        </w:rPr>
-        <w:t xml:space="preserve">\</w:t>
-      </w:r>
-      <w:r>
-        <w:br/>
-      </w:r>
-      <w:r>
-        <w:rPr>
-          <w:rStyle w:val="NormalTok"/>
-        </w:rPr>
-        <w:t xml:space="preserve">  </w:t>
-      </w:r>
-      <w:r>
-        <w:rPr>
-          <w:rStyle w:val="AttributeTok"/>
-        </w:rPr>
-        <w:t xml:space="preserve">--swmm-library</w:t>
-      </w:r>
-      <w:r>
-        <w:rPr>
-          <w:rStyle w:val="NormalTok"/>
-        </w:rPr>
-        <w:t xml:space="preserve"> /opt/swmm/lib/libswmm5.so </w:t>
-      </w:r>
-      <w:r>
-        <w:rPr>
-          <w:rStyle w:val="DataTypeTok"/>
-        </w:rPr>
-        <w:t xml:space="preserve">\</w:t>
-      </w:r>
-      <w:r>
-        <w:br/>
-      </w:r>
-      <w:r>
-        <w:rPr>
-          <w:rStyle w:val="NormalTok"/>
-        </w:rPr>
-        <w:t xml:space="preserve">  </w:t>
-      </w:r>
-      <w:r>
-        <w:rPr>
-          <w:rStyle w:val="AttributeTok"/>
-        </w:rPr>
-        <w:t xml:space="preserve">--grid</w:t>
-      </w:r>
-      <w:r>
-        <w:rPr>
-          <w:rStyle w:val="NormalTok"/>
-        </w:rPr>
-        <w:t xml:space="preserve"> /data/input/surface/terrain_grid_250m.npz </w:t>
-      </w:r>
-      <w:r>
-        <w:rPr>
-          <w:rStyle w:val="DataTypeTok"/>
-        </w:rPr>
-        <w:t xml:space="preserve">\</w:t>
-      </w:r>
-      <w:r>
-        <w:br/>
-      </w:r>
-      <w:r>
-        <w:rPr>
-          <w:rStyle w:val="NormalTok"/>
-        </w:rPr>
-        <w:t xml:space="preserve">  </w:t>
-      </w:r>
-      <w:r>
-        <w:rPr>
-          <w:rStyle w:val="AttributeTok"/>
-        </w:rPr>
-        <w:t xml:space="preserve">--bindings</w:t>
-      </w:r>
-      <w:r>
-        <w:rPr>
-          <w:rStyle w:val="NormalTok"/>
-        </w:rPr>
-        <w:t xml:space="preserve"> /data/input/coupling/interface_bindings.jsonl.gz </w:t>
-      </w:r>
-      <w:r>
-        <w:rPr>
-          <w:rStyle w:val="DataTypeTok"/>
-        </w:rPr>
-        <w:t xml:space="preserve">\</w:t>
-      </w:r>
-      <w:r>
-        <w:br/>
-      </w:r>
-      <w:r>
-        <w:rPr>
-          <w:rStyle w:val="NormalTok"/>
-        </w:rPr>
-        <w:t xml:space="preserve">  </w:t>
-      </w:r>
-      <w:r>
-        <w:rPr>
-          <w:rStyle w:val="AttributeTok"/>
-        </w:rPr>
-        <w:t xml:space="preserve">--output</w:t>
-      </w:r>
-      <w:r>
-        <w:rPr>
-          <w:rStyle w:val="NormalTok"/>
-        </w:rPr>
-        <w:t xml:space="preserve"> /data/runs/stage3-real-one-way-600s </w:t>
-      </w:r>
-      <w:r>
-        <w:rPr>
-          <w:rStyle w:val="DataTypeTok"/>
-        </w:rPr>
-        <w:t xml:space="preserve">\</w:t>
-      </w:r>
-      <w:r>
-        <w:br/>
-      </w:r>
-      <w:r>
-        <w:rPr>
-          <w:rStyle w:val="NormalTok"/>
-        </w:rPr>
-        <w:t xml:space="preserve">  </w:t>
-      </w:r>
-      <w:r>
-        <w:rPr>
-          <w:rStyle w:val="AttributeTok"/>
-        </w:rPr>
-        <w:t xml:space="preserve">--duration-seconds</w:t>
-      </w:r>
-      <w:r>
-        <w:rPr>
-          <w:rStyle w:val="NormalTok"/>
-        </w:rPr>
-        <w:t xml:space="preserve"> 600 </w:t>
-      </w:r>
-      <w:r>
-        <w:rPr>
-          <w:rStyle w:val="DataTypeTok"/>
-        </w:rPr>
-        <w:t xml:space="preserve">\</w:t>
-      </w:r>
-      <w:r>
-        <w:br/>
-      </w:r>
-      <w:r>
-        <w:rPr>
-          <w:rStyle w:val="NormalTok"/>
-        </w:rPr>
-        <w:t xml:space="preserve">  </w:t>
-      </w:r>
-      <w:r>
-        <w:rPr>
-          <w:rStyle w:val="AttributeTok"/>
-        </w:rPr>
-        <w:t xml:space="preserve">--window-seconds</w:t>
-      </w:r>
-      <w:r>
-        <w:rPr>
-          <w:rStyle w:val="NormalTok"/>
-        </w:rPr>
-        <w:t xml:space="preserve"> 300 </w:t>
-      </w:r>
-      <w:r>
-        <w:rPr>
-          <w:rStyle w:val="DataTypeTok"/>
-        </w:rPr>
-        <w:t xml:space="preserve">\</w:t>
-      </w:r>
-      <w:r>
-        <w:br/>
-      </w:r>
-      <w:r>
-        <w:rPr>
-          <w:rStyle w:val="NormalTok"/>
-        </w:rPr>
-        <w:t xml:space="preserve">  </w:t>
-      </w:r>
-      <w:r>
-        <w:rPr>
-          <w:rStyle w:val="AttributeTok"/>
-        </w:rPr>
-        <w:t xml:space="preserve">--coupling-mode</w:t>
-      </w:r>
-      <w:r>
-        <w:rPr>
-          <w:rStyle w:val="NormalTok"/>
-        </w:rPr>
-        <w:t xml:space="preserve"> one_way_swmm_to_anuga </w:t>
-      </w:r>
-      <w:r>
-        <w:rPr>
-          <w:rStyle w:val="DataTypeTok"/>
-        </w:rPr>
-        <w:t xml:space="preserve">\</w:t>
-      </w:r>
-      <w:r>
-        <w:br/>
-      </w:r>
-      <w:r>
-        <w:rPr>
-          <w:rStyle w:val="NormalTok"/>
-        </w:rPr>
-        <w:t xml:space="preserve">  </w:t>
-      </w:r>
-      <w:r>
-        <w:rPr>
-          <w:rStyle w:val="AttributeTok"/>
-        </w:rPr>
-        <w:t xml:space="preserve">--binding-limit</w:t>
-      </w:r>
-      <w:r>
-        <w:rPr>
-          <w:rStyle w:val="NormalTok"/>
-        </w:rPr>
-        <w:t xml:space="preserve"> 1000 </w:t>
-      </w:r>
-      <w:r>
-        <w:rPr>
-          <w:rStyle w:val="DataTypeTok"/>
-        </w:rPr>
-        <w:t xml:space="preserve">\</w:t>
-      </w:r>
-      <w:r>
-        <w:br/>
-      </w:r>
-      <w:r>
-        <w:rPr>
-          <w:rStyle w:val="NormalTok"/>
-        </w:rPr>
-        <w:t xml:space="preserve">  </w:t>
-      </w:r>
-      <w:r>
-        <w:rPr>
-          <w:rStyle w:val="AttributeTok"/>
-        </w:rPr>
-        <w:t xml:space="preserve">--interface-detail-limit</w:t>
-      </w:r>
-      <w:r>
-        <w:rPr>
-          <w:rStyle w:val="NormalTok"/>
-        </w:rPr>
-        <w:t xml:space="preserve"> 1000 </w:t>
-      </w:r>
-      <w:r>
-        <w:rPr>
-          <w:rStyle w:val="DataTypeTok"/>
-        </w:rPr>
-        <w:t xml:space="preserve">\</w:t>
-      </w:r>
-      <w:r>
-        <w:br/>
-      </w:r>
-      <w:r>
-        <w:rPr>
-          <w:rStyle w:val="NormalTok"/>
-        </w:rPr>
-        <w:t xml:space="preserve">  </w:t>
-      </w:r>
-      <w:r>
-        <w:rPr>
-          <w:rStyle w:val="AttributeTok"/>
-        </w:rPr>
-        <w:t xml:space="preserve">--run-id</w:t>
-      </w:r>
-      <w:r>
-        <w:rPr>
-          <w:rStyle w:val="NormalTok"/>
-        </w:rPr>
-        <w:t xml:space="preserve"> container-real-one-way-600s </w:t>
-      </w:r>
-      <w:r>
-        <w:rPr>
-          <w:rStyle w:val="DataTypeTok"/>
-        </w:rPr>
-        <w:t xml:space="preserve">\</w:t>
-      </w:r>
-      <w:r>
-        <w:br/>
-      </w:r>
-      <w:r>
-        <w:rPr>
-          <w:rStyle w:val="NormalTok"/>
-        </w:rPr>
-        <w:t xml:space="preserve">  </w:t>
-      </w:r>
-      <w:r>
-        <w:rPr>
-          <w:rStyle w:val="AttributeTok"/>
-        </w:rPr>
-        <w:t xml:space="preserve">--quiet</w:t>
-      </w:r>
-    </w:p>
-    <w:p>
-      <w:pPr>
-        <w:pStyle w:val="FirstParagraph"/>
-      </w:pPr>
-      <w:r>
-        <w:rPr>
-          <w:rFonts w:hint="eastAsia"/>
-        </w:rPr>
-        <w:t xml:space="preserve">预期输出：</w:t>
-      </w:r>
-    </w:p>
-    <w:p>
-      <w:pPr>
-        <w:pStyle w:val="SourceCode"/>
-      </w:pPr>
-      <w:r>
-        <w:rPr>
-          <w:rStyle w:val="VerbatimChar"/>
-        </w:rPr>
-        <w:t xml:space="preserve">bidirectional_coupling_receipt.json</w:t>
-      </w:r>
-      <w:r>
-        <w:br/>
-      </w:r>
-      <w:r>
-        <w:rPr>
-          <w:rStyle w:val="VerbatimChar"/>
-        </w:rPr>
-        <w:t xml:space="preserve">delivery_summary.json</w:t>
-      </w:r>
-      <w:r>
-        <w:br/>
-      </w:r>
-      <w:r>
-        <w:rPr>
-          <w:rStyle w:val="VerbatimChar"/>
-        </w:rPr>
-        <w:t xml:space="preserve">maximum_depth_wgs84.geojson</w:t>
-      </w:r>
-      <w:r>
-        <w:br/>
-      </w:r>
-      <w:r>
-        <w:rPr>
-          <w:rStyle w:val="VerbatimChar"/>
-        </w:rPr>
-        <w:t xml:space="preserve">temporal_snapshots/manifest.json</w:t>
-      </w:r>
-      <w:r>
-        <w:br/>
-      </w:r>
-      <w:r>
-        <w:rPr>
-          <w:rStyle w:val="VerbatimChar"/>
-        </w:rPr>
-        <w:t xml:space="preserve">abu_dhabi_swmm_anuga_bidirectional_pilot.sww</w:t>
-      </w:r>
-      <w:r>
-        <w:br/>
-      </w:r>
-      <w:r>
-        <w:rPr>
-          <w:rStyle w:val="VerbatimChar"/>
-        </w:rPr>
-        <w:t xml:space="preserve">swmm_dynamic.out</w:t>
-      </w:r>
-      <w:r>
-        <w:br/>
-      </w:r>
-      <w:r>
-        <w:rPr>
-          <w:rStyle w:val="VerbatimChar"/>
-        </w:rPr>
-        <w:t xml:space="preserve">swmm_dynamic.rpt</w:t>
-      </w:r>
-    </w:p>
-    <w:p>
-      <w:pPr>
-        <w:pStyle w:val="FirstParagraph"/>
-      </w:pPr>
-      <w:r>
-        <w:rPr>
-          <w:rFonts w:hint="eastAsia"/>
-        </w:rPr>
-        <w:t xml:space="preserve">本次</w:t>
-      </w:r>
-      <w:r>
-        <w:t xml:space="preserve"> ARM64 </w:t>
-      </w:r>
-      <w:r>
-        <w:rPr>
-          <w:rFonts w:hint="eastAsia"/>
-        </w:rPr>
-        <w:t xml:space="preserve">和</w:t>
-      </w:r>
-      <w:r>
-        <w:t xml:space="preserve"> AMD64 </w:t>
-      </w:r>
-      <w:r>
-        <w:rPr>
-          <w:rFonts w:hint="eastAsia"/>
-        </w:rPr>
-        <w:t xml:space="preserve">均完成，两个</w:t>
-      </w:r>
-      <w:r>
-        <w:t xml:space="preserve"> 300 </w:t>
-      </w:r>
-      <w:r>
-        <w:rPr>
-          <w:rFonts w:hint="eastAsia"/>
-        </w:rPr>
-        <w:t xml:space="preserve">秒交换窗口均有记录，quality_passed=true。结果属于诊断性</w:t>
-      </w:r>
-      <w:r>
-        <w:t xml:space="preserve"> coupled </w:t>
-      </w:r>
-      <w:r>
-        <w:rPr>
-          <w:rFonts w:hint="eastAsia"/>
-        </w:rPr>
-        <w:t xml:space="preserve">run，不能自动解释为工程准入结果。</w:t>
-      </w:r>
-    </w:p>
-    <w:bookmarkEnd w:id="30"/>
-    <w:bookmarkStart w:id="31" w:name="真实双向耦合"/>
-    <w:p>
-      <w:pPr>
-        <w:pStyle w:val="Heading3"/>
-      </w:pPr>
-      <w:r>
-        <w:t xml:space="preserve">8.2 </w:t>
-      </w:r>
-      <w:r>
-        <w:rPr>
-          <w:rFonts w:hint="eastAsia"/>
-        </w:rPr>
-        <w:t xml:space="preserve">真实双向耦合</w:t>
-      </w:r>
-    </w:p>
-    <w:p>
-      <w:pPr>
-        <w:pStyle w:val="FirstParagraph"/>
-      </w:pPr>
-      <w:r>
-        <w:rPr>
-          <w:rFonts w:hint="eastAsia"/>
-        </w:rPr>
-        <w:t xml:space="preserve">将上面命令的输出目录、耦合模式和</w:t>
-      </w:r>
-      <w:r>
-        <w:t xml:space="preserve"> run ID </w:t>
-      </w:r>
-      <w:r>
-        <w:rPr>
-          <w:rFonts w:hint="eastAsia"/>
-        </w:rPr>
-        <w:t xml:space="preserve">替换为：</w:t>
-      </w:r>
-    </w:p>
-    <w:p>
-      <w:pPr>
-        <w:pStyle w:val="SourceCode"/>
-      </w:pPr>
-      <w:r>
-        <w:rPr>
-          <w:rStyle w:val="NormalTok"/>
-        </w:rPr>
-        <w:t xml:space="preserve">  </w:t>
-      </w:r>
-      <w:r>
-        <w:rPr>
-          <w:rStyle w:val="ExtensionTok"/>
-        </w:rPr>
-        <w:t xml:space="preserve">--output</w:t>
-      </w:r>
-      <w:r>
-        <w:rPr>
-          <w:rStyle w:val="NormalTok"/>
-        </w:rPr>
-        <w:t xml:space="preserve"> /data/runs/stage3-real-two-way-600s </w:t>
-      </w:r>
-      <w:r>
-        <w:rPr>
-          <w:rStyle w:val="DataTypeTok"/>
-        </w:rPr>
-        <w:t xml:space="preserve">\</w:t>
-      </w:r>
-      <w:r>
-        <w:br/>
-      </w:r>
-      <w:r>
-        <w:rPr>
-          <w:rStyle w:val="NormalTok"/>
-        </w:rPr>
-        <w:t xml:space="preserve">  </w:t>
-      </w:r>
-      <w:r>
-        <w:rPr>
-          <w:rStyle w:val="AttributeTok"/>
-        </w:rPr>
-        <w:t xml:space="preserve">--coupling-mode</w:t>
-      </w:r>
-      <w:r>
-        <w:rPr>
-          <w:rStyle w:val="NormalTok"/>
-        </w:rPr>
-        <w:t xml:space="preserve"> two_way_swmm_anuga </w:t>
-      </w:r>
-      <w:r>
-        <w:rPr>
-          <w:rStyle w:val="DataTypeTok"/>
-        </w:rPr>
-        <w:t xml:space="preserve">\</w:t>
-      </w:r>
-      <w:r>
-        <w:br/>
-      </w:r>
-      <w:r>
-        <w:rPr>
-          <w:rStyle w:val="NormalTok"/>
-        </w:rPr>
-        <w:t xml:space="preserve">  </w:t>
-      </w:r>
-      <w:r>
-        <w:rPr>
-          <w:rStyle w:val="AttributeTok"/>
-        </w:rPr>
-        <w:t xml:space="preserve">--run-id</w:t>
-      </w:r>
-      <w:r>
-        <w:rPr>
-          <w:rStyle w:val="NormalTok"/>
-        </w:rPr>
-        <w:t xml:space="preserve"> container-real-two-way-600s</w:t>
-      </w:r>
-    </w:p>
-    <w:p>
-      <w:pPr>
-        <w:pStyle w:val="FirstParagraph"/>
-      </w:pPr>
-      <w:r>
-        <w:rPr>
-          <w:rFonts w:hint="eastAsia"/>
-        </w:rPr>
-        <w:t xml:space="preserve">本次</w:t>
-      </w:r>
-      <w:r>
-        <w:t xml:space="preserve"> ARM64 </w:t>
-      </w:r>
-      <w:r>
-        <w:rPr>
-          <w:rFonts w:hint="eastAsia"/>
-        </w:rPr>
-        <w:t xml:space="preserve">和</w:t>
-      </w:r>
-      <w:r>
-        <w:t xml:space="preserve"> AMD64 </w:t>
-      </w:r>
-      <w:r>
-        <w:rPr>
-          <w:rFonts w:hint="eastAsia"/>
-        </w:rPr>
-        <w:t xml:space="preserve">均能完成计算，但质量门失败：</w:t>
-      </w:r>
-    </w:p>
-    <w:p>
-      <w:pPr>
-        <w:pStyle w:val="SourceCode"/>
-      </w:pPr>
-      <w:r>
-        <w:rPr>
-          <w:rStyle w:val="VerbatimChar"/>
-        </w:rPr>
-        <w:t xml:space="preserve">quality_passed=false</w:t>
-      </w:r>
-      <w:r>
-        <w:br/>
-      </w:r>
-      <w:r>
-        <w:rPr>
-          <w:rStyle w:val="VerbatimChar"/>
-          <w:rFonts w:hint="eastAsia"/>
-        </w:rPr>
-        <w:t xml:space="preserve">第一个窗口：通过</w:t>
-      </w:r>
-      <w:r>
-        <w:br/>
-      </w:r>
-      <w:r>
-        <w:rPr>
-          <w:rStyle w:val="VerbatimChar"/>
-          <w:rFonts w:hint="eastAsia"/>
-        </w:rPr>
-        <w:t xml:space="preserve">第二个窗口：失败</w:t>
-      </w:r>
-      <w:r>
-        <w:br/>
-      </w:r>
-      <w:r>
-        <w:rPr>
-          <w:rStyle w:val="VerbatimChar"/>
-          <w:rFonts w:hint="eastAsia"/>
-        </w:rPr>
-        <w:t xml:space="preserve">总质量残差：约</w:t>
-      </w:r>
-      <w:r>
-        <w:rPr>
-          <w:rStyle w:val="VerbatimChar"/>
-        </w:rPr>
-        <w:t xml:space="preserve"> -6.95e-11 </w:t>
-      </w:r>
-      <w:r>
-        <w:rPr>
-          <w:rStyle w:val="VerbatimChar"/>
-          <w:rFonts w:hint="eastAsia"/>
-        </w:rPr>
-        <w:t xml:space="preserve">m³（接近零）</w:t>
-      </w:r>
-      <w:r>
-        <w:br/>
-      </w:r>
-      <w:r>
-        <w:rPr>
-          <w:rStyle w:val="VerbatimChar"/>
-          <w:rFonts w:hint="eastAsia"/>
-        </w:rPr>
-        <w:t xml:space="preserve">请求有符号交换量：95,696.097</w:t>
-      </w:r>
-      <w:r>
-        <w:rPr>
-          <w:rStyle w:val="VerbatimChar"/>
-        </w:rPr>
-        <w:t xml:space="preserve"> m³</w:t>
-      </w:r>
-      <w:r>
-        <w:br/>
-      </w:r>
-      <w:r>
-        <w:rPr>
-          <w:rStyle w:val="VerbatimChar"/>
-          <w:rFonts w:hint="eastAsia"/>
-        </w:rPr>
-        <w:t xml:space="preserve">实际施加有符号交换量：108,743.571</w:t>
-      </w:r>
-      <w:r>
-        <w:rPr>
-          <w:rStyle w:val="VerbatimChar"/>
-        </w:rPr>
-        <w:t xml:space="preserve"> m³</w:t>
-      </w:r>
-      <w:r>
-        <w:br/>
-      </w:r>
-      <w:r>
-        <w:rPr>
-          <w:rStyle w:val="VerbatimChar"/>
-          <w:rFonts w:hint="eastAsia"/>
-        </w:rPr>
-        <w:t xml:space="preserve">差值：13,047.474</w:t>
-      </w:r>
-      <w:r>
-        <w:rPr>
-          <w:rStyle w:val="VerbatimChar"/>
-        </w:rPr>
-        <w:t xml:space="preserve"> m³</w:t>
-      </w:r>
-      <w:r>
-        <w:br/>
-      </w:r>
-      <w:r>
-        <w:rPr>
-          <w:rStyle w:val="VerbatimChar"/>
-          <w:rFonts w:hint="eastAsia"/>
-        </w:rPr>
-        <w:t xml:space="preserve">相对偏差：0.1199838654（约</w:t>
-      </w:r>
-      <w:r>
-        <w:rPr>
-          <w:rStyle w:val="VerbatimChar"/>
-        </w:rPr>
-        <w:t xml:space="preserve"> </w:t>
-      </w:r>
-      <w:r>
-        <w:rPr>
-          <w:rStyle w:val="VerbatimChar"/>
-          <w:rFonts w:hint="eastAsia"/>
-        </w:rPr>
-        <w:t xml:space="preserve">12%）</w:t>
-      </w:r>
-    </w:p>
-    <w:p>
-      <w:pPr>
-        <w:pStyle w:val="FirstParagraph"/>
-      </w:pPr>
-      <w:r>
-        <w:rPr>
-          <w:rFonts w:hint="eastAsia"/>
-        </w:rPr>
-        <w:t xml:space="preserve">初步定位为多个</w:t>
-      </w:r>
-      <w:r>
-        <w:t xml:space="preserve"> SWMM </w:t>
-      </w:r>
-      <w:r>
-        <w:rPr>
-          <w:rFonts w:hint="eastAsia"/>
-        </w:rPr>
-        <w:t xml:space="preserve">接口绑定到同一</w:t>
-      </w:r>
-      <w:r>
-        <w:t xml:space="preserve"> ANUGA </w:t>
-      </w:r>
-      <w:r>
-        <w:rPr>
-          <w:rFonts w:hint="eastAsia"/>
-        </w:rPr>
-        <w:t xml:space="preserve">cell；当前</w:t>
-      </w:r>
-      <w:r>
-        <w:t xml:space="preserve"> _bounded_head_rate() </w:t>
-      </w:r>
-      <w:r>
-        <w:rPr>
-          <w:rFonts w:hint="eastAsia"/>
-        </w:rPr>
-        <w:t xml:space="preserve">对每个接口分别使用同一</w:t>
-      </w:r>
-      <w:r>
-        <w:t xml:space="preserve"> cell </w:t>
-      </w:r>
-      <w:r>
-        <w:rPr>
-          <w:rFonts w:hint="eastAsia"/>
-        </w:rPr>
-        <w:t xml:space="preserve">的可用水量，接口汇总后可能超过该</w:t>
-      </w:r>
-      <w:r>
-        <w:t xml:space="preserve"> cell </w:t>
-      </w:r>
-      <w:r>
-        <w:rPr>
-          <w:rFonts w:hint="eastAsia"/>
-        </w:rPr>
-        <w:t xml:space="preserve">可排出的实际水量，随后被</w:t>
-      </w:r>
-      <w:r>
-        <w:t xml:space="preserve"> ANUGA </w:t>
-      </w:r>
-      <w:r>
-        <w:rPr>
-          <w:rFonts w:hint="eastAsia"/>
-        </w:rPr>
-        <w:t xml:space="preserve">截断。当前质量门比较“请求量”和“施加量”，因此失败。问题与</w:t>
-      </w:r>
-      <w:r>
-        <w:t xml:space="preserve"> ARM64/AMD64 </w:t>
-      </w:r>
-      <w:r>
-        <w:rPr>
-          <w:rFonts w:hint="eastAsia"/>
-        </w:rPr>
-        <w:t xml:space="preserve">架构无关。</w:t>
-      </w:r>
-    </w:p>
-    <w:p>
-      <w:pPr>
-        <w:pStyle w:val="BodyText"/>
-      </w:pPr>
-      <w:r>
-        <w:rPr>
-          <w:rFonts w:hint="eastAsia"/>
-        </w:rPr>
-        <w:t xml:space="preserve">在该缺陷修复并重新生成接口映射、复跑双向质量门前，不得将阶段</w:t>
-      </w:r>
-      <w:r>
-        <w:t xml:space="preserve"> 3 </w:t>
-      </w:r>
-      <w:r>
-        <w:rPr>
-          <w:rFonts w:hint="eastAsia"/>
-        </w:rPr>
-        <w:t xml:space="preserve">双向标记为完整通过，也不得把本次输出用于工程设计责任结论。</w:t>
-      </w:r>
-    </w:p>
-    <w:bookmarkEnd w:id="31"/>
-    <w:bookmarkStart w:id="32" w:name="可选-lisflood-fp"/>
-    <w:p>
-      <w:pPr>
-        <w:pStyle w:val="Heading3"/>
-      </w:pPr>
-      <w:r>
-        <w:t xml:space="preserve">8.3 </w:t>
-      </w:r>
-      <w:r>
-        <w:rPr>
-          <w:rFonts w:hint="eastAsia"/>
-        </w:rPr>
-        <w:t xml:space="preserve">可选</w:t>
-      </w:r>
-      <w:r>
-        <w:t xml:space="preserve"> LISFLOOD-FP</w:t>
-      </w:r>
-    </w:p>
-    <w:p>
-      <w:pPr>
-        <w:pStyle w:val="FirstParagraph"/>
-      </w:pPr>
-      <w:r>
-        <w:t xml:space="preserve">LISFLOOD-FP BMI 5.9 </w:t>
-      </w:r>
-      <w:r>
-        <w:rPr>
-          <w:rFonts w:hint="eastAsia"/>
-        </w:rPr>
-        <w:t xml:space="preserve">单独交付，原因是</w:t>
-      </w:r>
-      <w:r>
-        <w:t xml:space="preserve"> GPL-3.0 </w:t>
-      </w:r>
-      <w:r>
-        <w:rPr>
-          <w:rFonts w:hint="eastAsia"/>
-        </w:rPr>
-        <w:t xml:space="preserve">许可边界。合成</w:t>
-      </w:r>
-      <w:r>
-        <w:t xml:space="preserve"> </w:t>
-      </w:r>
-      <w:r>
-        <w:rPr>
-          <w:rFonts w:hint="eastAsia"/>
-        </w:rPr>
-        <w:t xml:space="preserve">smoke：</w:t>
-      </w:r>
-    </w:p>
-    <w:p>
-      <w:pPr>
-        <w:pStyle w:val="SourceCode"/>
-      </w:pPr>
-      <w:r>
-        <w:rPr>
-          <w:rStyle w:val="ExtensionTok"/>
-        </w:rPr>
-        <w:t xml:space="preserve">docker</w:t>
-      </w:r>
-      <w:r>
-        <w:rPr>
-          <w:rStyle w:val="NormalTok"/>
-        </w:rPr>
-        <w:t xml:space="preserve"> run </w:t>
-      </w:r>
-      <w:r>
-        <w:rPr>
-          <w:rStyle w:val="AttributeTok"/>
-        </w:rPr>
-        <w:t xml:space="preserve">--rm</w:t>
-      </w:r>
-      <w:r>
-        <w:rPr>
-          <w:rStyle w:val="NormalTok"/>
-        </w:rPr>
-        <w:t xml:space="preserve"> </w:t>
-      </w:r>
-      <w:r>
-        <w:rPr>
-          <w:rStyle w:val="DataTypeTok"/>
-        </w:rPr>
-        <w:t xml:space="preserve">\</w:t>
-      </w:r>
-      <w:r>
-        <w:br/>
-      </w:r>
-      <w:r>
-        <w:rPr>
-          <w:rStyle w:val="NormalTok"/>
-        </w:rPr>
-        <w:t xml:space="preserve">  </w:t>
-      </w:r>
-      <w:r>
-        <w:rPr>
-          <w:rStyle w:val="AttributeTok"/>
-        </w:rPr>
-        <w:t xml:space="preserve">--pull</w:t>
-      </w:r>
-      <w:r>
-        <w:rPr>
-          <w:rStyle w:val="NormalTok"/>
-        </w:rPr>
-        <w:t xml:space="preserve"> never </w:t>
-      </w:r>
-      <w:r>
-        <w:rPr>
-          <w:rStyle w:val="DataTypeTok"/>
-        </w:rPr>
-        <w:t xml:space="preserve">\</w:t>
-      </w:r>
-      <w:r>
-        <w:br/>
-      </w:r>
-      <w:r>
-        <w:rPr>
-          <w:rStyle w:val="NormalTok"/>
-        </w:rPr>
-        <w:t xml:space="preserve">  </w:t>
-      </w:r>
-      <w:r>
-        <w:rPr>
-          <w:rStyle w:val="AttributeTok"/>
-        </w:rPr>
-        <w:t xml:space="preserve">--platform</w:t>
-      </w:r>
-      <w:r>
-        <w:rPr>
-          <w:rStyle w:val="NormalTok"/>
-        </w:rPr>
-        <w:t xml:space="preserve"> </w:t>
-      </w:r>
-      <w:r>
-        <w:rPr>
-          <w:rStyle w:val="StringTok"/>
-        </w:rPr>
-        <w:t xml:space="preserve">"</w:t>
-      </w:r>
-      <w:r>
-        <w:rPr>
-          <w:rStyle w:val="VariableTok"/>
-        </w:rPr>
-        <w:t xml:space="preserve">$PLATFORM</w:t>
-      </w:r>
-      <w:r>
-        <w:rPr>
-          <w:rStyle w:val="StringTok"/>
-        </w:rPr>
-        <w:t xml:space="preserve">"</w:t>
-      </w:r>
-      <w:r>
-        <w:rPr>
-          <w:rStyle w:val="NormalTok"/>
-        </w:rPr>
-        <w:t xml:space="preserve"> </w:t>
-      </w:r>
-      <w:r>
-        <w:rPr>
-          <w:rStyle w:val="DataTypeTok"/>
-        </w:rPr>
-        <w:t xml:space="preserve">\</w:t>
-      </w:r>
-      <w:r>
-        <w:br/>
-      </w:r>
-      <w:r>
-        <w:rPr>
-          <w:rStyle w:val="NormalTok"/>
-        </w:rPr>
-        <w:t xml:space="preserve">  </w:t>
-      </w:r>
-      <w:r>
-        <w:rPr>
-          <w:rStyle w:val="AttributeTok"/>
-        </w:rPr>
-        <w:t xml:space="preserve">--network</w:t>
-      </w:r>
-      <w:r>
-        <w:rPr>
-          <w:rStyle w:val="NormalTok"/>
-        </w:rPr>
-        <w:t xml:space="preserve"> none </w:t>
-      </w:r>
-      <w:r>
-        <w:rPr>
-          <w:rStyle w:val="DataTypeTok"/>
-        </w:rPr>
-        <w:t xml:space="preserve">\</w:t>
-      </w:r>
-      <w:r>
-        <w:br/>
-      </w:r>
-      <w:r>
-        <w:rPr>
-          <w:rStyle w:val="NormalTok"/>
-        </w:rPr>
-        <w:t xml:space="preserve">  </w:t>
-      </w:r>
-      <w:r>
-        <w:rPr>
-          <w:rStyle w:val="AttributeTok"/>
-        </w:rPr>
-        <w:t xml:space="preserve">--read-only</w:t>
-      </w:r>
-      <w:r>
-        <w:rPr>
-          <w:rStyle w:val="NormalTok"/>
-        </w:rPr>
-        <w:t xml:space="preserve"> </w:t>
-      </w:r>
-      <w:r>
-        <w:rPr>
-          <w:rStyle w:val="DataTypeTok"/>
-        </w:rPr>
-        <w:t xml:space="preserve">\</w:t>
-      </w:r>
-      <w:r>
-        <w:br/>
-      </w:r>
-      <w:r>
-        <w:rPr>
-          <w:rStyle w:val="NormalTok"/>
-        </w:rPr>
-        <w:t xml:space="preserve">  </w:t>
-      </w:r>
-      <w:r>
-        <w:rPr>
-          <w:rStyle w:val="AttributeTok"/>
-        </w:rPr>
-        <w:t xml:space="preserve">--tmpfs</w:t>
-      </w:r>
-      <w:r>
-        <w:rPr>
-          <w:rStyle w:val="NormalTok"/>
-        </w:rPr>
-        <w:t xml:space="preserve"> /tmp:size=256m,mode=1777 </w:t>
-      </w:r>
-      <w:r>
-        <w:rPr>
-          <w:rStyle w:val="DataTypeTok"/>
-        </w:rPr>
-        <w:t xml:space="preserve">\</w:t>
-      </w:r>
-      <w:r>
-        <w:br/>
-      </w:r>
-      <w:r>
-        <w:rPr>
-          <w:rStyle w:val="NormalTok"/>
-        </w:rPr>
-        <w:t xml:space="preserve">  </w:t>
-      </w:r>
-      <w:r>
-        <w:rPr>
-          <w:rStyle w:val="StringTok"/>
-        </w:rPr>
-        <w:t xml:space="preserve">"</w:t>
-      </w:r>
-      <w:r>
-        <w:rPr>
-          <w:rStyle w:val="VariableTok"/>
-        </w:rPr>
-        <w:t xml:space="preserve">$LISFLOOD_IMAGE</w:t>
-      </w:r>
-      <w:r>
-        <w:rPr>
-          <w:rStyle w:val="StringTok"/>
-        </w:rPr>
-        <w:t xml:space="preserve">"</w:t>
-      </w:r>
-    </w:p>
-    <w:p>
-      <w:pPr>
-        <w:pStyle w:val="FirstParagraph"/>
-      </w:pPr>
-      <w:r>
-        <w:rPr>
-          <w:rFonts w:hint="eastAsia"/>
-        </w:rPr>
-        <w:t xml:space="preserve">本次</w:t>
-      </w:r>
-      <w:r>
-        <w:t xml:space="preserve"> ARM64 </w:t>
-      </w:r>
-      <w:r>
-        <w:rPr>
-          <w:rFonts w:hint="eastAsia"/>
-        </w:rPr>
-        <w:t xml:space="preserve">和</w:t>
-      </w:r>
-      <w:r>
-        <w:t xml:space="preserve"> AMD64 </w:t>
-      </w:r>
-      <w:r>
-        <w:rPr>
-          <w:rFonts w:hint="eastAsia"/>
-        </w:rPr>
-        <w:t xml:space="preserve">离线镜像合成运行均通过。LISFLOOD-FP</w:t>
-      </w:r>
-      <w:r>
-        <w:t xml:space="preserve"> </w:t>
-      </w:r>
-      <w:r>
-        <w:rPr>
-          <w:rFonts w:hint="eastAsia"/>
-        </w:rPr>
-        <w:t xml:space="preserve">当前是独立命令行镜像，不混入阶段</w:t>
-      </w:r>
-      <w:r>
-        <w:t xml:space="preserve"> 3 Web API </w:t>
-      </w:r>
-      <w:r>
-        <w:rPr>
-          <w:rFonts w:hint="eastAsia"/>
-        </w:rPr>
-        <w:t xml:space="preserve">进程；重新分发时必须保留</w:t>
-      </w:r>
-      <w:r>
-        <w:t xml:space="preserve"> GPL-3.0 </w:t>
-      </w:r>
-      <w:r>
-        <w:rPr>
-          <w:rFonts w:hint="eastAsia"/>
-        </w:rPr>
-        <w:t xml:space="preserve">和相应源码提供义务。</w:t>
-      </w:r>
-    </w:p>
-    <w:bookmarkEnd w:id="32"/>
-    <w:bookmarkEnd w:id="33"/>
-    <w:bookmarkStart w:id="37" w:name="阶段-4冻结-gwm-实时推理"/>
-    <w:p>
-      <w:pPr>
-        <w:pStyle w:val="Heading2"/>
-      </w:pPr>
-      <w:r>
-        <w:t xml:space="preserve">9. </w:t>
-      </w:r>
-      <w:r>
-        <w:rPr>
-          <w:rFonts w:hint="eastAsia"/>
-        </w:rPr>
-        <w:t xml:space="preserve">阶段</w:t>
-      </w:r>
-      <w:r>
-        <w:t xml:space="preserve"> </w:t>
-      </w:r>
-      <w:r>
-        <w:rPr>
-          <w:rFonts w:hint="eastAsia"/>
-        </w:rPr>
-        <w:t xml:space="preserve">4：冻结</w:t>
-      </w:r>
-      <w:r>
-        <w:t xml:space="preserve"> GWM </w:t>
-      </w:r>
-      <w:r>
-        <w:rPr>
-          <w:rFonts w:hint="eastAsia"/>
-        </w:rPr>
-        <w:t xml:space="preserve">实时推理</w:t>
-      </w:r>
-    </w:p>
-    <w:p>
-      <w:pPr>
-        <w:pStyle w:val="FirstParagraph"/>
-      </w:pPr>
-      <w:r>
-        <w:rPr>
-          <w:rFonts w:hint="eastAsia"/>
-        </w:rPr>
-        <w:t xml:space="preserve">阶段</w:t>
-      </w:r>
-      <w:r>
-        <w:t xml:space="preserve"> 4 </w:t>
-      </w:r>
-      <w:r>
-        <w:rPr>
-          <w:rFonts w:hint="eastAsia"/>
-        </w:rPr>
-        <w:t xml:space="preserve">使用已经冻结的</w:t>
-      </w:r>
-      <w:r>
-        <w:t xml:space="preserve"> GWM </w:t>
-      </w:r>
-      <w:r>
-        <w:rPr>
-          <w:rFonts w:hint="eastAsia"/>
-        </w:rPr>
-        <w:t xml:space="preserve">模型做实时推理，不在页面上执行训练。训练制品、模型卡、分割清单和系数文件必须以只读方式放入</w:t>
-      </w:r>
-      <w:r>
-        <w:t xml:space="preserve"> GWM </w:t>
-      </w:r>
-      <w:r>
-        <w:rPr>
-          <w:rFonts w:hint="eastAsia"/>
-        </w:rPr>
-        <w:t xml:space="preserve">容器的</w:t>
-      </w:r>
-      <w:r>
-        <w:t xml:space="preserve"> </w:t>
-      </w:r>
-      <w:r>
-        <w:rPr>
-          <w:rFonts w:hint="eastAsia"/>
-        </w:rPr>
-        <w:t xml:space="preserve">/opt/gwm/model；运行结果写入</w:t>
-      </w:r>
-      <w:r>
-        <w:t xml:space="preserve"> /data/runs。</w:t>
-      </w:r>
-    </w:p>
-    <w:bookmarkStart w:id="34" w:name="当前已验证的-gwm-容器"/>
-    <w:p>
-      <w:pPr>
-        <w:pStyle w:val="Heading3"/>
-      </w:pPr>
-      <w:r>
-        <w:t xml:space="preserve">9.1 </w:t>
-      </w:r>
-      <w:r>
-        <w:rPr>
-          <w:rFonts w:hint="eastAsia"/>
-        </w:rPr>
-        <w:t xml:space="preserve">当前已验证的</w:t>
-      </w:r>
-      <w:r>
-        <w:t xml:space="preserve"> GWM </w:t>
-      </w:r>
-      <w:r>
-        <w:rPr>
-          <w:rFonts w:hint="eastAsia"/>
-        </w:rPr>
-        <w:t xml:space="preserve">容器</w:t>
-      </w:r>
-    </w:p>
-    <w:p>
-      <w:pPr>
-        <w:pStyle w:val="SourceCode"/>
-      </w:pPr>
-      <w:r>
-        <w:rPr>
-          <w:rStyle w:val="VerbatimChar"/>
-          <w:rFonts w:hint="eastAsia"/>
-        </w:rPr>
-        <w:t xml:space="preserve">容器：abu-dhabi-gwm-acceptance-20260919</w:t>
-      </w:r>
-      <w:r>
-        <w:br/>
-      </w:r>
-      <w:r>
-        <w:rPr>
-          <w:rStyle w:val="VerbatimChar"/>
-          <w:rFonts w:hint="eastAsia"/>
-        </w:rPr>
-        <w:t xml:space="preserve">镜像：abu-dhabi-gwm-api:1.0.0-model-r1-linux-amd64</w:t>
-      </w:r>
-      <w:r>
-        <w:br/>
-      </w:r>
-      <w:r>
-        <w:rPr>
-          <w:rStyle w:val="VerbatimChar"/>
-          <w:rFonts w:hint="eastAsia"/>
-        </w:rPr>
-        <w:t xml:space="preserve">平台：linux/amd64</w:t>
-      </w:r>
-      <w:r>
-        <w:br/>
-      </w:r>
-      <w:r>
-        <w:rPr>
-          <w:rStyle w:val="VerbatimChar"/>
-          <w:rFonts w:hint="eastAsia"/>
-        </w:rPr>
-        <w:t xml:space="preserve">端口：127.0.0.1:18080</w:t>
-      </w:r>
-      <w:r>
-        <w:rPr>
-          <w:rStyle w:val="VerbatimChar"/>
-        </w:rPr>
-        <w:t xml:space="preserve"> -&gt; 8080</w:t>
-      </w:r>
-      <w:r>
-        <w:br/>
-      </w:r>
-      <w:r>
-        <w:rPr>
-          <w:rStyle w:val="VerbatimChar"/>
-          <w:rFonts w:hint="eastAsia"/>
-        </w:rPr>
-        <w:t xml:space="preserve">镜像</w:t>
-      </w:r>
-      <w:r>
-        <w:rPr>
-          <w:rStyle w:val="VerbatimChar"/>
-        </w:rPr>
-        <w:t xml:space="preserve"> </w:t>
-      </w:r>
-      <w:r>
-        <w:rPr>
-          <w:rStyle w:val="VerbatimChar"/>
-          <w:rFonts w:hint="eastAsia"/>
-        </w:rPr>
-        <w:t xml:space="preserve">ID：sha256:c0f4fcec02b1f3e1a7059af15141dffdca19b3f4f879a970fb96cac9e3f4ecb5</w:t>
-      </w:r>
-      <w:r>
-        <w:br/>
-      </w:r>
-      <w:r>
-        <w:rPr>
-          <w:rStyle w:val="VerbatimChar"/>
-          <w:rFonts w:hint="eastAsia"/>
-        </w:rPr>
-        <w:t xml:space="preserve">代码分支：feat/abu-dhabi-gwm-standalone-container</w:t>
-      </w:r>
-      <w:r>
-        <w:br/>
-      </w:r>
-      <w:r>
-        <w:rPr>
-          <w:rStyle w:val="VerbatimChar"/>
-          <w:rFonts w:hint="eastAsia"/>
-        </w:rPr>
-        <w:t xml:space="preserve">基础提交：caad507c144ea893cc908e1d16a4ce0b5ef602d0</w:t>
-      </w:r>
-      <w:r>
-        <w:br/>
-      </w:r>
-      <w:r>
-        <w:rPr>
-          <w:rStyle w:val="VerbatimChar"/>
-          <w:rFonts w:hint="eastAsia"/>
-        </w:rPr>
-        <w:t xml:space="preserve">模型发布号：GWM-R1-20260914</w:t>
-      </w:r>
-    </w:p>
-    <w:p>
-      <w:pPr>
-        <w:pStyle w:val="FirstParagraph"/>
-      </w:pPr>
-      <w:r>
-        <w:rPr>
-          <w:rFonts w:hint="eastAsia"/>
-        </w:rPr>
-        <w:t xml:space="preserve">当前没有</w:t>
-      </w:r>
-      <w:r>
-        <w:t xml:space="preserve"> ARM64 GWM </w:t>
-      </w:r>
-      <w:r>
-        <w:rPr>
-          <w:rFonts w:hint="eastAsia"/>
-        </w:rPr>
-        <w:t xml:space="preserve">镜像的验证记录，文档不能声称</w:t>
-      </w:r>
-      <w:r>
-        <w:t xml:space="preserve"> GWM </w:t>
-      </w:r>
-      <w:r>
-        <w:rPr>
-          <w:rFonts w:hint="eastAsia"/>
-        </w:rPr>
-        <w:t xml:space="preserve">已支持</w:t>
-      </w:r>
-      <w:r>
-        <w:t xml:space="preserve"> </w:t>
-      </w:r>
-      <w:r>
-        <w:rPr>
-          <w:rFonts w:hint="eastAsia"/>
-        </w:rPr>
-        <w:t xml:space="preserve">ARM64。若客户为</w:t>
-      </w:r>
-      <w:r>
-        <w:t xml:space="preserve"> ARM64 </w:t>
-      </w:r>
-      <w:r>
-        <w:rPr>
-          <w:rFonts w:hint="eastAsia"/>
-        </w:rPr>
-        <w:t xml:space="preserve">生产环境，应另行构建和验收</w:t>
-      </w:r>
-      <w:r>
-        <w:t xml:space="preserve"> GWM ARM64 </w:t>
-      </w:r>
-      <w:r>
-        <w:rPr>
-          <w:rFonts w:hint="eastAsia"/>
-        </w:rPr>
-        <w:t xml:space="preserve">镜像，或在明确批准的</w:t>
-      </w:r>
-      <w:r>
-        <w:t xml:space="preserve"> AMD64 </w:t>
-      </w:r>
-      <w:r>
-        <w:rPr>
-          <w:rFonts w:hint="eastAsia"/>
-        </w:rPr>
-        <w:t xml:space="preserve">仿真环境运行。</w:t>
-      </w:r>
-    </w:p>
-    <w:bookmarkEnd w:id="34"/>
-    <w:bookmarkStart w:id="35" w:name="健康检查和模型检查"/>
-    <w:p>
-      <w:pPr>
-        <w:pStyle w:val="Heading3"/>
-      </w:pPr>
-      <w:r>
-        <w:t xml:space="preserve">9.2 </w:t>
-      </w:r>
-      <w:r>
-        <w:rPr>
-          <w:rFonts w:hint="eastAsia"/>
-        </w:rPr>
-        <w:t xml:space="preserve">健康检查和模型检查</w:t>
-      </w:r>
-    </w:p>
-    <w:p>
-      <w:pPr>
-        <w:pStyle w:val="SourceCode"/>
-      </w:pPr>
-      <w:r>
-        <w:rPr>
-          <w:rStyle w:val="ExtensionTok"/>
-        </w:rPr>
-        <w:t xml:space="preserve">curl</w:t>
-      </w:r>
-      <w:r>
-        <w:rPr>
-          <w:rStyle w:val="NormalTok"/>
-        </w:rPr>
-        <w:t xml:space="preserve"> </w:t>
-      </w:r>
-      <w:r>
-        <w:rPr>
-          <w:rStyle w:val="AttributeTok"/>
-        </w:rPr>
-        <w:t xml:space="preserve">-fsS</w:t>
-      </w:r>
-      <w:r>
-        <w:rPr>
-          <w:rStyle w:val="NormalTok"/>
-        </w:rPr>
-        <w:t xml:space="preserve"> http://127.0.0.1:18080/health/live</w:t>
-      </w:r>
-      <w:r>
-        <w:br/>
-      </w:r>
-      <w:r>
-        <w:rPr>
-          <w:rStyle w:val="ExtensionTok"/>
-        </w:rPr>
-        <w:t xml:space="preserve">curl</w:t>
-      </w:r>
-      <w:r>
-        <w:rPr>
-          <w:rStyle w:val="NormalTok"/>
-        </w:rPr>
-        <w:t xml:space="preserve"> </w:t>
-      </w:r>
-      <w:r>
-        <w:rPr>
-          <w:rStyle w:val="AttributeTok"/>
-        </w:rPr>
-        <w:t xml:space="preserve">-fsS</w:t>
-      </w:r>
-      <w:r>
-        <w:rPr>
-          <w:rStyle w:val="NormalTok"/>
-        </w:rPr>
-        <w:t xml:space="preserve"> http://127.0.0.1:18080/health/ready</w:t>
-      </w:r>
-      <w:r>
-        <w:br/>
-      </w:r>
-      <w:r>
-        <w:rPr>
-          <w:rStyle w:val="ExtensionTok"/>
-        </w:rPr>
-        <w:t xml:space="preserve">curl</w:t>
-      </w:r>
-      <w:r>
-        <w:rPr>
-          <w:rStyle w:val="NormalTok"/>
-        </w:rPr>
-        <w:t xml:space="preserve"> </w:t>
-      </w:r>
-      <w:r>
-        <w:rPr>
-          <w:rStyle w:val="AttributeTok"/>
-        </w:rPr>
-        <w:t xml:space="preserve">-fsS</w:t>
-      </w:r>
-      <w:r>
-        <w:rPr>
-          <w:rStyle w:val="NormalTok"/>
-        </w:rPr>
-        <w:t xml:space="preserve"> http://127.0.0.1:18080/v1/model</w:t>
-      </w:r>
-    </w:p>
-    <w:p>
-      <w:pPr>
-        <w:pStyle w:val="FirstParagraph"/>
-      </w:pPr>
-      <w:r>
-        <w:rPr>
-          <w:rFonts w:hint="eastAsia"/>
-        </w:rPr>
-        <w:t xml:space="preserve">预期：存活检查成功、就绪状态为</w:t>
-      </w:r>
-      <w:r>
-        <w:t xml:space="preserve"> </w:t>
-      </w:r>
-      <w:r>
-        <w:rPr>
-          <w:rFonts w:hint="eastAsia"/>
-        </w:rPr>
-        <w:t xml:space="preserve">ready、模型发布号为</w:t>
-      </w:r>
-      <w:r>
-        <w:t xml:space="preserve"> GWM-R1-20260914。</w:t>
-      </w:r>
-    </w:p>
-    <w:bookmarkEnd w:id="35"/>
-    <w:bookmarkStart w:id="36" w:name="实时推理"/>
-    <w:p>
-      <w:pPr>
-        <w:pStyle w:val="Heading3"/>
-      </w:pPr>
-      <w:r>
-        <w:t xml:space="preserve">9.3 </w:t>
-      </w:r>
-      <w:r>
-        <w:rPr>
-          <w:rFonts w:hint="eastAsia"/>
-        </w:rPr>
-        <w:t xml:space="preserve">实时推理</w:t>
-      </w:r>
-    </w:p>
-    <w:p>
-      <w:pPr>
-        <w:pStyle w:val="FirstParagraph"/>
-      </w:pPr>
-      <w:r>
-        <w:rPr>
-          <w:rFonts w:hint="eastAsia"/>
-        </w:rPr>
-        <w:t xml:space="preserve">典型请求示例：</w:t>
-      </w:r>
-    </w:p>
-    <w:p>
-      <w:pPr>
-        <w:pStyle w:val="SourceCode"/>
-      </w:pPr>
-      <w:r>
-        <w:rPr>
-          <w:rStyle w:val="ExtensionTok"/>
-        </w:rPr>
-        <w:t xml:space="preserve">curl</w:t>
-      </w:r>
-      <w:r>
-        <w:rPr>
-          <w:rStyle w:val="NormalTok"/>
-        </w:rPr>
-        <w:t xml:space="preserve"> </w:t>
-      </w:r>
-      <w:r>
-        <w:rPr>
-          <w:rStyle w:val="AttributeTok"/>
-        </w:rPr>
-        <w:t xml:space="preserve">-fsS</w:t>
-      </w:r>
-      <w:r>
-        <w:rPr>
-          <w:rStyle w:val="NormalTok"/>
-        </w:rPr>
-        <w:t xml:space="preserve"> </w:t>
-      </w:r>
-      <w:r>
-        <w:rPr>
-          <w:rStyle w:val="AttributeTok"/>
-        </w:rPr>
-        <w:t xml:space="preserve">-X</w:t>
-      </w:r>
-      <w:r>
-        <w:rPr>
-          <w:rStyle w:val="NormalTok"/>
-        </w:rPr>
-        <w:t xml:space="preserve"> POST http://127.0.0.1:18080/v1/rollouts </w:t>
-      </w:r>
-      <w:r>
-        <w:rPr>
-          <w:rStyle w:val="DataTypeTok"/>
-        </w:rPr>
-        <w:t xml:space="preserve">\</w:t>
-      </w:r>
-      <w:r>
-        <w:br/>
-      </w:r>
-      <w:r>
-        <w:rPr>
-          <w:rStyle w:val="NormalTok"/>
-        </w:rPr>
-        <w:t xml:space="preserve">  </w:t>
-      </w:r>
-      <w:r>
-        <w:rPr>
-          <w:rStyle w:val="AttributeTok"/>
-        </w:rPr>
-        <w:t xml:space="preserve">-H</w:t>
-      </w:r>
-      <w:r>
-        <w:rPr>
-          <w:rStyle w:val="NormalTok"/>
-        </w:rPr>
-        <w:t xml:space="preserve"> </w:t>
-      </w:r>
-      <w:r>
-        <w:rPr>
-          <w:rStyle w:val="StringTok"/>
-        </w:rPr>
-        <w:t xml:space="preserve">'content-type: application/json'</w:t>
-      </w:r>
-      <w:r>
-        <w:rPr>
-          <w:rStyle w:val="NormalTok"/>
-        </w:rPr>
-        <w:t xml:space="preserve"> </w:t>
-      </w:r>
-      <w:r>
-        <w:rPr>
-          <w:rStyle w:val="DataTypeTok"/>
-        </w:rPr>
-        <w:t xml:space="preserve">\</w:t>
-      </w:r>
-      <w:r>
-        <w:br/>
-      </w:r>
-      <w:r>
-        <w:rPr>
-          <w:rStyle w:val="NormalTok"/>
-        </w:rPr>
-        <w:t xml:space="preserve">  </w:t>
-      </w:r>
-      <w:r>
-        <w:rPr>
-          <w:rStyle w:val="AttributeTok"/>
-        </w:rPr>
-        <w:t xml:space="preserve">-d</w:t>
-      </w:r>
-      <w:r>
-        <w:rPr>
-          <w:rStyle w:val="NormalTok"/>
-        </w:rPr>
-        <w:t xml:space="preserve"> </w:t>
-      </w:r>
-      <w:r>
-        <w:rPr>
-          <w:rStyle w:val="StringTok"/>
-        </w:rPr>
-        <w:t xml:space="preserve">'{</w:t>
-      </w:r>
-      <w:r>
-        <w:br/>
-      </w:r>
-      <w:r>
-        <w:rPr>
-          <w:rStyle w:val="StringTok"/>
-        </w:rPr>
-        <w:t xml:space="preserve">    "rainfall_mm": 60.33,</w:t>
-      </w:r>
-      <w:r>
-        <w:br/>
-      </w:r>
-      <w:r>
-        <w:rPr>
-          <w:rStyle w:val="StringTok"/>
-        </w:rPr>
-        <w:t xml:space="preserve">    "duration_hours": 3</w:t>
-      </w:r>
-      <w:r>
-        <w:br/>
-      </w:r>
-      <w:r>
-        <w:rPr>
-          <w:rStyle w:val="StringTok"/>
-        </w:rPr>
-        <w:t xml:space="preserve">  }'</w:t>
-      </w:r>
-    </w:p>
-    <w:p>
-      <w:pPr>
-        <w:pStyle w:val="FirstParagraph"/>
-      </w:pPr>
-      <w:r>
-        <w:rPr>
-          <w:rFonts w:hint="eastAsia"/>
-        </w:rPr>
-        <w:t xml:space="preserve">本次实测：</w:t>
-      </w:r>
-    </w:p>
-    <w:p>
-      <w:pPr>
-        <w:pStyle w:val="SourceCode"/>
-      </w:pPr>
-      <w:r>
-        <w:rPr>
-          <w:rStyle w:val="VerbatimChar"/>
-        </w:rPr>
-        <w:t xml:space="preserve">status: completed</w:t>
-      </w:r>
-      <w:r>
-        <w:br/>
-      </w:r>
-      <w:r>
-        <w:rPr>
-          <w:rStyle w:val="VerbatimChar"/>
-        </w:rPr>
-        <w:t xml:space="preserve">run_id: trained-gwm-20260923T073722Z-8e159cea</w:t>
-      </w:r>
-      <w:r>
-        <w:br/>
-      </w:r>
-      <w:r>
-        <w:rPr>
-          <w:rStyle w:val="VerbatimChar"/>
-          <w:rFonts w:hint="eastAsia"/>
-        </w:rPr>
-        <w:t xml:space="preserve">地图要素：353</w:t>
-      </w:r>
-      <w:r>
-        <w:rPr>
-          <w:rStyle w:val="VerbatimChar"/>
-        </w:rPr>
-        <w:t xml:space="preserve"> </w:t>
-      </w:r>
-      <w:r>
-        <w:rPr>
-          <w:rStyle w:val="VerbatimChar"/>
-          <w:rFonts w:hint="eastAsia"/>
-        </w:rPr>
-        <w:t xml:space="preserve">个</w:t>
-      </w:r>
-      <w:r>
-        <w:rPr>
-          <w:rStyle w:val="VerbatimChar"/>
-        </w:rPr>
-        <w:t xml:space="preserve"> GeoJSON </w:t>
-      </w:r>
-      <w:r>
-        <w:rPr>
-          <w:rStyle w:val="VerbatimChar"/>
-          <w:rFonts w:hint="eastAsia"/>
-        </w:rPr>
-        <w:t xml:space="preserve">要素</w:t>
-      </w:r>
-      <w:r>
-        <w:br/>
-      </w:r>
-      <w:r>
-        <w:rPr>
-          <w:rStyle w:val="VerbatimChar"/>
-          <w:rFonts w:hint="eastAsia"/>
-        </w:rPr>
-        <w:t xml:space="preserve">时间线：133</w:t>
-      </w:r>
-      <w:r>
-        <w:rPr>
-          <w:rStyle w:val="VerbatimChar"/>
-        </w:rPr>
-        <w:t xml:space="preserve"> </w:t>
-      </w:r>
-      <w:r>
-        <w:rPr>
-          <w:rStyle w:val="VerbatimChar"/>
-          <w:rFonts w:hint="eastAsia"/>
-        </w:rPr>
-        <w:t xml:space="preserve">个</w:t>
-      </w:r>
-      <w:r>
-        <w:rPr>
-          <w:rStyle w:val="VerbatimChar"/>
-        </w:rPr>
-        <w:t xml:space="preserve"> 5 </w:t>
-      </w:r>
-      <w:r>
-        <w:rPr>
-          <w:rStyle w:val="VerbatimChar"/>
-          <w:rFonts w:hint="eastAsia"/>
-        </w:rPr>
-        <w:t xml:space="preserve">分钟时间点</w:t>
-      </w:r>
-      <w:r>
-        <w:br/>
-      </w:r>
-      <w:r>
-        <w:rPr>
-          <w:rStyle w:val="VerbatimChar"/>
-          <w:rFonts w:hint="eastAsia"/>
-        </w:rPr>
-        <w:t xml:space="preserve">训练：未执行</w:t>
-      </w:r>
-    </w:p>
-    <w:p>
-      <w:pPr>
-        <w:pStyle w:val="FirstParagraph"/>
-      </w:pPr>
-      <w:r>
-        <w:rPr>
-          <w:rFonts w:hint="eastAsia"/>
-        </w:rPr>
-        <w:t xml:space="preserve">随后检查：</w:t>
-      </w:r>
-    </w:p>
-    <w:p>
-      <w:pPr>
-        <w:pStyle w:val="SourceCode"/>
-      </w:pPr>
-      <w:r>
-        <w:rPr>
-          <w:rStyle w:val="ExtensionTok"/>
-        </w:rPr>
-        <w:t xml:space="preserve">curl</w:t>
-      </w:r>
-      <w:r>
-        <w:rPr>
-          <w:rStyle w:val="NormalTok"/>
-        </w:rPr>
-        <w:t xml:space="preserve"> </w:t>
-      </w:r>
-      <w:r>
-        <w:rPr>
-          <w:rStyle w:val="AttributeTok"/>
-        </w:rPr>
-        <w:t xml:space="preserve">-fsS</w:t>
-      </w:r>
-      <w:r>
-        <w:rPr>
-          <w:rStyle w:val="NormalTok"/>
-        </w:rPr>
-        <w:t xml:space="preserve"> http://127.0.0.1:18080/v1/runs/trained-gwm-20260923T073722Z-8e159cea</w:t>
-      </w:r>
-      <w:r>
-        <w:br/>
-      </w:r>
-      <w:r>
-        <w:rPr>
-          <w:rStyle w:val="ExtensionTok"/>
-        </w:rPr>
-        <w:t xml:space="preserve">curl</w:t>
-      </w:r>
-      <w:r>
-        <w:rPr>
-          <w:rStyle w:val="NormalTok"/>
-        </w:rPr>
-        <w:t xml:space="preserve"> </w:t>
-      </w:r>
-      <w:r>
-        <w:rPr>
-          <w:rStyle w:val="AttributeTok"/>
-        </w:rPr>
-        <w:t xml:space="preserve">-fsS</w:t>
-      </w:r>
-      <w:r>
-        <w:rPr>
-          <w:rStyle w:val="NormalTok"/>
-        </w:rPr>
-        <w:t xml:space="preserve"> http://127.0.0.1:18080/v1/runs/trained-gwm-20260923T073722Z-8e159cea/map</w:t>
-      </w:r>
-      <w:r>
-        <w:br/>
-      </w:r>
-      <w:r>
-        <w:rPr>
-          <w:rStyle w:val="ExtensionTok"/>
-        </w:rPr>
-        <w:t xml:space="preserve">curl</w:t>
-      </w:r>
-      <w:r>
-        <w:rPr>
-          <w:rStyle w:val="NormalTok"/>
-        </w:rPr>
-        <w:t xml:space="preserve"> </w:t>
-      </w:r>
-      <w:r>
-        <w:rPr>
-          <w:rStyle w:val="AttributeTok"/>
-        </w:rPr>
-        <w:t xml:space="preserve">-fsS</w:t>
-      </w:r>
-      <w:r>
-        <w:rPr>
-          <w:rStyle w:val="NormalTok"/>
-        </w:rPr>
-        <w:t xml:space="preserve"> </w:t>
-      </w:r>
-      <w:r>
-        <w:rPr>
-          <w:rStyle w:val="StringTok"/>
-        </w:rPr>
-        <w:t xml:space="preserve">'http://127.0.0.1:18080/v1/runs/trained-gwm-20260923T073722Z-8e159cea/timeseries?time_index=0'</w:t>
-      </w:r>
-    </w:p>
-    <w:p>
-      <w:pPr>
-        <w:pStyle w:val="FirstParagraph"/>
-      </w:pPr>
-      <w:r>
-        <w:t xml:space="preserve">GWM </w:t>
-      </w:r>
-      <w:r>
-        <w:rPr>
-          <w:rFonts w:hint="eastAsia"/>
-        </w:rPr>
-        <w:t xml:space="preserve">是对已生成的</w:t>
-      </w:r>
-      <w:r>
-        <w:t xml:space="preserve"> 250 m SWMM–ANUGA </w:t>
-      </w:r>
-      <w:r>
-        <w:rPr>
-          <w:rFonts w:hint="eastAsia"/>
-        </w:rPr>
-        <w:t xml:space="preserve">标签的冻结模型仿真，不是物理求解器替代品。模型卡、训练事件、外部</w:t>
-      </w:r>
-      <w:r>
-        <w:t xml:space="preserve"> holdout </w:t>
-      </w:r>
-      <w:r>
-        <w:rPr>
-          <w:rFonts w:hint="eastAsia"/>
-        </w:rPr>
-        <w:t xml:space="preserve">和</w:t>
-      </w:r>
-      <w:r>
-        <w:t xml:space="preserve"> claim boundary </w:t>
-      </w:r>
-      <w:r>
-        <w:rPr>
-          <w:rFonts w:hint="eastAsia"/>
-        </w:rPr>
-        <w:t xml:space="preserve">必须随结果保存。</w:t>
-      </w:r>
-    </w:p>
-    <w:bookmarkEnd w:id="36"/>
-    <w:bookmarkEnd w:id="37"/>
-    <w:bookmarkStart w:id="41" w:name="阶段-5结果加载与历史回放验证"/>
-    <w:p>
-      <w:pPr>
-        <w:pStyle w:val="Heading2"/>
-      </w:pPr>
-      <w:r>
-        <w:t xml:space="preserve">10. </w:t>
-      </w:r>
-      <w:r>
-        <w:rPr>
-          <w:rFonts w:hint="eastAsia"/>
-        </w:rPr>
-        <w:t xml:space="preserve">阶段</w:t>
-      </w:r>
-      <w:r>
-        <w:t xml:space="preserve"> </w:t>
-      </w:r>
-      <w:r>
-        <w:rPr>
-          <w:rFonts w:hint="eastAsia"/>
-        </w:rPr>
-        <w:t xml:space="preserve">5：结果加载与历史回放验证</w:t>
-      </w:r>
-    </w:p>
-    <w:p>
-      <w:pPr>
-        <w:pStyle w:val="FirstParagraph"/>
-      </w:pPr>
-      <w:r>
-        <w:rPr>
-          <w:rFonts w:hint="eastAsia"/>
-        </w:rPr>
-        <w:t xml:space="preserve">阶段</w:t>
-      </w:r>
-      <w:r>
-        <w:t xml:space="preserve"> 5 </w:t>
-      </w:r>
-      <w:r>
-        <w:rPr>
-          <w:rFonts w:hint="eastAsia"/>
-        </w:rPr>
-        <w:t xml:space="preserve">不要求重新执行阶段</w:t>
-      </w:r>
-      <w:r>
-        <w:t xml:space="preserve"> </w:t>
-      </w:r>
-      <w:r>
-        <w:rPr>
-          <w:rFonts w:hint="eastAsia"/>
-        </w:rPr>
-        <w:t xml:space="preserve">2/3；验证重点是把已经存在的</w:t>
-      </w:r>
-      <w:r>
-        <w:t xml:space="preserve"> </w:t>
-      </w:r>
-      <w:r>
-        <w:rPr>
-          <w:rFonts w:hint="eastAsia"/>
-        </w:rPr>
-        <w:t xml:space="preserve">1D/2D/历史回放结果正确加载到页面/API，并检查结果资产和质量合同。</w:t>
-      </w:r>
-    </w:p>
-    <w:bookmarkStart w:id="38" w:name="预计算二维结果目录"/>
-    <w:p>
-      <w:pPr>
-        <w:pStyle w:val="Heading3"/>
-      </w:pPr>
-      <w:r>
-        <w:t xml:space="preserve">10.1 </w:t>
-      </w:r>
-      <w:r>
-        <w:rPr>
-          <w:rFonts w:hint="eastAsia"/>
-        </w:rPr>
-        <w:t xml:space="preserve">预计算二维结果目录</w:t>
-      </w:r>
-    </w:p>
-    <w:p>
-      <w:pPr>
-        <w:pStyle w:val="FirstParagraph"/>
-      </w:pPr>
-      <w:r>
-        <w:rPr>
-          <w:rFonts w:hint="eastAsia"/>
-        </w:rPr>
-        <w:t xml:space="preserve">当前代码优先读取客户</w:t>
-      </w:r>
-      <w:r>
-        <w:t xml:space="preserve"> DTM </w:t>
-      </w:r>
-      <w:r>
-        <w:rPr>
-          <w:rFonts w:hint="eastAsia"/>
-        </w:rPr>
-        <w:t xml:space="preserve">的预计算二维结果，目录模式为：</w:t>
-      </w:r>
-    </w:p>
-    <w:p>
-      <w:pPr>
-        <w:pStyle w:val="SourceCode"/>
-      </w:pPr>
-      <w:r>
-        <w:rPr>
-          <w:rStyle w:val="VerbatimChar"/>
-        </w:rPr>
-        <w:t xml:space="preserve">$ABU_DHABI_CUSTOMER_CITYWIDE_2D_ROOT/</w:t>
-      </w:r>
-      <w:r>
-        <w:br/>
-      </w:r>
-      <w:r>
-        <w:rPr>
-          <w:rStyle w:val="VerbatimChar"/>
-        </w:rPr>
-        <w:t xml:space="preserve">├── rp002/</w:t>
-      </w:r>
-      <w:r>
-        <w:br/>
-      </w:r>
-      <w:r>
-        <w:rPr>
-          <w:rStyle w:val="VerbatimChar"/>
-        </w:rPr>
-        <w:t xml:space="preserve">├── rp005/</w:t>
-      </w:r>
-      <w:r>
-        <w:br/>
-      </w:r>
-      <w:r>
-        <w:rPr>
-          <w:rStyle w:val="VerbatimChar"/>
-        </w:rPr>
-        <w:t xml:space="preserve">├── rp010/</w:t>
-      </w:r>
-      <w:r>
-        <w:br/>
-      </w:r>
-      <w:r>
-        <w:rPr>
-          <w:rStyle w:val="VerbatimChar"/>
-        </w:rPr>
-        <w:t xml:space="preserve">├── rp025/</w:t>
-      </w:r>
-      <w:r>
-        <w:br/>
-      </w:r>
-      <w:r>
-        <w:rPr>
-          <w:rStyle w:val="VerbatimChar"/>
-        </w:rPr>
-        <w:t xml:space="preserve">├── rp050/</w:t>
-      </w:r>
-      <w:r>
-        <w:br/>
-      </w:r>
-      <w:r>
-        <w:rPr>
-          <w:rStyle w:val="VerbatimChar"/>
-        </w:rPr>
-        <w:t xml:space="preserve">└── rp100/</w:t>
-      </w:r>
-      <w:r>
-        <w:br/>
-      </w:r>
-      <w:r>
-        <w:rPr>
-          <w:rStyle w:val="VerbatimChar"/>
-        </w:rPr>
-        <w:t xml:space="preserve">    ├── delivery_summary.json</w:t>
-      </w:r>
-      <w:r>
-        <w:br/>
-      </w:r>
-      <w:r>
-        <w:rPr>
-          <w:rStyle w:val="VerbatimChar"/>
-        </w:rPr>
-        <w:t xml:space="preserve">    ├── maximum_depth_wgs84.geojson</w:t>
-      </w:r>
-      <w:r>
-        <w:br/>
-      </w:r>
-      <w:r>
-        <w:rPr>
-          <w:rStyle w:val="VerbatimChar"/>
-        </w:rPr>
-        <w:t xml:space="preserve">    ├── temporal_snapshots/manifest.json</w:t>
-      </w:r>
-      <w:r>
-        <w:br/>
-      </w:r>
-      <w:r>
-        <w:rPr>
-          <w:rStyle w:val="VerbatimChar"/>
-        </w:rPr>
-        <w:t xml:space="preserve">    └── temporal_snapshots/*.geojson</w:t>
-      </w:r>
-    </w:p>
-    <w:p>
-      <w:pPr>
-        <w:pStyle w:val="FirstParagraph"/>
-      </w:pPr>
-      <w:r>
-        <w:rPr>
-          <w:rFonts w:hint="eastAsia"/>
-        </w:rPr>
-        <w:t xml:space="preserve">双向诊断结果单独放在：</w:t>
-      </w:r>
-    </w:p>
-    <w:p>
-      <w:pPr>
-        <w:pStyle w:val="SourceCode"/>
-      </w:pPr>
-      <w:r>
-        <w:rPr>
-          <w:rStyle w:val="VerbatimChar"/>
-        </w:rPr>
-        <w:t xml:space="preserve">$ABU_DHABI_CUSTOMER_BIDIRECTIONAL_2D_ROOT/</w:t>
-      </w:r>
-    </w:p>
-    <w:p>
-      <w:pPr>
-        <w:pStyle w:val="FirstParagraph"/>
-      </w:pPr>
-      <w:r>
-        <w:rPr>
-          <w:rFonts w:hint="eastAsia"/>
-        </w:rPr>
-        <w:t xml:space="preserve">阶段</w:t>
-      </w:r>
-      <w:r>
-        <w:t xml:space="preserve"> 5 </w:t>
-      </w:r>
-      <w:r>
-        <w:rPr>
-          <w:rFonts w:hint="eastAsia"/>
-        </w:rPr>
-        <w:t xml:space="preserve">的加载检查至少包括：</w:t>
       </w:r>
     </w:p>
     <w:p>
@@ -8341,13 +6215,10 @@
         </w:numPr>
       </w:pPr>
       <w:r>
-        <w:t xml:space="preserve">maximum_depth_wgs84.geojson </w:t>
-      </w:r>
-      <w:r>
-        <w:rPr>
-          <w:rFonts w:hint="eastAsia"/>
-        </w:rPr>
-        <w:t xml:space="preserve">为</w:t>
+        <w:rPr>
+          <w:rFonts w:hint="eastAsia"/>
+        </w:rPr>
+        <w:t xml:space="preserve">容器正常启动，SWMM</w:t>
       </w:r>
       <w:r>
         <w:t xml:space="preserve"> </w:t>
@@ -8356,7 +6227,7 @@
         <w:rPr>
           <w:rFonts w:hint="eastAsia"/>
         </w:rPr>
-        <w:t xml:space="preserve">FeatureCollection；</w:t>
+        <w:t xml:space="preserve">可执行文件和挂载路径正常。</w:t>
       </w:r>
     </w:p>
     <w:p>
@@ -8368,13 +6239,16 @@
         </w:numPr>
       </w:pPr>
       <w:r>
-        <w:t xml:space="preserve">temporal_snapshots/manifest.json </w:t>
-      </w:r>
-      <w:r>
-        <w:rPr>
-          <w:rFonts w:hint="eastAsia"/>
-        </w:rPr>
-        <w:t xml:space="preserve">存在且每个相对路径均可读取；</w:t>
+        <w:t xml:space="preserve">/opt/swmm/bin/runswmm </w:t>
+      </w:r>
+      <w:r>
+        <w:rPr>
+          <w:rFonts w:hint="eastAsia"/>
+        </w:rPr>
+        <w:t xml:space="preserve">持续占用约一个</w:t>
+      </w:r>
+      <w:r>
+        <w:t xml:space="preserve"> CPU。</w:t>
       </w:r>
     </w:p>
     <w:p>
@@ -8386,13 +6260,40 @@
         </w:numPr>
       </w:pPr>
       <w:r>
-        <w:t xml:space="preserve">delivery_summary.json </w:t>
-      </w:r>
-      <w:r>
-        <w:rPr>
-          <w:rFonts w:hint="eastAsia"/>
-        </w:rPr>
-        <w:t xml:space="preserve">与结果目录一致；</w:t>
+        <w:rPr>
+          <w:rFonts w:hint="eastAsia"/>
+        </w:rPr>
+        <w:t xml:space="preserve">生成约</w:t>
+      </w:r>
+      <w:r>
+        <w:t xml:space="preserve"> 1.07 GB </w:t>
+      </w:r>
+      <w:r>
+        <w:rPr>
+          <w:rFonts w:hint="eastAsia"/>
+        </w:rPr>
+        <w:t xml:space="preserve">的部分</w:t>
+      </w:r>
+      <w:r>
+        <w:t xml:space="preserve"> .out </w:t>
+      </w:r>
+      <w:r>
+        <w:rPr>
+          <w:rFonts w:hint="eastAsia"/>
+        </w:rPr>
+        <w:t xml:space="preserve">和约</w:t>
+      </w:r>
+      <w:r>
+        <w:t xml:space="preserve"> 40 MB </w:t>
+      </w:r>
+      <w:r>
+        <w:rPr>
+          <w:rFonts w:hint="eastAsia"/>
+        </w:rPr>
+        <w:t xml:space="preserve">的</w:t>
+      </w:r>
+      <w:r>
+        <w:t xml:space="preserve"> .rpt。</w:t>
       </w:r>
     </w:p>
     <w:p>
@@ -8407,25 +6308,16 @@
         <w:rPr>
           <w:rFonts w:hint="eastAsia"/>
         </w:rPr>
-        <w:t xml:space="preserve">结果的</w:t>
-      </w:r>
-      <w:r>
-        <w:t xml:space="preserve"> </w:t>
-      </w:r>
-      <w:r>
-        <w:rPr>
-          <w:rFonts w:hint="eastAsia"/>
-        </w:rPr>
-        <w:t xml:space="preserve">CRS、网格大小、返回期、耦合模式和</w:t>
-      </w:r>
-      <w:r>
-        <w:t xml:space="preserve"> claim boundary </w:t>
-      </w:r>
-      <w:r>
-        <w:rPr>
-          <w:rFonts w:hint="eastAsia"/>
-        </w:rPr>
-        <w:t xml:space="preserve">可追溯；</w:t>
+        <w:t xml:space="preserve">达到</w:t>
+      </w:r>
+      <w:r>
+        <w:t xml:space="preserve"> 2700 </w:t>
+      </w:r>
+      <w:r>
+        <w:rPr>
+          <w:rFonts w:hint="eastAsia"/>
+        </w:rPr>
+        <w:t xml:space="preserve">秒时限，未完成全市计算。</w:t>
       </w:r>
     </w:p>
     <w:p>
@@ -8440,32 +6332,2754 @@
         <w:rPr>
           <w:rFonts w:hint="eastAsia"/>
         </w:rPr>
-        <w:t xml:space="preserve">若存在</w:t>
-      </w:r>
-      <w:r>
-        <w:t xml:space="preserve"> SWMM execution </w:t>
-      </w:r>
-      <w:r>
-        <w:rPr>
-          <w:rFonts w:hint="eastAsia"/>
-        </w:rPr>
-        <w:t xml:space="preserve">receipt，严格质量门失败状态必须在页面中保留。</w:t>
-      </w:r>
-    </w:p>
+        <w:t xml:space="preserve">没有证据表明镜像崩溃、动态库加载失败或数据挂载失败。</w:t>
+      </w:r>
+    </w:p>
+    <w:p>
+      <w:pPr>
+        <w:pStyle w:val="FirstParagraph"/>
+      </w:pPr>
+      <w:r>
+        <w:rPr>
+          <w:rFonts w:hint="eastAsia"/>
+        </w:rPr>
+        <w:t xml:space="preserve">验收表述必须是：</w:t>
+      </w:r>
+    </w:p>
+    <w:p>
+      <w:pPr>
+        <w:pStyle w:val="BlockText"/>
+      </w:pPr>
+      <w:r>
+        <w:rPr>
+          <w:rFonts w:hint="eastAsia"/>
+        </w:rPr>
+        <w:t xml:space="preserve">阶段</w:t>
+      </w:r>
+      <w:r>
+        <w:t xml:space="preserve"> 2 </w:t>
+      </w:r>
+      <w:r>
+        <w:rPr>
+          <w:rFonts w:hint="eastAsia"/>
+        </w:rPr>
+        <w:t xml:space="preserve">容器运行环境正常，但当前全市真实模型未在默认</w:t>
+      </w:r>
+      <w:r>
+        <w:t xml:space="preserve"> 2700 </w:t>
+      </w:r>
+      <w:r>
+        <w:rPr>
+          <w:rFonts w:hint="eastAsia"/>
+        </w:rPr>
+        <w:t xml:space="preserve">秒时限内完成；需延长超时后重新执行，并依据完整</w:t>
+      </w:r>
+      <w:r>
+        <w:t xml:space="preserve"> .rpt、.out </w:t>
+      </w:r>
+      <w:r>
+        <w:rPr>
+          <w:rFonts w:hint="eastAsia"/>
+        </w:rPr>
+        <w:t xml:space="preserve">和</w:t>
+      </w:r>
+      <w:r>
+        <w:t xml:space="preserve"> SWMM </w:t>
+      </w:r>
+      <w:r>
+        <w:rPr>
+          <w:rFonts w:hint="eastAsia"/>
+        </w:rPr>
+        <w:t xml:space="preserve">质量合同决定是否通过。</w:t>
+      </w:r>
+    </w:p>
+    <w:bookmarkEnd w:id="28"/>
+    <w:bookmarkStart w:id="29" w:name="输出检查"/>
+    <w:p>
+      <w:pPr>
+        <w:pStyle w:val="Heading3"/>
+      </w:pPr>
+      <w:r>
+        <w:t xml:space="preserve">7.3 </w:t>
+      </w:r>
+      <w:r>
+        <w:rPr>
+          <w:rFonts w:hint="eastAsia"/>
+        </w:rPr>
+        <w:t xml:space="preserve">输出检查</w:t>
+      </w:r>
+    </w:p>
+    <w:p>
+      <w:pPr>
+        <w:pStyle w:val="SourceCode"/>
+      </w:pPr>
+      <w:r>
+        <w:rPr>
+          <w:rStyle w:val="FunctionTok"/>
+        </w:rPr>
+        <w:t xml:space="preserve">ls</w:t>
+      </w:r>
+      <w:r>
+        <w:rPr>
+          <w:rStyle w:val="NormalTok"/>
+        </w:rPr>
+        <w:t xml:space="preserve"> </w:t>
+      </w:r>
+      <w:r>
+        <w:rPr>
+          <w:rStyle w:val="AttributeTok"/>
+        </w:rPr>
+        <w:t xml:space="preserve">-lh</w:t>
+      </w:r>
+      <w:r>
+        <w:rPr>
+          <w:rStyle w:val="NormalTok"/>
+        </w:rPr>
+        <w:t xml:space="preserve"> </w:t>
+      </w:r>
+      <w:r>
+        <w:rPr>
+          <w:rStyle w:val="StringTok"/>
+        </w:rPr>
+        <w:t xml:space="preserve">"</w:t>
+      </w:r>
+      <w:r>
+        <w:rPr>
+          <w:rStyle w:val="VariableTok"/>
+        </w:rPr>
+        <w:t xml:space="preserve">$ABU_DHABI_HYDRO_RUN_DIR</w:t>
+      </w:r>
+      <w:r>
+        <w:rPr>
+          <w:rStyle w:val="StringTok"/>
+        </w:rPr>
+        <w:t xml:space="preserve">/stage2-full-city-swmm"</w:t>
+      </w:r>
+      <w:r>
+        <w:br/>
+      </w:r>
+      <w:r>
+        <w:rPr>
+          <w:rStyle w:val="BuiltInTok"/>
+        </w:rPr>
+        <w:t xml:space="preserve">test</w:t>
+      </w:r>
+      <w:r>
+        <w:rPr>
+          <w:rStyle w:val="NormalTok"/>
+        </w:rPr>
+        <w:t xml:space="preserve"> </w:t>
+      </w:r>
+      <w:r>
+        <w:rPr>
+          <w:rStyle w:val="AttributeTok"/>
+        </w:rPr>
+        <w:t xml:space="preserve">-s</w:t>
+      </w:r>
+      <w:r>
+        <w:rPr>
+          <w:rStyle w:val="NormalTok"/>
+        </w:rPr>
+        <w:t xml:space="preserve"> </w:t>
+      </w:r>
+      <w:r>
+        <w:rPr>
+          <w:rStyle w:val="StringTok"/>
+        </w:rPr>
+        <w:t xml:space="preserve">"</w:t>
+      </w:r>
+      <w:r>
+        <w:rPr>
+          <w:rStyle w:val="VariableTok"/>
+        </w:rPr>
+        <w:t xml:space="preserve">$ABU_DHABI_HYDRO_RUN_DIR</w:t>
+      </w:r>
+      <w:r>
+        <w:rPr>
+          <w:rStyle w:val="StringTok"/>
+        </w:rPr>
+        <w:t xml:space="preserve">/stage2-full-city-swmm/abu_dhabi_city_full_topology.rpt"</w:t>
+      </w:r>
+      <w:r>
+        <w:br/>
+      </w:r>
+      <w:r>
+        <w:rPr>
+          <w:rStyle w:val="BuiltInTok"/>
+        </w:rPr>
+        <w:t xml:space="preserve">test</w:t>
+      </w:r>
+      <w:r>
+        <w:rPr>
+          <w:rStyle w:val="NormalTok"/>
+        </w:rPr>
+        <w:t xml:space="preserve"> </w:t>
+      </w:r>
+      <w:r>
+        <w:rPr>
+          <w:rStyle w:val="AttributeTok"/>
+        </w:rPr>
+        <w:t xml:space="preserve">-s</w:t>
+      </w:r>
+      <w:r>
+        <w:rPr>
+          <w:rStyle w:val="NormalTok"/>
+        </w:rPr>
+        <w:t xml:space="preserve"> </w:t>
+      </w:r>
+      <w:r>
+        <w:rPr>
+          <w:rStyle w:val="StringTok"/>
+        </w:rPr>
+        <w:t xml:space="preserve">"</w:t>
+      </w:r>
+      <w:r>
+        <w:rPr>
+          <w:rStyle w:val="VariableTok"/>
+        </w:rPr>
+        <w:t xml:space="preserve">$ABU_DHABI_HYDRO_RUN_DIR</w:t>
+      </w:r>
+      <w:r>
+        <w:rPr>
+          <w:rStyle w:val="StringTok"/>
+        </w:rPr>
+        <w:t xml:space="preserve">/stage2-full-city-swmm/abu_dhabi_city_full_topology.out"</w:t>
+      </w:r>
+    </w:p>
+    <w:p>
+      <w:pPr>
+        <w:pStyle w:val="FirstParagraph"/>
+      </w:pPr>
+      <w:r>
+        <w:rPr>
+          <w:rFonts w:hint="eastAsia"/>
+        </w:rPr>
+        <w:t xml:space="preserve">如果超时，保留</w:t>
+      </w:r>
+      <w:r>
+        <w:t xml:space="preserve"> stdout.log、stderr.log </w:t>
+      </w:r>
+      <w:r>
+        <w:rPr>
+          <w:rFonts w:hint="eastAsia"/>
+        </w:rPr>
+        <w:t xml:space="preserve">和部分输出用于诊断；不要把部分输出注册为完整计算结果。</w:t>
+      </w:r>
+    </w:p>
+    <w:bookmarkEnd w:id="29"/>
+    <w:bookmarkEnd w:id="30"/>
+    <w:bookmarkStart w:id="34" w:name="阶段-3二维水动力与耦合验证"/>
+    <w:p>
+      <w:pPr>
+        <w:pStyle w:val="Heading2"/>
+      </w:pPr>
+      <w:r>
+        <w:t xml:space="preserve">8. </w:t>
+      </w:r>
+      <w:r>
+        <w:rPr>
+          <w:rFonts w:hint="eastAsia"/>
+        </w:rPr>
+        <w:t xml:space="preserve">阶段</w:t>
+      </w:r>
+      <w:r>
+        <w:t xml:space="preserve"> </w:t>
+      </w:r>
+      <w:r>
+        <w:rPr>
+          <w:rFonts w:hint="eastAsia"/>
+        </w:rPr>
+        <w:t xml:space="preserve">3：二维水动力与耦合验证</w:t>
+      </w:r>
+    </w:p>
+    <w:p>
+      <w:pPr>
+        <w:pStyle w:val="FirstParagraph"/>
+      </w:pPr>
+      <w:r>
+        <w:rPr>
+          <w:rFonts w:hint="eastAsia"/>
+        </w:rPr>
+        <w:t xml:space="preserve">阶段</w:t>
+      </w:r>
+      <w:r>
+        <w:t xml:space="preserve"> 3 </w:t>
+      </w:r>
+      <w:r>
+        <w:rPr>
+          <w:rFonts w:hint="eastAsia"/>
+        </w:rPr>
+        <w:t xml:space="preserve">使用核心镜像中的</w:t>
+      </w:r>
+      <w:r>
+        <w:t xml:space="preserve"> ANUGA </w:t>
+      </w:r>
+      <w:r>
+        <w:rPr>
+          <w:rFonts w:hint="eastAsia"/>
+        </w:rPr>
+        <w:t xml:space="preserve">和耦合运行器。客户真实运行建议先执行</w:t>
+      </w:r>
+      <w:r>
+        <w:t xml:space="preserve"> 600 </w:t>
+      </w:r>
+      <w:r>
+        <w:rPr>
+          <w:rFonts w:hint="eastAsia"/>
+        </w:rPr>
+        <w:t xml:space="preserve">秒短验证，再决定是否提交完整城市时长。直接运行器消费已准备好的场景</w:t>
+      </w:r>
+      <w:r>
+        <w:t xml:space="preserve"> </w:t>
+      </w:r>
+      <w:r>
+        <w:rPr>
+          <w:rFonts w:hint="eastAsia"/>
+        </w:rPr>
+        <w:t xml:space="preserve">INP；Web</w:t>
+      </w:r>
+      <w:r>
+        <w:t xml:space="preserve"> </w:t>
+      </w:r>
+      <w:r>
+        <w:rPr>
+          <w:rFonts w:hint="eastAsia"/>
+        </w:rPr>
+        <w:t xml:space="preserve">阶段</w:t>
+      </w:r>
+      <w:r>
+        <w:t xml:space="preserve"> 3 API </w:t>
+      </w:r>
+      <w:r>
+        <w:rPr>
+          <w:rFonts w:hint="eastAsia"/>
+        </w:rPr>
+        <w:t xml:space="preserve">会在提交任务时创建</w:t>
+      </w:r>
+      <w:r>
+        <w:t xml:space="preserve"> run-local </w:t>
+      </w:r>
+      <w:r>
+        <w:rPr>
+          <w:rFonts w:hint="eastAsia"/>
+        </w:rPr>
+        <w:t xml:space="preserve">的</w:t>
+      </w:r>
+      <w:r>
+        <w:t xml:space="preserve"> coupled_scenario.inp。</w:t>
+      </w:r>
+    </w:p>
+    <w:bookmarkStart w:id="31" w:name="真实单向耦合"/>
+    <w:p>
+      <w:pPr>
+        <w:pStyle w:val="Heading3"/>
+      </w:pPr>
+      <w:r>
+        <w:t xml:space="preserve">8.1 </w:t>
+      </w:r>
+      <w:r>
+        <w:rPr>
+          <w:rFonts w:hint="eastAsia"/>
+        </w:rPr>
+        <w:t xml:space="preserve">真实单向耦合</w:t>
+      </w:r>
+    </w:p>
+    <w:p>
+      <w:pPr>
+        <w:pStyle w:val="SourceCode"/>
+      </w:pPr>
+      <w:r>
+        <w:rPr>
+          <w:rStyle w:val="ExtensionTok"/>
+        </w:rPr>
+        <w:t xml:space="preserve">docker</w:t>
+      </w:r>
+      <w:r>
+        <w:rPr>
+          <w:rStyle w:val="NormalTok"/>
+        </w:rPr>
+        <w:t xml:space="preserve"> run </w:t>
+      </w:r>
+      <w:r>
+        <w:rPr>
+          <w:rStyle w:val="AttributeTok"/>
+        </w:rPr>
+        <w:t xml:space="preserve">--rm</w:t>
+      </w:r>
+      <w:r>
+        <w:rPr>
+          <w:rStyle w:val="NormalTok"/>
+        </w:rPr>
+        <w:t xml:space="preserve"> </w:t>
+      </w:r>
+      <w:r>
+        <w:rPr>
+          <w:rStyle w:val="DataTypeTok"/>
+        </w:rPr>
+        <w:t xml:space="preserve">\</w:t>
+      </w:r>
+      <w:r>
+        <w:br/>
+      </w:r>
+      <w:r>
+        <w:rPr>
+          <w:rStyle w:val="NormalTok"/>
+        </w:rPr>
+        <w:t xml:space="preserve">  </w:t>
+      </w:r>
+      <w:r>
+        <w:rPr>
+          <w:rStyle w:val="AttributeTok"/>
+        </w:rPr>
+        <w:t xml:space="preserve">--pull</w:t>
+      </w:r>
+      <w:r>
+        <w:rPr>
+          <w:rStyle w:val="NormalTok"/>
+        </w:rPr>
+        <w:t xml:space="preserve"> never </w:t>
+      </w:r>
+      <w:r>
+        <w:rPr>
+          <w:rStyle w:val="DataTypeTok"/>
+        </w:rPr>
+        <w:t xml:space="preserve">\</w:t>
+      </w:r>
+      <w:r>
+        <w:br/>
+      </w:r>
+      <w:r>
+        <w:rPr>
+          <w:rStyle w:val="NormalTok"/>
+        </w:rPr>
+        <w:t xml:space="preserve">  </w:t>
+      </w:r>
+      <w:r>
+        <w:rPr>
+          <w:rStyle w:val="AttributeTok"/>
+        </w:rPr>
+        <w:t xml:space="preserve">--platform</w:t>
+      </w:r>
+      <w:r>
+        <w:rPr>
+          <w:rStyle w:val="NormalTok"/>
+        </w:rPr>
+        <w:t xml:space="preserve"> </w:t>
+      </w:r>
+      <w:r>
+        <w:rPr>
+          <w:rStyle w:val="StringTok"/>
+        </w:rPr>
+        <w:t xml:space="preserve">"</w:t>
+      </w:r>
+      <w:r>
+        <w:rPr>
+          <w:rStyle w:val="VariableTok"/>
+        </w:rPr>
+        <w:t xml:space="preserve">$PLATFORM</w:t>
+      </w:r>
+      <w:r>
+        <w:rPr>
+          <w:rStyle w:val="StringTok"/>
+        </w:rPr>
+        <w:t xml:space="preserve">"</w:t>
+      </w:r>
+      <w:r>
+        <w:rPr>
+          <w:rStyle w:val="NormalTok"/>
+        </w:rPr>
+        <w:t xml:space="preserve"> </w:t>
+      </w:r>
+      <w:r>
+        <w:rPr>
+          <w:rStyle w:val="DataTypeTok"/>
+        </w:rPr>
+        <w:t xml:space="preserve">\</w:t>
+      </w:r>
+      <w:r>
+        <w:br/>
+      </w:r>
+      <w:r>
+        <w:rPr>
+          <w:rStyle w:val="NormalTok"/>
+        </w:rPr>
+        <w:t xml:space="preserve">  </w:t>
+      </w:r>
+      <w:r>
+        <w:rPr>
+          <w:rStyle w:val="AttributeTok"/>
+        </w:rPr>
+        <w:t xml:space="preserve">--network</w:t>
+      </w:r>
+      <w:r>
+        <w:rPr>
+          <w:rStyle w:val="NormalTok"/>
+        </w:rPr>
+        <w:t xml:space="preserve"> none </w:t>
+      </w:r>
+      <w:r>
+        <w:rPr>
+          <w:rStyle w:val="DataTypeTok"/>
+        </w:rPr>
+        <w:t xml:space="preserve">\</w:t>
+      </w:r>
+      <w:r>
+        <w:br/>
+      </w:r>
+      <w:r>
+        <w:rPr>
+          <w:rStyle w:val="NormalTok"/>
+        </w:rPr>
+        <w:t xml:space="preserve">  </w:t>
+      </w:r>
+      <w:r>
+        <w:rPr>
+          <w:rStyle w:val="AttributeTok"/>
+        </w:rPr>
+        <w:t xml:space="preserve">--read-only</w:t>
+      </w:r>
+      <w:r>
+        <w:rPr>
+          <w:rStyle w:val="NormalTok"/>
+        </w:rPr>
+        <w:t xml:space="preserve"> </w:t>
+      </w:r>
+      <w:r>
+        <w:rPr>
+          <w:rStyle w:val="DataTypeTok"/>
+        </w:rPr>
+        <w:t xml:space="preserve">\</w:t>
+      </w:r>
+      <w:r>
+        <w:br/>
+      </w:r>
+      <w:r>
+        <w:rPr>
+          <w:rStyle w:val="NormalTok"/>
+        </w:rPr>
+        <w:t xml:space="preserve">  </w:t>
+      </w:r>
+      <w:r>
+        <w:rPr>
+          <w:rStyle w:val="AttributeTok"/>
+        </w:rPr>
+        <w:t xml:space="preserve">--tmpfs</w:t>
+      </w:r>
+      <w:r>
+        <w:rPr>
+          <w:rStyle w:val="NormalTok"/>
+        </w:rPr>
+        <w:t xml:space="preserve"> /tmp:size=512m,mode=1777 </w:t>
+      </w:r>
+      <w:r>
+        <w:rPr>
+          <w:rStyle w:val="DataTypeTok"/>
+        </w:rPr>
+        <w:t xml:space="preserve">\</w:t>
+      </w:r>
+      <w:r>
+        <w:br/>
+      </w:r>
+      <w:r>
+        <w:rPr>
+          <w:rStyle w:val="NormalTok"/>
+        </w:rPr>
+        <w:t xml:space="preserve">  </w:t>
+      </w:r>
+      <w:r>
+        <w:rPr>
+          <w:rStyle w:val="AttributeTok"/>
+        </w:rPr>
+        <w:t xml:space="preserve">--mount</w:t>
+      </w:r>
+      <w:r>
+        <w:rPr>
+          <w:rStyle w:val="NormalTok"/>
+        </w:rPr>
+        <w:t xml:space="preserve"> type=bind,src=</w:t>
+      </w:r>
+      <w:r>
+        <w:rPr>
+          <w:rStyle w:val="StringTok"/>
+        </w:rPr>
+        <w:t xml:space="preserve">"</w:t>
+      </w:r>
+      <w:r>
+        <w:rPr>
+          <w:rStyle w:val="VariableTok"/>
+        </w:rPr>
+        <w:t xml:space="preserve">$ABU_DHABI_HYDRO_INPUT_DIR</w:t>
+      </w:r>
+      <w:r>
+        <w:rPr>
+          <w:rStyle w:val="StringTok"/>
+        </w:rPr>
+        <w:t xml:space="preserve">"</w:t>
+      </w:r>
+      <w:r>
+        <w:rPr>
+          <w:rStyle w:val="NormalTok"/>
+        </w:rPr>
+        <w:t xml:space="preserve">,dst=/data/input,readonly </w:t>
+      </w:r>
+      <w:r>
+        <w:rPr>
+          <w:rStyle w:val="DataTypeTok"/>
+        </w:rPr>
+        <w:t xml:space="preserve">\</w:t>
+      </w:r>
+      <w:r>
+        <w:br/>
+      </w:r>
+      <w:r>
+        <w:rPr>
+          <w:rStyle w:val="NormalTok"/>
+        </w:rPr>
+        <w:t xml:space="preserve">  </w:t>
+      </w:r>
+      <w:r>
+        <w:rPr>
+          <w:rStyle w:val="AttributeTok"/>
+        </w:rPr>
+        <w:t xml:space="preserve">--mount</w:t>
+      </w:r>
+      <w:r>
+        <w:rPr>
+          <w:rStyle w:val="NormalTok"/>
+        </w:rPr>
+        <w:t xml:space="preserve"> type=bind,src=</w:t>
+      </w:r>
+      <w:r>
+        <w:rPr>
+          <w:rStyle w:val="StringTok"/>
+        </w:rPr>
+        <w:t xml:space="preserve">"</w:t>
+      </w:r>
+      <w:r>
+        <w:rPr>
+          <w:rStyle w:val="VariableTok"/>
+        </w:rPr>
+        <w:t xml:space="preserve">$ABU_DHABI_HYDRO_RUN_DIR</w:t>
+      </w:r>
+      <w:r>
+        <w:rPr>
+          <w:rStyle w:val="StringTok"/>
+        </w:rPr>
+        <w:t xml:space="preserve">"</w:t>
+      </w:r>
+      <w:r>
+        <w:rPr>
+          <w:rStyle w:val="NormalTok"/>
+        </w:rPr>
+        <w:t xml:space="preserve">,dst=/data/runs </w:t>
+      </w:r>
+      <w:r>
+        <w:rPr>
+          <w:rStyle w:val="DataTypeTok"/>
+        </w:rPr>
+        <w:t xml:space="preserve">\</w:t>
+      </w:r>
+      <w:r>
+        <w:br/>
+      </w:r>
+      <w:r>
+        <w:rPr>
+          <w:rStyle w:val="NormalTok"/>
+        </w:rPr>
+        <w:t xml:space="preserve">  </w:t>
+      </w:r>
+      <w:r>
+        <w:rPr>
+          <w:rStyle w:val="AttributeTok"/>
+        </w:rPr>
+        <w:t xml:space="preserve">--entrypoint</w:t>
+      </w:r>
+      <w:r>
+        <w:rPr>
+          <w:rStyle w:val="NormalTok"/>
+        </w:rPr>
+        <w:t xml:space="preserve"> python </w:t>
+      </w:r>
+      <w:r>
+        <w:rPr>
+          <w:rStyle w:val="DataTypeTok"/>
+        </w:rPr>
+        <w:t xml:space="preserve">\</w:t>
+      </w:r>
+      <w:r>
+        <w:br/>
+      </w:r>
+      <w:r>
+        <w:rPr>
+          <w:rStyle w:val="NormalTok"/>
+        </w:rPr>
+        <w:t xml:space="preserve">  </w:t>
+      </w:r>
+      <w:r>
+        <w:rPr>
+          <w:rStyle w:val="StringTok"/>
+        </w:rPr>
+        <w:t xml:space="preserve">"</w:t>
+      </w:r>
+      <w:r>
+        <w:rPr>
+          <w:rStyle w:val="VariableTok"/>
+        </w:rPr>
+        <w:t xml:space="preserve">$CORE_IMAGE</w:t>
+      </w:r>
+      <w:r>
+        <w:rPr>
+          <w:rStyle w:val="StringTok"/>
+        </w:rPr>
+        <w:t xml:space="preserve">"</w:t>
+      </w:r>
+      <w:r>
+        <w:rPr>
+          <w:rStyle w:val="NormalTok"/>
+        </w:rPr>
+        <w:t xml:space="preserve"> </w:t>
+      </w:r>
+      <w:r>
+        <w:rPr>
+          <w:rStyle w:val="DataTypeTok"/>
+        </w:rPr>
+        <w:t xml:space="preserve">\</w:t>
+      </w:r>
+      <w:r>
+        <w:br/>
+      </w:r>
+      <w:r>
+        <w:rPr>
+          <w:rStyle w:val="NormalTok"/>
+        </w:rPr>
+        <w:t xml:space="preserve">  /app/scripts/run_abu_dhabi_swmm_anuga_bidirectional_pilot.py </w:t>
+      </w:r>
+      <w:r>
+        <w:rPr>
+          <w:rStyle w:val="DataTypeTok"/>
+        </w:rPr>
+        <w:t xml:space="preserve">\</w:t>
+      </w:r>
+      <w:r>
+        <w:br/>
+      </w:r>
+      <w:r>
+        <w:rPr>
+          <w:rStyle w:val="NormalTok"/>
+        </w:rPr>
+        <w:t xml:space="preserve">  </w:t>
+      </w:r>
+      <w:r>
+        <w:rPr>
+          <w:rStyle w:val="AttributeTok"/>
+        </w:rPr>
+        <w:t xml:space="preserve">--swmm-inp</w:t>
+      </w:r>
+      <w:r>
+        <w:rPr>
+          <w:rStyle w:val="NormalTok"/>
+        </w:rPr>
+        <w:t xml:space="preserve"> /data/input/swmm/abu_dhabi_city_full_topology.inp </w:t>
+      </w:r>
+      <w:r>
+        <w:rPr>
+          <w:rStyle w:val="DataTypeTok"/>
+        </w:rPr>
+        <w:t xml:space="preserve">\</w:t>
+      </w:r>
+      <w:r>
+        <w:br/>
+      </w:r>
+      <w:r>
+        <w:rPr>
+          <w:rStyle w:val="NormalTok"/>
+        </w:rPr>
+        <w:t xml:space="preserve">  </w:t>
+      </w:r>
+      <w:r>
+        <w:rPr>
+          <w:rStyle w:val="AttributeTok"/>
+        </w:rPr>
+        <w:t xml:space="preserve">--swmm-library</w:t>
+      </w:r>
+      <w:r>
+        <w:rPr>
+          <w:rStyle w:val="NormalTok"/>
+        </w:rPr>
+        <w:t xml:space="preserve"> /opt/swmm/lib/libswmm5.so </w:t>
+      </w:r>
+      <w:r>
+        <w:rPr>
+          <w:rStyle w:val="DataTypeTok"/>
+        </w:rPr>
+        <w:t xml:space="preserve">\</w:t>
+      </w:r>
+      <w:r>
+        <w:br/>
+      </w:r>
+      <w:r>
+        <w:rPr>
+          <w:rStyle w:val="NormalTok"/>
+        </w:rPr>
+        <w:t xml:space="preserve">  </w:t>
+      </w:r>
+      <w:r>
+        <w:rPr>
+          <w:rStyle w:val="AttributeTok"/>
+        </w:rPr>
+        <w:t xml:space="preserve">--grid</w:t>
+      </w:r>
+      <w:r>
+        <w:rPr>
+          <w:rStyle w:val="NormalTok"/>
+        </w:rPr>
+        <w:t xml:space="preserve"> /data/input/surface/terrain_grid_250m.npz </w:t>
+      </w:r>
+      <w:r>
+        <w:rPr>
+          <w:rStyle w:val="DataTypeTok"/>
+        </w:rPr>
+        <w:t xml:space="preserve">\</w:t>
+      </w:r>
+      <w:r>
+        <w:br/>
+      </w:r>
+      <w:r>
+        <w:rPr>
+          <w:rStyle w:val="NormalTok"/>
+        </w:rPr>
+        <w:t xml:space="preserve">  </w:t>
+      </w:r>
+      <w:r>
+        <w:rPr>
+          <w:rStyle w:val="AttributeTok"/>
+        </w:rPr>
+        <w:t xml:space="preserve">--bindings</w:t>
+      </w:r>
+      <w:r>
+        <w:rPr>
+          <w:rStyle w:val="NormalTok"/>
+        </w:rPr>
+        <w:t xml:space="preserve"> /data/input/coupling/interface_bindings.jsonl.gz </w:t>
+      </w:r>
+      <w:r>
+        <w:rPr>
+          <w:rStyle w:val="DataTypeTok"/>
+        </w:rPr>
+        <w:t xml:space="preserve">\</w:t>
+      </w:r>
+      <w:r>
+        <w:br/>
+      </w:r>
+      <w:r>
+        <w:rPr>
+          <w:rStyle w:val="NormalTok"/>
+        </w:rPr>
+        <w:t xml:space="preserve">  </w:t>
+      </w:r>
+      <w:r>
+        <w:rPr>
+          <w:rStyle w:val="AttributeTok"/>
+        </w:rPr>
+        <w:t xml:space="preserve">--output</w:t>
+      </w:r>
+      <w:r>
+        <w:rPr>
+          <w:rStyle w:val="NormalTok"/>
+        </w:rPr>
+        <w:t xml:space="preserve"> /data/runs/stage3-real-one-way-600s </w:t>
+      </w:r>
+      <w:r>
+        <w:rPr>
+          <w:rStyle w:val="DataTypeTok"/>
+        </w:rPr>
+        <w:t xml:space="preserve">\</w:t>
+      </w:r>
+      <w:r>
+        <w:br/>
+      </w:r>
+      <w:r>
+        <w:rPr>
+          <w:rStyle w:val="NormalTok"/>
+        </w:rPr>
+        <w:t xml:space="preserve">  </w:t>
+      </w:r>
+      <w:r>
+        <w:rPr>
+          <w:rStyle w:val="AttributeTok"/>
+        </w:rPr>
+        <w:t xml:space="preserve">--duration-seconds</w:t>
+      </w:r>
+      <w:r>
+        <w:rPr>
+          <w:rStyle w:val="NormalTok"/>
+        </w:rPr>
+        <w:t xml:space="preserve"> 600 </w:t>
+      </w:r>
+      <w:r>
+        <w:rPr>
+          <w:rStyle w:val="DataTypeTok"/>
+        </w:rPr>
+        <w:t xml:space="preserve">\</w:t>
+      </w:r>
+      <w:r>
+        <w:br/>
+      </w:r>
+      <w:r>
+        <w:rPr>
+          <w:rStyle w:val="NormalTok"/>
+        </w:rPr>
+        <w:t xml:space="preserve">  </w:t>
+      </w:r>
+      <w:r>
+        <w:rPr>
+          <w:rStyle w:val="AttributeTok"/>
+        </w:rPr>
+        <w:t xml:space="preserve">--window-seconds</w:t>
+      </w:r>
+      <w:r>
+        <w:rPr>
+          <w:rStyle w:val="NormalTok"/>
+        </w:rPr>
+        <w:t xml:space="preserve"> 300 </w:t>
+      </w:r>
+      <w:r>
+        <w:rPr>
+          <w:rStyle w:val="DataTypeTok"/>
+        </w:rPr>
+        <w:t xml:space="preserve">\</w:t>
+      </w:r>
+      <w:r>
+        <w:br/>
+      </w:r>
+      <w:r>
+        <w:rPr>
+          <w:rStyle w:val="NormalTok"/>
+        </w:rPr>
+        <w:t xml:space="preserve">  </w:t>
+      </w:r>
+      <w:r>
+        <w:rPr>
+          <w:rStyle w:val="AttributeTok"/>
+        </w:rPr>
+        <w:t xml:space="preserve">--coupling-mode</w:t>
+      </w:r>
+      <w:r>
+        <w:rPr>
+          <w:rStyle w:val="NormalTok"/>
+        </w:rPr>
+        <w:t xml:space="preserve"> one_way_swmm_to_anuga </w:t>
+      </w:r>
+      <w:r>
+        <w:rPr>
+          <w:rStyle w:val="DataTypeTok"/>
+        </w:rPr>
+        <w:t xml:space="preserve">\</w:t>
+      </w:r>
+      <w:r>
+        <w:br/>
+      </w:r>
+      <w:r>
+        <w:rPr>
+          <w:rStyle w:val="NormalTok"/>
+        </w:rPr>
+        <w:t xml:space="preserve">  </w:t>
+      </w:r>
+      <w:r>
+        <w:rPr>
+          <w:rStyle w:val="AttributeTok"/>
+        </w:rPr>
+        <w:t xml:space="preserve">--binding-limit</w:t>
+      </w:r>
+      <w:r>
+        <w:rPr>
+          <w:rStyle w:val="NormalTok"/>
+        </w:rPr>
+        <w:t xml:space="preserve"> 1000 </w:t>
+      </w:r>
+      <w:r>
+        <w:rPr>
+          <w:rStyle w:val="DataTypeTok"/>
+        </w:rPr>
+        <w:t xml:space="preserve">\</w:t>
+      </w:r>
+      <w:r>
+        <w:br/>
+      </w:r>
+      <w:r>
+        <w:rPr>
+          <w:rStyle w:val="NormalTok"/>
+        </w:rPr>
+        <w:t xml:space="preserve">  </w:t>
+      </w:r>
+      <w:r>
+        <w:rPr>
+          <w:rStyle w:val="AttributeTok"/>
+        </w:rPr>
+        <w:t xml:space="preserve">--interface-detail-limit</w:t>
+      </w:r>
+      <w:r>
+        <w:rPr>
+          <w:rStyle w:val="NormalTok"/>
+        </w:rPr>
+        <w:t xml:space="preserve"> 1000 </w:t>
+      </w:r>
+      <w:r>
+        <w:rPr>
+          <w:rStyle w:val="DataTypeTok"/>
+        </w:rPr>
+        <w:t xml:space="preserve">\</w:t>
+      </w:r>
+      <w:r>
+        <w:br/>
+      </w:r>
+      <w:r>
+        <w:rPr>
+          <w:rStyle w:val="NormalTok"/>
+        </w:rPr>
+        <w:t xml:space="preserve">  </w:t>
+      </w:r>
+      <w:r>
+        <w:rPr>
+          <w:rStyle w:val="AttributeTok"/>
+        </w:rPr>
+        <w:t xml:space="preserve">--run-id</w:t>
+      </w:r>
+      <w:r>
+        <w:rPr>
+          <w:rStyle w:val="NormalTok"/>
+        </w:rPr>
+        <w:t xml:space="preserve"> container-real-one-way-600s </w:t>
+      </w:r>
+      <w:r>
+        <w:rPr>
+          <w:rStyle w:val="DataTypeTok"/>
+        </w:rPr>
+        <w:t xml:space="preserve">\</w:t>
+      </w:r>
+      <w:r>
+        <w:br/>
+      </w:r>
+      <w:r>
+        <w:rPr>
+          <w:rStyle w:val="NormalTok"/>
+        </w:rPr>
+        <w:t xml:space="preserve">  </w:t>
+      </w:r>
+      <w:r>
+        <w:rPr>
+          <w:rStyle w:val="AttributeTok"/>
+        </w:rPr>
+        <w:t xml:space="preserve">--quiet</w:t>
+      </w:r>
+    </w:p>
+    <w:p>
+      <w:pPr>
+        <w:pStyle w:val="FirstParagraph"/>
+      </w:pPr>
+      <w:r>
+        <w:rPr>
+          <w:rFonts w:hint="eastAsia"/>
+        </w:rPr>
+        <w:t xml:space="preserve">预期输出：</w:t>
+      </w:r>
+    </w:p>
+    <w:p>
+      <w:pPr>
+        <w:pStyle w:val="SourceCode"/>
+      </w:pPr>
+      <w:r>
+        <w:rPr>
+          <w:rStyle w:val="VerbatimChar"/>
+        </w:rPr>
+        <w:t xml:space="preserve">bidirectional_coupling_receipt.json</w:t>
+      </w:r>
+      <w:r>
+        <w:br/>
+      </w:r>
+      <w:r>
+        <w:rPr>
+          <w:rStyle w:val="VerbatimChar"/>
+        </w:rPr>
+        <w:t xml:space="preserve">delivery_summary.json</w:t>
+      </w:r>
+      <w:r>
+        <w:br/>
+      </w:r>
+      <w:r>
+        <w:rPr>
+          <w:rStyle w:val="VerbatimChar"/>
+        </w:rPr>
+        <w:t xml:space="preserve">maximum_depth_wgs84.geojson</w:t>
+      </w:r>
+      <w:r>
+        <w:br/>
+      </w:r>
+      <w:r>
+        <w:rPr>
+          <w:rStyle w:val="VerbatimChar"/>
+        </w:rPr>
+        <w:t xml:space="preserve">temporal_snapshots/manifest.json</w:t>
+      </w:r>
+      <w:r>
+        <w:br/>
+      </w:r>
+      <w:r>
+        <w:rPr>
+          <w:rStyle w:val="VerbatimChar"/>
+        </w:rPr>
+        <w:t xml:space="preserve">abu_dhabi_swmm_anuga_bidirectional_pilot.sww</w:t>
+      </w:r>
+      <w:r>
+        <w:br/>
+      </w:r>
+      <w:r>
+        <w:rPr>
+          <w:rStyle w:val="VerbatimChar"/>
+        </w:rPr>
+        <w:t xml:space="preserve">swmm_dynamic.out</w:t>
+      </w:r>
+      <w:r>
+        <w:br/>
+      </w:r>
+      <w:r>
+        <w:rPr>
+          <w:rStyle w:val="VerbatimChar"/>
+        </w:rPr>
+        <w:t xml:space="preserve">swmm_dynamic.rpt</w:t>
+      </w:r>
+    </w:p>
+    <w:p>
+      <w:pPr>
+        <w:pStyle w:val="FirstParagraph"/>
+      </w:pPr>
+      <w:r>
+        <w:rPr>
+          <w:rFonts w:hint="eastAsia"/>
+        </w:rPr>
+        <w:t xml:space="preserve">本次</w:t>
+      </w:r>
+      <w:r>
+        <w:t xml:space="preserve"> ARM64 </w:t>
+      </w:r>
+      <w:r>
+        <w:rPr>
+          <w:rFonts w:hint="eastAsia"/>
+        </w:rPr>
+        <w:t xml:space="preserve">和</w:t>
+      </w:r>
+      <w:r>
+        <w:t xml:space="preserve"> AMD64 </w:t>
+      </w:r>
+      <w:r>
+        <w:rPr>
+          <w:rFonts w:hint="eastAsia"/>
+        </w:rPr>
+        <w:t xml:space="preserve">均完成，两个</w:t>
+      </w:r>
+      <w:r>
+        <w:t xml:space="preserve"> 300 </w:t>
+      </w:r>
+      <w:r>
+        <w:rPr>
+          <w:rFonts w:hint="eastAsia"/>
+        </w:rPr>
+        <w:t xml:space="preserve">秒交换窗口均有记录，quality_passed=true。结果属于诊断性</w:t>
+      </w:r>
+      <w:r>
+        <w:t xml:space="preserve"> coupled </w:t>
+      </w:r>
+      <w:r>
+        <w:rPr>
+          <w:rFonts w:hint="eastAsia"/>
+        </w:rPr>
+        <w:t xml:space="preserve">run，不能自动解释为工程准入结果。</w:t>
+      </w:r>
+    </w:p>
+    <w:bookmarkEnd w:id="31"/>
+    <w:bookmarkStart w:id="32" w:name="真实双向耦合"/>
+    <w:p>
+      <w:pPr>
+        <w:pStyle w:val="Heading3"/>
+      </w:pPr>
+      <w:r>
+        <w:t xml:space="preserve">8.2 </w:t>
+      </w:r>
+      <w:r>
+        <w:rPr>
+          <w:rFonts w:hint="eastAsia"/>
+        </w:rPr>
+        <w:t xml:space="preserve">真实双向耦合</w:t>
+      </w:r>
+    </w:p>
+    <w:p>
+      <w:pPr>
+        <w:pStyle w:val="FirstParagraph"/>
+      </w:pPr>
+      <w:r>
+        <w:rPr>
+          <w:rFonts w:hint="eastAsia"/>
+        </w:rPr>
+        <w:t xml:space="preserve">将上面命令的输出目录、耦合模式和</w:t>
+      </w:r>
+      <w:r>
+        <w:t xml:space="preserve"> run ID </w:t>
+      </w:r>
+      <w:r>
+        <w:rPr>
+          <w:rFonts w:hint="eastAsia"/>
+        </w:rPr>
+        <w:t xml:space="preserve">替换为：</w:t>
+      </w:r>
+    </w:p>
+    <w:p>
+      <w:pPr>
+        <w:pStyle w:val="SourceCode"/>
+      </w:pPr>
+      <w:r>
+        <w:rPr>
+          <w:rStyle w:val="NormalTok"/>
+        </w:rPr>
+        <w:t xml:space="preserve">  </w:t>
+      </w:r>
+      <w:r>
+        <w:rPr>
+          <w:rStyle w:val="ExtensionTok"/>
+        </w:rPr>
+        <w:t xml:space="preserve">--output</w:t>
+      </w:r>
+      <w:r>
+        <w:rPr>
+          <w:rStyle w:val="NormalTok"/>
+        </w:rPr>
+        <w:t xml:space="preserve"> /data/runs/stage3-real-two-way-600s </w:t>
+      </w:r>
+      <w:r>
+        <w:rPr>
+          <w:rStyle w:val="DataTypeTok"/>
+        </w:rPr>
+        <w:t xml:space="preserve">\</w:t>
+      </w:r>
+      <w:r>
+        <w:br/>
+      </w:r>
+      <w:r>
+        <w:rPr>
+          <w:rStyle w:val="NormalTok"/>
+        </w:rPr>
+        <w:t xml:space="preserve">  </w:t>
+      </w:r>
+      <w:r>
+        <w:rPr>
+          <w:rStyle w:val="AttributeTok"/>
+        </w:rPr>
+        <w:t xml:space="preserve">--coupling-mode</w:t>
+      </w:r>
+      <w:r>
+        <w:rPr>
+          <w:rStyle w:val="NormalTok"/>
+        </w:rPr>
+        <w:t xml:space="preserve"> two_way_swmm_anuga </w:t>
+      </w:r>
+      <w:r>
+        <w:rPr>
+          <w:rStyle w:val="DataTypeTok"/>
+        </w:rPr>
+        <w:t xml:space="preserve">\</w:t>
+      </w:r>
+      <w:r>
+        <w:br/>
+      </w:r>
+      <w:r>
+        <w:rPr>
+          <w:rStyle w:val="NormalTok"/>
+        </w:rPr>
+        <w:t xml:space="preserve">  </w:t>
+      </w:r>
+      <w:r>
+        <w:rPr>
+          <w:rStyle w:val="AttributeTok"/>
+        </w:rPr>
+        <w:t xml:space="preserve">--run-id</w:t>
+      </w:r>
+      <w:r>
+        <w:rPr>
+          <w:rStyle w:val="NormalTok"/>
+        </w:rPr>
+        <w:t xml:space="preserve"> container-real-two-way-600s</w:t>
+      </w:r>
+    </w:p>
+    <w:p>
+      <w:pPr>
+        <w:pStyle w:val="FirstParagraph"/>
+      </w:pPr>
+      <w:r>
+        <w:rPr>
+          <w:rFonts w:hint="eastAsia"/>
+        </w:rPr>
+        <w:t xml:space="preserve">本次</w:t>
+      </w:r>
+      <w:r>
+        <w:t xml:space="preserve"> ARM64 </w:t>
+      </w:r>
+      <w:r>
+        <w:rPr>
+          <w:rFonts w:hint="eastAsia"/>
+        </w:rPr>
+        <w:t xml:space="preserve">和</w:t>
+      </w:r>
+      <w:r>
+        <w:t xml:space="preserve"> AMD64 </w:t>
+      </w:r>
+      <w:r>
+        <w:rPr>
+          <w:rFonts w:hint="eastAsia"/>
+        </w:rPr>
+        <w:t xml:space="preserve">均能完成计算，但质量门失败：</w:t>
+      </w:r>
+    </w:p>
+    <w:p>
+      <w:pPr>
+        <w:pStyle w:val="SourceCode"/>
+      </w:pPr>
+      <w:r>
+        <w:rPr>
+          <w:rStyle w:val="VerbatimChar"/>
+        </w:rPr>
+        <w:t xml:space="preserve">quality_passed=false</w:t>
+      </w:r>
+      <w:r>
+        <w:br/>
+      </w:r>
+      <w:r>
+        <w:rPr>
+          <w:rStyle w:val="VerbatimChar"/>
+          <w:rFonts w:hint="eastAsia"/>
+        </w:rPr>
+        <w:t xml:space="preserve">第一个窗口：通过</w:t>
+      </w:r>
+      <w:r>
+        <w:br/>
+      </w:r>
+      <w:r>
+        <w:rPr>
+          <w:rStyle w:val="VerbatimChar"/>
+          <w:rFonts w:hint="eastAsia"/>
+        </w:rPr>
+        <w:t xml:space="preserve">第二个窗口：失败</w:t>
+      </w:r>
+      <w:r>
+        <w:br/>
+      </w:r>
+      <w:r>
+        <w:rPr>
+          <w:rStyle w:val="VerbatimChar"/>
+          <w:rFonts w:hint="eastAsia"/>
+        </w:rPr>
+        <w:t xml:space="preserve">总质量残差：约</w:t>
+      </w:r>
+      <w:r>
+        <w:rPr>
+          <w:rStyle w:val="VerbatimChar"/>
+        </w:rPr>
+        <w:t xml:space="preserve"> -6.95e-11 </w:t>
+      </w:r>
+      <w:r>
+        <w:rPr>
+          <w:rStyle w:val="VerbatimChar"/>
+          <w:rFonts w:hint="eastAsia"/>
+        </w:rPr>
+        <w:t xml:space="preserve">m³（接近零）</w:t>
+      </w:r>
+      <w:r>
+        <w:br/>
+      </w:r>
+      <w:r>
+        <w:rPr>
+          <w:rStyle w:val="VerbatimChar"/>
+          <w:rFonts w:hint="eastAsia"/>
+        </w:rPr>
+        <w:t xml:space="preserve">请求有符号交换量：95,696.097</w:t>
+      </w:r>
+      <w:r>
+        <w:rPr>
+          <w:rStyle w:val="VerbatimChar"/>
+        </w:rPr>
+        <w:t xml:space="preserve"> m³</w:t>
+      </w:r>
+      <w:r>
+        <w:br/>
+      </w:r>
+      <w:r>
+        <w:rPr>
+          <w:rStyle w:val="VerbatimChar"/>
+          <w:rFonts w:hint="eastAsia"/>
+        </w:rPr>
+        <w:t xml:space="preserve">实际施加有符号交换量：108,743.571</w:t>
+      </w:r>
+      <w:r>
+        <w:rPr>
+          <w:rStyle w:val="VerbatimChar"/>
+        </w:rPr>
+        <w:t xml:space="preserve"> m³</w:t>
+      </w:r>
+      <w:r>
+        <w:br/>
+      </w:r>
+      <w:r>
+        <w:rPr>
+          <w:rStyle w:val="VerbatimChar"/>
+          <w:rFonts w:hint="eastAsia"/>
+        </w:rPr>
+        <w:t xml:space="preserve">差值：13,047.474</w:t>
+      </w:r>
+      <w:r>
+        <w:rPr>
+          <w:rStyle w:val="VerbatimChar"/>
+        </w:rPr>
+        <w:t xml:space="preserve"> m³</w:t>
+      </w:r>
+      <w:r>
+        <w:br/>
+      </w:r>
+      <w:r>
+        <w:rPr>
+          <w:rStyle w:val="VerbatimChar"/>
+          <w:rFonts w:hint="eastAsia"/>
+        </w:rPr>
+        <w:t xml:space="preserve">相对偏差：0.1199838654（约</w:t>
+      </w:r>
+      <w:r>
+        <w:rPr>
+          <w:rStyle w:val="VerbatimChar"/>
+        </w:rPr>
+        <w:t xml:space="preserve"> </w:t>
+      </w:r>
+      <w:r>
+        <w:rPr>
+          <w:rStyle w:val="VerbatimChar"/>
+          <w:rFonts w:hint="eastAsia"/>
+        </w:rPr>
+        <w:t xml:space="preserve">12%）</w:t>
+      </w:r>
+    </w:p>
+    <w:p>
+      <w:pPr>
+        <w:pStyle w:val="FirstParagraph"/>
+      </w:pPr>
+      <w:r>
+        <w:rPr>
+          <w:rFonts w:hint="eastAsia"/>
+        </w:rPr>
+        <w:t xml:space="preserve">初步定位为多个</w:t>
+      </w:r>
+      <w:r>
+        <w:t xml:space="preserve"> SWMM </w:t>
+      </w:r>
+      <w:r>
+        <w:rPr>
+          <w:rFonts w:hint="eastAsia"/>
+        </w:rPr>
+        <w:t xml:space="preserve">接口绑定到同一</w:t>
+      </w:r>
+      <w:r>
+        <w:t xml:space="preserve"> ANUGA </w:t>
+      </w:r>
+      <w:r>
+        <w:rPr>
+          <w:rFonts w:hint="eastAsia"/>
+        </w:rPr>
+        <w:t xml:space="preserve">cell；当前</w:t>
+      </w:r>
+      <w:r>
+        <w:t xml:space="preserve"> _bounded_head_rate() </w:t>
+      </w:r>
+      <w:r>
+        <w:rPr>
+          <w:rFonts w:hint="eastAsia"/>
+        </w:rPr>
+        <w:t xml:space="preserve">对每个接口分别使用同一</w:t>
+      </w:r>
+      <w:r>
+        <w:t xml:space="preserve"> cell </w:t>
+      </w:r>
+      <w:r>
+        <w:rPr>
+          <w:rFonts w:hint="eastAsia"/>
+        </w:rPr>
+        <w:t xml:space="preserve">的可用水量，接口汇总后可能超过该</w:t>
+      </w:r>
+      <w:r>
+        <w:t xml:space="preserve"> cell </w:t>
+      </w:r>
+      <w:r>
+        <w:rPr>
+          <w:rFonts w:hint="eastAsia"/>
+        </w:rPr>
+        <w:t xml:space="preserve">可排出的实际水量，随后被</w:t>
+      </w:r>
+      <w:r>
+        <w:t xml:space="preserve"> ANUGA </w:t>
+      </w:r>
+      <w:r>
+        <w:rPr>
+          <w:rFonts w:hint="eastAsia"/>
+        </w:rPr>
+        <w:t xml:space="preserve">截断。当前质量门比较“请求量”和“施加量”，因此失败。问题与</w:t>
+      </w:r>
+      <w:r>
+        <w:t xml:space="preserve"> ARM64/AMD64 </w:t>
+      </w:r>
+      <w:r>
+        <w:rPr>
+          <w:rFonts w:hint="eastAsia"/>
+        </w:rPr>
+        <w:t xml:space="preserve">架构无关。</w:t>
+      </w:r>
+    </w:p>
+    <w:p>
+      <w:pPr>
+        <w:pStyle w:val="BodyText"/>
+      </w:pPr>
+      <w:r>
+        <w:rPr>
+          <w:rFonts w:hint="eastAsia"/>
+        </w:rPr>
+        <w:t xml:space="preserve">在该缺陷修复并重新生成接口映射、复跑双向质量门前，不得将阶段</w:t>
+      </w:r>
+      <w:r>
+        <w:t xml:space="preserve"> 3 </w:t>
+      </w:r>
+      <w:r>
+        <w:rPr>
+          <w:rFonts w:hint="eastAsia"/>
+        </w:rPr>
+        <w:t xml:space="preserve">双向标记为完整通过，也不得把本次输出用于工程设计责任结论。</w:t>
+      </w:r>
+    </w:p>
+    <w:bookmarkEnd w:id="32"/>
+    <w:bookmarkStart w:id="33" w:name="可选-lisflood-fp"/>
+    <w:p>
+      <w:pPr>
+        <w:pStyle w:val="Heading3"/>
+      </w:pPr>
+      <w:r>
+        <w:t xml:space="preserve">8.3 </w:t>
+      </w:r>
+      <w:r>
+        <w:rPr>
+          <w:rFonts w:hint="eastAsia"/>
+        </w:rPr>
+        <w:t xml:space="preserve">可选</w:t>
+      </w:r>
+      <w:r>
+        <w:t xml:space="preserve"> LISFLOOD-FP</w:t>
+      </w:r>
+    </w:p>
+    <w:p>
+      <w:pPr>
+        <w:pStyle w:val="FirstParagraph"/>
+      </w:pPr>
+      <w:r>
+        <w:t xml:space="preserve">LISFLOOD-FP BMI 5.9 </w:t>
+      </w:r>
+      <w:r>
+        <w:rPr>
+          <w:rFonts w:hint="eastAsia"/>
+        </w:rPr>
+        <w:t xml:space="preserve">单独交付，原因是</w:t>
+      </w:r>
+      <w:r>
+        <w:t xml:space="preserve"> GPL-3.0 </w:t>
+      </w:r>
+      <w:r>
+        <w:rPr>
+          <w:rFonts w:hint="eastAsia"/>
+        </w:rPr>
+        <w:t xml:space="preserve">许可边界。合成</w:t>
+      </w:r>
+      <w:r>
+        <w:t xml:space="preserve"> </w:t>
+      </w:r>
+      <w:r>
+        <w:rPr>
+          <w:rFonts w:hint="eastAsia"/>
+        </w:rPr>
+        <w:t xml:space="preserve">smoke：</w:t>
+      </w:r>
+    </w:p>
+    <w:p>
+      <w:pPr>
+        <w:pStyle w:val="SourceCode"/>
+      </w:pPr>
+      <w:r>
+        <w:rPr>
+          <w:rStyle w:val="ExtensionTok"/>
+        </w:rPr>
+        <w:t xml:space="preserve">docker</w:t>
+      </w:r>
+      <w:r>
+        <w:rPr>
+          <w:rStyle w:val="NormalTok"/>
+        </w:rPr>
+        <w:t xml:space="preserve"> run </w:t>
+      </w:r>
+      <w:r>
+        <w:rPr>
+          <w:rStyle w:val="AttributeTok"/>
+        </w:rPr>
+        <w:t xml:space="preserve">--rm</w:t>
+      </w:r>
+      <w:r>
+        <w:rPr>
+          <w:rStyle w:val="NormalTok"/>
+        </w:rPr>
+        <w:t xml:space="preserve"> </w:t>
+      </w:r>
+      <w:r>
+        <w:rPr>
+          <w:rStyle w:val="DataTypeTok"/>
+        </w:rPr>
+        <w:t xml:space="preserve">\</w:t>
+      </w:r>
+      <w:r>
+        <w:br/>
+      </w:r>
+      <w:r>
+        <w:rPr>
+          <w:rStyle w:val="NormalTok"/>
+        </w:rPr>
+        <w:t xml:space="preserve">  </w:t>
+      </w:r>
+      <w:r>
+        <w:rPr>
+          <w:rStyle w:val="AttributeTok"/>
+        </w:rPr>
+        <w:t xml:space="preserve">--pull</w:t>
+      </w:r>
+      <w:r>
+        <w:rPr>
+          <w:rStyle w:val="NormalTok"/>
+        </w:rPr>
+        <w:t xml:space="preserve"> never </w:t>
+      </w:r>
+      <w:r>
+        <w:rPr>
+          <w:rStyle w:val="DataTypeTok"/>
+        </w:rPr>
+        <w:t xml:space="preserve">\</w:t>
+      </w:r>
+      <w:r>
+        <w:br/>
+      </w:r>
+      <w:r>
+        <w:rPr>
+          <w:rStyle w:val="NormalTok"/>
+        </w:rPr>
+        <w:t xml:space="preserve">  </w:t>
+      </w:r>
+      <w:r>
+        <w:rPr>
+          <w:rStyle w:val="AttributeTok"/>
+        </w:rPr>
+        <w:t xml:space="preserve">--platform</w:t>
+      </w:r>
+      <w:r>
+        <w:rPr>
+          <w:rStyle w:val="NormalTok"/>
+        </w:rPr>
+        <w:t xml:space="preserve"> </w:t>
+      </w:r>
+      <w:r>
+        <w:rPr>
+          <w:rStyle w:val="StringTok"/>
+        </w:rPr>
+        <w:t xml:space="preserve">"</w:t>
+      </w:r>
+      <w:r>
+        <w:rPr>
+          <w:rStyle w:val="VariableTok"/>
+        </w:rPr>
+        <w:t xml:space="preserve">$PLATFORM</w:t>
+      </w:r>
+      <w:r>
+        <w:rPr>
+          <w:rStyle w:val="StringTok"/>
+        </w:rPr>
+        <w:t xml:space="preserve">"</w:t>
+      </w:r>
+      <w:r>
+        <w:rPr>
+          <w:rStyle w:val="NormalTok"/>
+        </w:rPr>
+        <w:t xml:space="preserve"> </w:t>
+      </w:r>
+      <w:r>
+        <w:rPr>
+          <w:rStyle w:val="DataTypeTok"/>
+        </w:rPr>
+        <w:t xml:space="preserve">\</w:t>
+      </w:r>
+      <w:r>
+        <w:br/>
+      </w:r>
+      <w:r>
+        <w:rPr>
+          <w:rStyle w:val="NormalTok"/>
+        </w:rPr>
+        <w:t xml:space="preserve">  </w:t>
+      </w:r>
+      <w:r>
+        <w:rPr>
+          <w:rStyle w:val="AttributeTok"/>
+        </w:rPr>
+        <w:t xml:space="preserve">--network</w:t>
+      </w:r>
+      <w:r>
+        <w:rPr>
+          <w:rStyle w:val="NormalTok"/>
+        </w:rPr>
+        <w:t xml:space="preserve"> none </w:t>
+      </w:r>
+      <w:r>
+        <w:rPr>
+          <w:rStyle w:val="DataTypeTok"/>
+        </w:rPr>
+        <w:t xml:space="preserve">\</w:t>
+      </w:r>
+      <w:r>
+        <w:br/>
+      </w:r>
+      <w:r>
+        <w:rPr>
+          <w:rStyle w:val="NormalTok"/>
+        </w:rPr>
+        <w:t xml:space="preserve">  </w:t>
+      </w:r>
+      <w:r>
+        <w:rPr>
+          <w:rStyle w:val="AttributeTok"/>
+        </w:rPr>
+        <w:t xml:space="preserve">--read-only</w:t>
+      </w:r>
+      <w:r>
+        <w:rPr>
+          <w:rStyle w:val="NormalTok"/>
+        </w:rPr>
+        <w:t xml:space="preserve"> </w:t>
+      </w:r>
+      <w:r>
+        <w:rPr>
+          <w:rStyle w:val="DataTypeTok"/>
+        </w:rPr>
+        <w:t xml:space="preserve">\</w:t>
+      </w:r>
+      <w:r>
+        <w:br/>
+      </w:r>
+      <w:r>
+        <w:rPr>
+          <w:rStyle w:val="NormalTok"/>
+        </w:rPr>
+        <w:t xml:space="preserve">  </w:t>
+      </w:r>
+      <w:r>
+        <w:rPr>
+          <w:rStyle w:val="AttributeTok"/>
+        </w:rPr>
+        <w:t xml:space="preserve">--tmpfs</w:t>
+      </w:r>
+      <w:r>
+        <w:rPr>
+          <w:rStyle w:val="NormalTok"/>
+        </w:rPr>
+        <w:t xml:space="preserve"> /tmp:size=256m,mode=1777 </w:t>
+      </w:r>
+      <w:r>
+        <w:rPr>
+          <w:rStyle w:val="DataTypeTok"/>
+        </w:rPr>
+        <w:t xml:space="preserve">\</w:t>
+      </w:r>
+      <w:r>
+        <w:br/>
+      </w:r>
+      <w:r>
+        <w:rPr>
+          <w:rStyle w:val="NormalTok"/>
+        </w:rPr>
+        <w:t xml:space="preserve">  </w:t>
+      </w:r>
+      <w:r>
+        <w:rPr>
+          <w:rStyle w:val="StringTok"/>
+        </w:rPr>
+        <w:t xml:space="preserve">"</w:t>
+      </w:r>
+      <w:r>
+        <w:rPr>
+          <w:rStyle w:val="VariableTok"/>
+        </w:rPr>
+        <w:t xml:space="preserve">$LISFLOOD_IMAGE</w:t>
+      </w:r>
+      <w:r>
+        <w:rPr>
+          <w:rStyle w:val="StringTok"/>
+        </w:rPr>
+        <w:t xml:space="preserve">"</w:t>
+      </w:r>
+    </w:p>
+    <w:p>
+      <w:pPr>
+        <w:pStyle w:val="FirstParagraph"/>
+      </w:pPr>
+      <w:r>
+        <w:rPr>
+          <w:rFonts w:hint="eastAsia"/>
+        </w:rPr>
+        <w:t xml:space="preserve">本次</w:t>
+      </w:r>
+      <w:r>
+        <w:t xml:space="preserve"> ARM64 </w:t>
+      </w:r>
+      <w:r>
+        <w:rPr>
+          <w:rFonts w:hint="eastAsia"/>
+        </w:rPr>
+        <w:t xml:space="preserve">和</w:t>
+      </w:r>
+      <w:r>
+        <w:t xml:space="preserve"> AMD64 </w:t>
+      </w:r>
+      <w:r>
+        <w:rPr>
+          <w:rFonts w:hint="eastAsia"/>
+        </w:rPr>
+        <w:t xml:space="preserve">离线镜像合成运行均通过。LISFLOOD-FP</w:t>
+      </w:r>
+      <w:r>
+        <w:t xml:space="preserve"> </w:t>
+      </w:r>
+      <w:r>
+        <w:rPr>
+          <w:rFonts w:hint="eastAsia"/>
+        </w:rPr>
+        <w:t xml:space="preserve">当前是独立命令行镜像，不混入阶段</w:t>
+      </w:r>
+      <w:r>
+        <w:t xml:space="preserve"> 3 Web API </w:t>
+      </w:r>
+      <w:r>
+        <w:rPr>
+          <w:rFonts w:hint="eastAsia"/>
+        </w:rPr>
+        <w:t xml:space="preserve">进程；重新分发时必须保留</w:t>
+      </w:r>
+      <w:r>
+        <w:t xml:space="preserve"> GPL-3.0 </w:t>
+      </w:r>
+      <w:r>
+        <w:rPr>
+          <w:rFonts w:hint="eastAsia"/>
+        </w:rPr>
+        <w:t xml:space="preserve">和相应源码提供义务。</w:t>
+      </w:r>
+    </w:p>
+    <w:bookmarkEnd w:id="33"/>
+    <w:bookmarkEnd w:id="34"/>
+    <w:bookmarkStart w:id="38" w:name="阶段-4冻结-gwm-实时推理"/>
+    <w:p>
+      <w:pPr>
+        <w:pStyle w:val="Heading2"/>
+      </w:pPr>
+      <w:r>
+        <w:t xml:space="preserve">9. </w:t>
+      </w:r>
+      <w:r>
+        <w:rPr>
+          <w:rFonts w:hint="eastAsia"/>
+        </w:rPr>
+        <w:t xml:space="preserve">阶段</w:t>
+      </w:r>
+      <w:r>
+        <w:t xml:space="preserve"> </w:t>
+      </w:r>
+      <w:r>
+        <w:rPr>
+          <w:rFonts w:hint="eastAsia"/>
+        </w:rPr>
+        <w:t xml:space="preserve">4：冻结</w:t>
+      </w:r>
+      <w:r>
+        <w:t xml:space="preserve"> GWM </w:t>
+      </w:r>
+      <w:r>
+        <w:rPr>
+          <w:rFonts w:hint="eastAsia"/>
+        </w:rPr>
+        <w:t xml:space="preserve">实时推理</w:t>
+      </w:r>
+    </w:p>
+    <w:p>
+      <w:pPr>
+        <w:pStyle w:val="FirstParagraph"/>
+      </w:pPr>
+      <w:r>
+        <w:rPr>
+          <w:rFonts w:hint="eastAsia"/>
+        </w:rPr>
+        <w:t xml:space="preserve">阶段</w:t>
+      </w:r>
+      <w:r>
+        <w:t xml:space="preserve"> 4 </w:t>
+      </w:r>
+      <w:r>
+        <w:rPr>
+          <w:rFonts w:hint="eastAsia"/>
+        </w:rPr>
+        <w:t xml:space="preserve">使用已经冻结的</w:t>
+      </w:r>
+      <w:r>
+        <w:t xml:space="preserve"> GWM </w:t>
+      </w:r>
+      <w:r>
+        <w:rPr>
+          <w:rFonts w:hint="eastAsia"/>
+        </w:rPr>
+        <w:t xml:space="preserve">模型做实时推理，不在页面上执行训练。训练制品、模型卡、分割清单和系数文件必须以只读方式放入</w:t>
+      </w:r>
+      <w:r>
+        <w:t xml:space="preserve"> GWM </w:t>
+      </w:r>
+      <w:r>
+        <w:rPr>
+          <w:rFonts w:hint="eastAsia"/>
+        </w:rPr>
+        <w:t xml:space="preserve">容器的</w:t>
+      </w:r>
+      <w:r>
+        <w:t xml:space="preserve"> </w:t>
+      </w:r>
+      <w:r>
+        <w:rPr>
+          <w:rFonts w:hint="eastAsia"/>
+        </w:rPr>
+        <w:t xml:space="preserve">/opt/gwm/model；运行结果写入</w:t>
+      </w:r>
+      <w:r>
+        <w:t xml:space="preserve"> /data/runs。</w:t>
+      </w:r>
+    </w:p>
+    <w:bookmarkStart w:id="35" w:name="当前已验证的-gwm-容器"/>
+    <w:p>
+      <w:pPr>
+        <w:pStyle w:val="Heading3"/>
+      </w:pPr>
+      <w:r>
+        <w:t xml:space="preserve">9.1 </w:t>
+      </w:r>
+      <w:r>
+        <w:rPr>
+          <w:rFonts w:hint="eastAsia"/>
+        </w:rPr>
+        <w:t xml:space="preserve">当前已验证的</w:t>
+      </w:r>
+      <w:r>
+        <w:t xml:space="preserve"> GWM </w:t>
+      </w:r>
+      <w:r>
+        <w:rPr>
+          <w:rFonts w:hint="eastAsia"/>
+        </w:rPr>
+        <w:t xml:space="preserve">容器</w:t>
+      </w:r>
+    </w:p>
+    <w:p>
+      <w:pPr>
+        <w:pStyle w:val="SourceCode"/>
+      </w:pPr>
+      <w:r>
+        <w:rPr>
+          <w:rStyle w:val="VerbatimChar"/>
+          <w:rFonts w:hint="eastAsia"/>
+        </w:rPr>
+        <w:t xml:space="preserve">容器：abu-dhabi-gwm-acceptance-20260919</w:t>
+      </w:r>
+      <w:r>
+        <w:br/>
+      </w:r>
+      <w:r>
+        <w:rPr>
+          <w:rStyle w:val="VerbatimChar"/>
+          <w:rFonts w:hint="eastAsia"/>
+        </w:rPr>
+        <w:t xml:space="preserve">镜像：abu-dhabi-gwm-api:1.0.0-model-r1-linux-amd64</w:t>
+      </w:r>
+      <w:r>
+        <w:br/>
+      </w:r>
+      <w:r>
+        <w:rPr>
+          <w:rStyle w:val="VerbatimChar"/>
+          <w:rFonts w:hint="eastAsia"/>
+        </w:rPr>
+        <w:t xml:space="preserve">平台：linux/amd64</w:t>
+      </w:r>
+      <w:r>
+        <w:br/>
+      </w:r>
+      <w:r>
+        <w:rPr>
+          <w:rStyle w:val="VerbatimChar"/>
+          <w:rFonts w:hint="eastAsia"/>
+        </w:rPr>
+        <w:t xml:space="preserve">端口：127.0.0.1:18080</w:t>
+      </w:r>
+      <w:r>
+        <w:rPr>
+          <w:rStyle w:val="VerbatimChar"/>
+        </w:rPr>
+        <w:t xml:space="preserve"> -&gt; 8080</w:t>
+      </w:r>
+      <w:r>
+        <w:br/>
+      </w:r>
+      <w:r>
+        <w:rPr>
+          <w:rStyle w:val="VerbatimChar"/>
+          <w:rFonts w:hint="eastAsia"/>
+        </w:rPr>
+        <w:t xml:space="preserve">镜像</w:t>
+      </w:r>
+      <w:r>
+        <w:rPr>
+          <w:rStyle w:val="VerbatimChar"/>
+        </w:rPr>
+        <w:t xml:space="preserve"> </w:t>
+      </w:r>
+      <w:r>
+        <w:rPr>
+          <w:rStyle w:val="VerbatimChar"/>
+          <w:rFonts w:hint="eastAsia"/>
+        </w:rPr>
+        <w:t xml:space="preserve">ID：sha256:c0f4fcec02b1f3e1a7059af15141dffdca19b3f4f879a970fb96cac9e3f4ecb5</w:t>
+      </w:r>
+      <w:r>
+        <w:br/>
+      </w:r>
+      <w:r>
+        <w:rPr>
+          <w:rStyle w:val="VerbatimChar"/>
+          <w:rFonts w:hint="eastAsia"/>
+        </w:rPr>
+        <w:t xml:space="preserve">代码分支：feat/abu-dhabi-gwm-standalone-container</w:t>
+      </w:r>
+      <w:r>
+        <w:br/>
+      </w:r>
+      <w:r>
+        <w:rPr>
+          <w:rStyle w:val="VerbatimChar"/>
+          <w:rFonts w:hint="eastAsia"/>
+        </w:rPr>
+        <w:t xml:space="preserve">基础提交：caad507c144ea893cc908e1d16a4ce0b5ef602d0</w:t>
+      </w:r>
+      <w:r>
+        <w:br/>
+      </w:r>
+      <w:r>
+        <w:rPr>
+          <w:rStyle w:val="VerbatimChar"/>
+          <w:rFonts w:hint="eastAsia"/>
+        </w:rPr>
+        <w:t xml:space="preserve">模型发布号：GWM-R1-20260914</w:t>
+      </w:r>
+    </w:p>
+    <w:p>
+      <w:pPr>
+        <w:pStyle w:val="FirstParagraph"/>
+      </w:pPr>
+      <w:r>
+        <w:rPr>
+          <w:rFonts w:hint="eastAsia"/>
+        </w:rPr>
+        <w:t xml:space="preserve">当前没有</w:t>
+      </w:r>
+      <w:r>
+        <w:t xml:space="preserve"> ARM64 GWM </w:t>
+      </w:r>
+      <w:r>
+        <w:rPr>
+          <w:rFonts w:hint="eastAsia"/>
+        </w:rPr>
+        <w:t xml:space="preserve">镜像的验证记录，文档不能声称</w:t>
+      </w:r>
+      <w:r>
+        <w:t xml:space="preserve"> GWM </w:t>
+      </w:r>
+      <w:r>
+        <w:rPr>
+          <w:rFonts w:hint="eastAsia"/>
+        </w:rPr>
+        <w:t xml:space="preserve">已支持</w:t>
+      </w:r>
+      <w:r>
+        <w:t xml:space="preserve"> </w:t>
+      </w:r>
+      <w:r>
+        <w:rPr>
+          <w:rFonts w:hint="eastAsia"/>
+        </w:rPr>
+        <w:t xml:space="preserve">ARM64。若客户为</w:t>
+      </w:r>
+      <w:r>
+        <w:t xml:space="preserve"> ARM64 </w:t>
+      </w:r>
+      <w:r>
+        <w:rPr>
+          <w:rFonts w:hint="eastAsia"/>
+        </w:rPr>
+        <w:t xml:space="preserve">生产环境，应另行构建和验收</w:t>
+      </w:r>
+      <w:r>
+        <w:t xml:space="preserve"> GWM ARM64 </w:t>
+      </w:r>
+      <w:r>
+        <w:rPr>
+          <w:rFonts w:hint="eastAsia"/>
+        </w:rPr>
+        <w:t xml:space="preserve">镜像，或在明确批准的</w:t>
+      </w:r>
+      <w:r>
+        <w:t xml:space="preserve"> AMD64 </w:t>
+      </w:r>
+      <w:r>
+        <w:rPr>
+          <w:rFonts w:hint="eastAsia"/>
+        </w:rPr>
+        <w:t xml:space="preserve">仿真环境运行。</w:t>
+      </w:r>
+    </w:p>
+    <w:bookmarkEnd w:id="35"/>
+    <w:bookmarkStart w:id="36" w:name="健康检查和模型检查"/>
+    <w:p>
+      <w:pPr>
+        <w:pStyle w:val="Heading3"/>
+      </w:pPr>
+      <w:r>
+        <w:t xml:space="preserve">9.2 </w:t>
+      </w:r>
+      <w:r>
+        <w:rPr>
+          <w:rFonts w:hint="eastAsia"/>
+        </w:rPr>
+        <w:t xml:space="preserve">健康检查和模型检查</w:t>
+      </w:r>
+    </w:p>
+    <w:p>
+      <w:pPr>
+        <w:pStyle w:val="SourceCode"/>
+      </w:pPr>
+      <w:r>
+        <w:rPr>
+          <w:rStyle w:val="ExtensionTok"/>
+        </w:rPr>
+        <w:t xml:space="preserve">curl</w:t>
+      </w:r>
+      <w:r>
+        <w:rPr>
+          <w:rStyle w:val="NormalTok"/>
+        </w:rPr>
+        <w:t xml:space="preserve"> </w:t>
+      </w:r>
+      <w:r>
+        <w:rPr>
+          <w:rStyle w:val="AttributeTok"/>
+        </w:rPr>
+        <w:t xml:space="preserve">-fsS</w:t>
+      </w:r>
+      <w:r>
+        <w:rPr>
+          <w:rStyle w:val="NormalTok"/>
+        </w:rPr>
+        <w:t xml:space="preserve"> http://127.0.0.1:18080/health/live</w:t>
+      </w:r>
+      <w:r>
+        <w:br/>
+      </w:r>
+      <w:r>
+        <w:rPr>
+          <w:rStyle w:val="ExtensionTok"/>
+        </w:rPr>
+        <w:t xml:space="preserve">curl</w:t>
+      </w:r>
+      <w:r>
+        <w:rPr>
+          <w:rStyle w:val="NormalTok"/>
+        </w:rPr>
+        <w:t xml:space="preserve"> </w:t>
+      </w:r>
+      <w:r>
+        <w:rPr>
+          <w:rStyle w:val="AttributeTok"/>
+        </w:rPr>
+        <w:t xml:space="preserve">-fsS</w:t>
+      </w:r>
+      <w:r>
+        <w:rPr>
+          <w:rStyle w:val="NormalTok"/>
+        </w:rPr>
+        <w:t xml:space="preserve"> http://127.0.0.1:18080/health/ready</w:t>
+      </w:r>
+      <w:r>
+        <w:br/>
+      </w:r>
+      <w:r>
+        <w:rPr>
+          <w:rStyle w:val="ExtensionTok"/>
+        </w:rPr>
+        <w:t xml:space="preserve">curl</w:t>
+      </w:r>
+      <w:r>
+        <w:rPr>
+          <w:rStyle w:val="NormalTok"/>
+        </w:rPr>
+        <w:t xml:space="preserve"> </w:t>
+      </w:r>
+      <w:r>
+        <w:rPr>
+          <w:rStyle w:val="AttributeTok"/>
+        </w:rPr>
+        <w:t xml:space="preserve">-fsS</w:t>
+      </w:r>
+      <w:r>
+        <w:rPr>
+          <w:rStyle w:val="NormalTok"/>
+        </w:rPr>
+        <w:t xml:space="preserve"> http://127.0.0.1:18080/v1/model</w:t>
+      </w:r>
+    </w:p>
+    <w:p>
+      <w:pPr>
+        <w:pStyle w:val="FirstParagraph"/>
+      </w:pPr>
+      <w:r>
+        <w:rPr>
+          <w:rFonts w:hint="eastAsia"/>
+        </w:rPr>
+        <w:t xml:space="preserve">预期：存活检查成功、就绪状态为</w:t>
+      </w:r>
+      <w:r>
+        <w:t xml:space="preserve"> </w:t>
+      </w:r>
+      <w:r>
+        <w:rPr>
+          <w:rFonts w:hint="eastAsia"/>
+        </w:rPr>
+        <w:t xml:space="preserve">ready、模型发布号为</w:t>
+      </w:r>
+      <w:r>
+        <w:t xml:space="preserve"> GWM-R1-20260914。</w:t>
+      </w:r>
+    </w:p>
+    <w:bookmarkEnd w:id="36"/>
+    <w:bookmarkStart w:id="37" w:name="实时推理"/>
+    <w:p>
+      <w:pPr>
+        <w:pStyle w:val="Heading3"/>
+      </w:pPr>
+      <w:r>
+        <w:t xml:space="preserve">9.3 </w:t>
+      </w:r>
+      <w:r>
+        <w:rPr>
+          <w:rFonts w:hint="eastAsia"/>
+        </w:rPr>
+        <w:t xml:space="preserve">实时推理</w:t>
+      </w:r>
+    </w:p>
+    <w:p>
+      <w:pPr>
+        <w:pStyle w:val="FirstParagraph"/>
+      </w:pPr>
+      <w:r>
+        <w:rPr>
+          <w:rFonts w:hint="eastAsia"/>
+        </w:rPr>
+        <w:t xml:space="preserve">典型请求示例：</w:t>
+      </w:r>
+    </w:p>
+    <w:p>
+      <w:pPr>
+        <w:pStyle w:val="SourceCode"/>
+      </w:pPr>
+      <w:r>
+        <w:rPr>
+          <w:rStyle w:val="ExtensionTok"/>
+        </w:rPr>
+        <w:t xml:space="preserve">curl</w:t>
+      </w:r>
+      <w:r>
+        <w:rPr>
+          <w:rStyle w:val="NormalTok"/>
+        </w:rPr>
+        <w:t xml:space="preserve"> </w:t>
+      </w:r>
+      <w:r>
+        <w:rPr>
+          <w:rStyle w:val="AttributeTok"/>
+        </w:rPr>
+        <w:t xml:space="preserve">-fsS</w:t>
+      </w:r>
+      <w:r>
+        <w:rPr>
+          <w:rStyle w:val="NormalTok"/>
+        </w:rPr>
+        <w:t xml:space="preserve"> </w:t>
+      </w:r>
+      <w:r>
+        <w:rPr>
+          <w:rStyle w:val="AttributeTok"/>
+        </w:rPr>
+        <w:t xml:space="preserve">-X</w:t>
+      </w:r>
+      <w:r>
+        <w:rPr>
+          <w:rStyle w:val="NormalTok"/>
+        </w:rPr>
+        <w:t xml:space="preserve"> POST http://127.0.0.1:18080/v1/rollouts </w:t>
+      </w:r>
+      <w:r>
+        <w:rPr>
+          <w:rStyle w:val="DataTypeTok"/>
+        </w:rPr>
+        <w:t xml:space="preserve">\</w:t>
+      </w:r>
+      <w:r>
+        <w:br/>
+      </w:r>
+      <w:r>
+        <w:rPr>
+          <w:rStyle w:val="NormalTok"/>
+        </w:rPr>
+        <w:t xml:space="preserve">  </w:t>
+      </w:r>
+      <w:r>
+        <w:rPr>
+          <w:rStyle w:val="AttributeTok"/>
+        </w:rPr>
+        <w:t xml:space="preserve">-H</w:t>
+      </w:r>
+      <w:r>
+        <w:rPr>
+          <w:rStyle w:val="NormalTok"/>
+        </w:rPr>
+        <w:t xml:space="preserve"> </w:t>
+      </w:r>
+      <w:r>
+        <w:rPr>
+          <w:rStyle w:val="StringTok"/>
+        </w:rPr>
+        <w:t xml:space="preserve">'content-type: application/json'</w:t>
+      </w:r>
+      <w:r>
+        <w:rPr>
+          <w:rStyle w:val="NormalTok"/>
+        </w:rPr>
+        <w:t xml:space="preserve"> </w:t>
+      </w:r>
+      <w:r>
+        <w:rPr>
+          <w:rStyle w:val="DataTypeTok"/>
+        </w:rPr>
+        <w:t xml:space="preserve">\</w:t>
+      </w:r>
+      <w:r>
+        <w:br/>
+      </w:r>
+      <w:r>
+        <w:rPr>
+          <w:rStyle w:val="NormalTok"/>
+        </w:rPr>
+        <w:t xml:space="preserve">  </w:t>
+      </w:r>
+      <w:r>
+        <w:rPr>
+          <w:rStyle w:val="AttributeTok"/>
+        </w:rPr>
+        <w:t xml:space="preserve">-d</w:t>
+      </w:r>
+      <w:r>
+        <w:rPr>
+          <w:rStyle w:val="NormalTok"/>
+        </w:rPr>
+        <w:t xml:space="preserve"> </w:t>
+      </w:r>
+      <w:r>
+        <w:rPr>
+          <w:rStyle w:val="StringTok"/>
+        </w:rPr>
+        <w:t xml:space="preserve">'{</w:t>
+      </w:r>
+      <w:r>
+        <w:br/>
+      </w:r>
+      <w:r>
+        <w:rPr>
+          <w:rStyle w:val="StringTok"/>
+        </w:rPr>
+        <w:t xml:space="preserve">    "rainfall_mm": 60.33,</w:t>
+      </w:r>
+      <w:r>
+        <w:br/>
+      </w:r>
+      <w:r>
+        <w:rPr>
+          <w:rStyle w:val="StringTok"/>
+        </w:rPr>
+        <w:t xml:space="preserve">    "duration_hours": 3</w:t>
+      </w:r>
+      <w:r>
+        <w:br/>
+      </w:r>
+      <w:r>
+        <w:rPr>
+          <w:rStyle w:val="StringTok"/>
+        </w:rPr>
+        <w:t xml:space="preserve">  }'</w:t>
+      </w:r>
+    </w:p>
+    <w:p>
+      <w:pPr>
+        <w:pStyle w:val="FirstParagraph"/>
+      </w:pPr>
+      <w:r>
+        <w:rPr>
+          <w:rFonts w:hint="eastAsia"/>
+        </w:rPr>
+        <w:t xml:space="preserve">本次实测：</w:t>
+      </w:r>
+    </w:p>
+    <w:p>
+      <w:pPr>
+        <w:pStyle w:val="SourceCode"/>
+      </w:pPr>
+      <w:r>
+        <w:rPr>
+          <w:rStyle w:val="VerbatimChar"/>
+        </w:rPr>
+        <w:t xml:space="preserve">status: completed</w:t>
+      </w:r>
+      <w:r>
+        <w:br/>
+      </w:r>
+      <w:r>
+        <w:rPr>
+          <w:rStyle w:val="VerbatimChar"/>
+        </w:rPr>
+        <w:t xml:space="preserve">run_id: trained-gwm-20260923T073722Z-8e159cea</w:t>
+      </w:r>
+      <w:r>
+        <w:br/>
+      </w:r>
+      <w:r>
+        <w:rPr>
+          <w:rStyle w:val="VerbatimChar"/>
+          <w:rFonts w:hint="eastAsia"/>
+        </w:rPr>
+        <w:t xml:space="preserve">地图要素：353</w:t>
+      </w:r>
+      <w:r>
+        <w:rPr>
+          <w:rStyle w:val="VerbatimChar"/>
+        </w:rPr>
+        <w:t xml:space="preserve"> </w:t>
+      </w:r>
+      <w:r>
+        <w:rPr>
+          <w:rStyle w:val="VerbatimChar"/>
+          <w:rFonts w:hint="eastAsia"/>
+        </w:rPr>
+        <w:t xml:space="preserve">个</w:t>
+      </w:r>
+      <w:r>
+        <w:rPr>
+          <w:rStyle w:val="VerbatimChar"/>
+        </w:rPr>
+        <w:t xml:space="preserve"> GeoJSON </w:t>
+      </w:r>
+      <w:r>
+        <w:rPr>
+          <w:rStyle w:val="VerbatimChar"/>
+          <w:rFonts w:hint="eastAsia"/>
+        </w:rPr>
+        <w:t xml:space="preserve">要素</w:t>
+      </w:r>
+      <w:r>
+        <w:br/>
+      </w:r>
+      <w:r>
+        <w:rPr>
+          <w:rStyle w:val="VerbatimChar"/>
+          <w:rFonts w:hint="eastAsia"/>
+        </w:rPr>
+        <w:t xml:space="preserve">时间线：133</w:t>
+      </w:r>
+      <w:r>
+        <w:rPr>
+          <w:rStyle w:val="VerbatimChar"/>
+        </w:rPr>
+        <w:t xml:space="preserve"> </w:t>
+      </w:r>
+      <w:r>
+        <w:rPr>
+          <w:rStyle w:val="VerbatimChar"/>
+          <w:rFonts w:hint="eastAsia"/>
+        </w:rPr>
+        <w:t xml:space="preserve">个</w:t>
+      </w:r>
+      <w:r>
+        <w:rPr>
+          <w:rStyle w:val="VerbatimChar"/>
+        </w:rPr>
+        <w:t xml:space="preserve"> 5 </w:t>
+      </w:r>
+      <w:r>
+        <w:rPr>
+          <w:rStyle w:val="VerbatimChar"/>
+          <w:rFonts w:hint="eastAsia"/>
+        </w:rPr>
+        <w:t xml:space="preserve">分钟时间点</w:t>
+      </w:r>
+      <w:r>
+        <w:br/>
+      </w:r>
+      <w:r>
+        <w:rPr>
+          <w:rStyle w:val="VerbatimChar"/>
+          <w:rFonts w:hint="eastAsia"/>
+        </w:rPr>
+        <w:t xml:space="preserve">训练：未执行</w:t>
+      </w:r>
+    </w:p>
+    <w:p>
+      <w:pPr>
+        <w:pStyle w:val="FirstParagraph"/>
+      </w:pPr>
+      <w:r>
+        <w:rPr>
+          <w:rFonts w:hint="eastAsia"/>
+        </w:rPr>
+        <w:t xml:space="preserve">随后检查：</w:t>
+      </w:r>
+    </w:p>
+    <w:p>
+      <w:pPr>
+        <w:pStyle w:val="SourceCode"/>
+      </w:pPr>
+      <w:r>
+        <w:rPr>
+          <w:rStyle w:val="ExtensionTok"/>
+        </w:rPr>
+        <w:t xml:space="preserve">curl</w:t>
+      </w:r>
+      <w:r>
+        <w:rPr>
+          <w:rStyle w:val="NormalTok"/>
+        </w:rPr>
+        <w:t xml:space="preserve"> </w:t>
+      </w:r>
+      <w:r>
+        <w:rPr>
+          <w:rStyle w:val="AttributeTok"/>
+        </w:rPr>
+        <w:t xml:space="preserve">-fsS</w:t>
+      </w:r>
+      <w:r>
+        <w:rPr>
+          <w:rStyle w:val="NormalTok"/>
+        </w:rPr>
+        <w:t xml:space="preserve"> http://127.0.0.1:18080/v1/runs/trained-gwm-20260923T073722Z-8e159cea</w:t>
+      </w:r>
+      <w:r>
+        <w:br/>
+      </w:r>
+      <w:r>
+        <w:rPr>
+          <w:rStyle w:val="ExtensionTok"/>
+        </w:rPr>
+        <w:t xml:space="preserve">curl</w:t>
+      </w:r>
+      <w:r>
+        <w:rPr>
+          <w:rStyle w:val="NormalTok"/>
+        </w:rPr>
+        <w:t xml:space="preserve"> </w:t>
+      </w:r>
+      <w:r>
+        <w:rPr>
+          <w:rStyle w:val="AttributeTok"/>
+        </w:rPr>
+        <w:t xml:space="preserve">-fsS</w:t>
+      </w:r>
+      <w:r>
+        <w:rPr>
+          <w:rStyle w:val="NormalTok"/>
+        </w:rPr>
+        <w:t xml:space="preserve"> http://127.0.0.1:18080/v1/runs/trained-gwm-20260923T073722Z-8e159cea/map</w:t>
+      </w:r>
+      <w:r>
+        <w:br/>
+      </w:r>
+      <w:r>
+        <w:rPr>
+          <w:rStyle w:val="ExtensionTok"/>
+        </w:rPr>
+        <w:t xml:space="preserve">curl</w:t>
+      </w:r>
+      <w:r>
+        <w:rPr>
+          <w:rStyle w:val="NormalTok"/>
+        </w:rPr>
+        <w:t xml:space="preserve"> </w:t>
+      </w:r>
+      <w:r>
+        <w:rPr>
+          <w:rStyle w:val="AttributeTok"/>
+        </w:rPr>
+        <w:t xml:space="preserve">-fsS</w:t>
+      </w:r>
+      <w:r>
+        <w:rPr>
+          <w:rStyle w:val="NormalTok"/>
+        </w:rPr>
+        <w:t xml:space="preserve"> </w:t>
+      </w:r>
+      <w:r>
+        <w:rPr>
+          <w:rStyle w:val="StringTok"/>
+        </w:rPr>
+        <w:t xml:space="preserve">'http://127.0.0.1:18080/v1/runs/trained-gwm-20260923T073722Z-8e159cea/timeseries?time_index=0'</w:t>
+      </w:r>
+    </w:p>
+    <w:p>
+      <w:pPr>
+        <w:pStyle w:val="FirstParagraph"/>
+      </w:pPr>
+      <w:r>
+        <w:t xml:space="preserve">GWM </w:t>
+      </w:r>
+      <w:r>
+        <w:rPr>
+          <w:rFonts w:hint="eastAsia"/>
+        </w:rPr>
+        <w:t xml:space="preserve">是对已生成的</w:t>
+      </w:r>
+      <w:r>
+        <w:t xml:space="preserve"> 250 m SWMM–ANUGA </w:t>
+      </w:r>
+      <w:r>
+        <w:rPr>
+          <w:rFonts w:hint="eastAsia"/>
+        </w:rPr>
+        <w:t xml:space="preserve">标签的冻结模型仿真，不是物理求解器替代品。模型卡、训练事件、外部</w:t>
+      </w:r>
+      <w:r>
+        <w:t xml:space="preserve"> holdout </w:t>
+      </w:r>
+      <w:r>
+        <w:rPr>
+          <w:rFonts w:hint="eastAsia"/>
+        </w:rPr>
+        <w:t xml:space="preserve">和</w:t>
+      </w:r>
+      <w:r>
+        <w:t xml:space="preserve"> claim boundary </w:t>
+      </w:r>
+      <w:r>
+        <w:rPr>
+          <w:rFonts w:hint="eastAsia"/>
+        </w:rPr>
+        <w:t xml:space="preserve">必须随结果保存。</w:t>
+      </w:r>
+    </w:p>
+    <w:bookmarkEnd w:id="37"/>
     <w:bookmarkEnd w:id="38"/>
-    <w:bookmarkStart w:id="39" w:name="web-api-读取入口"/>
+    <w:bookmarkStart w:id="42" w:name="阶段-5结果加载与历史回放验证"/>
+    <w:p>
+      <w:pPr>
+        <w:pStyle w:val="Heading2"/>
+      </w:pPr>
+      <w:r>
+        <w:t xml:space="preserve">10. </w:t>
+      </w:r>
+      <w:r>
+        <w:rPr>
+          <w:rFonts w:hint="eastAsia"/>
+        </w:rPr>
+        <w:t xml:space="preserve">阶段</w:t>
+      </w:r>
+      <w:r>
+        <w:t xml:space="preserve"> </w:t>
+      </w:r>
+      <w:r>
+        <w:rPr>
+          <w:rFonts w:hint="eastAsia"/>
+        </w:rPr>
+        <w:t xml:space="preserve">5：结果加载与历史回放验证</w:t>
+      </w:r>
+    </w:p>
+    <w:p>
+      <w:pPr>
+        <w:pStyle w:val="FirstParagraph"/>
+      </w:pPr>
+      <w:r>
+        <w:rPr>
+          <w:rFonts w:hint="eastAsia"/>
+        </w:rPr>
+        <w:t xml:space="preserve">阶段</w:t>
+      </w:r>
+      <w:r>
+        <w:t xml:space="preserve"> 5 </w:t>
+      </w:r>
+      <w:r>
+        <w:rPr>
+          <w:rFonts w:hint="eastAsia"/>
+        </w:rPr>
+        <w:t xml:space="preserve">不要求重新执行阶段</w:t>
+      </w:r>
+      <w:r>
+        <w:t xml:space="preserve"> </w:t>
+      </w:r>
+      <w:r>
+        <w:rPr>
+          <w:rFonts w:hint="eastAsia"/>
+        </w:rPr>
+        <w:t xml:space="preserve">2/3；验证重点是把已经存在的</w:t>
+      </w:r>
+      <w:r>
+        <w:t xml:space="preserve"> </w:t>
+      </w:r>
+      <w:r>
+        <w:rPr>
+          <w:rFonts w:hint="eastAsia"/>
+        </w:rPr>
+        <w:t xml:space="preserve">1D/2D/历史回放结果正确加载到页面/API，并检查结果资产和质量合同。</w:t>
+      </w:r>
+    </w:p>
+    <w:bookmarkStart w:id="39" w:name="预计算二维结果目录"/>
     <w:p>
       <w:pPr>
         <w:pStyle w:val="Heading3"/>
       </w:pPr>
       <w:r>
-        <w:t xml:space="preserve">10.2 Web API </w:t>
-      </w:r>
-      <w:r>
-        <w:rPr>
-          <w:rFonts w:hint="eastAsia"/>
-        </w:rPr>
-        <w:t xml:space="preserve">读取入口</w:t>
+        <w:t xml:space="preserve">10.1 </w:t>
+      </w:r>
+      <w:r>
+        <w:rPr>
+          <w:rFonts w:hint="eastAsia"/>
+        </w:rPr>
+        <w:t xml:space="preserve">预计算二维结果目录</w:t>
       </w:r>
     </w:p>
     <w:p>
@@ -8476,7 +9090,16 @@
         <w:rPr>
           <w:rFonts w:hint="eastAsia"/>
         </w:rPr>
-        <w:t xml:space="preserve">当前仓库注册的主要读取路由：</w:t>
+        <w:t xml:space="preserve">当前代码优先读取客户</w:t>
+      </w:r>
+      <w:r>
+        <w:t xml:space="preserve"> DTM </w:t>
+      </w:r>
+      <w:r>
+        <w:rPr>
+          <w:rFonts w:hint="eastAsia"/>
+        </w:rPr>
+        <w:t xml:space="preserve">的预计算二维结果，目录模式为：</w:t>
       </w:r>
     </w:p>
     <w:p>
@@ -8487,52 +9110,97 @@
         <w:rPr>
           <w:rStyle w:val="VerbatimChar"/>
         </w:rPr>
-        <w:t xml:space="preserve">GET /api/abu-dhabi/flood/public-citywide-2d/bootstrap</w:t>
-      </w:r>
-      <w:r>
-        <w:br/>
-      </w:r>
-      <w:r>
-        <w:rPr>
-          <w:rStyle w:val="VerbatimChar"/>
-        </w:rPr>
-        <w:t xml:space="preserve">GET /api/abu-dhabi/flood/public-citywide-2d/timeseries?time_index=0</w:t>
-      </w:r>
-      <w:r>
-        <w:br/>
-      </w:r>
-      <w:r>
-        <w:rPr>
-          <w:rStyle w:val="VerbatimChar"/>
-        </w:rPr>
-        <w:t xml:space="preserve">GET /api/abu-dhabi/flood/validation/historical-replay/bootstrap</w:t>
-      </w:r>
-      <w:r>
-        <w:br/>
-      </w:r>
-      <w:r>
-        <w:rPr>
-          <w:rStyle w:val="VerbatimChar"/>
-        </w:rPr>
-        <w:t xml:space="preserve">GET /api/abu-dhabi/flood/validation/historical-replay/timeseries?time_index=0</w:t>
-      </w:r>
-      <w:r>
-        <w:br/>
-      </w:r>
-      <w:r>
-        <w:rPr>
-          <w:rStyle w:val="VerbatimChar"/>
-        </w:rPr>
-        <w:t xml:space="preserve">GET /api/abu-dhabi/flood/validation/historical-replay/report</w:t>
-      </w:r>
-      <w:r>
-        <w:br/>
-      </w:r>
-      <w:r>
-        <w:rPr>
-          <w:rStyle w:val="VerbatimChar"/>
-        </w:rPr>
-        <w:t xml:space="preserve">GET /api/abu-dhabi/flood/customer-hotspots/bootstrap</w:t>
+        <w:t xml:space="preserve">$ABU_DHABI_CUSTOMER_CITYWIDE_2D_ROOT/</w:t>
+      </w:r>
+      <w:r>
+        <w:br/>
+      </w:r>
+      <w:r>
+        <w:rPr>
+          <w:rStyle w:val="VerbatimChar"/>
+        </w:rPr>
+        <w:t xml:space="preserve">├── rp002/</w:t>
+      </w:r>
+      <w:r>
+        <w:br/>
+      </w:r>
+      <w:r>
+        <w:rPr>
+          <w:rStyle w:val="VerbatimChar"/>
+        </w:rPr>
+        <w:t xml:space="preserve">├── rp005/</w:t>
+      </w:r>
+      <w:r>
+        <w:br/>
+      </w:r>
+      <w:r>
+        <w:rPr>
+          <w:rStyle w:val="VerbatimChar"/>
+        </w:rPr>
+        <w:t xml:space="preserve">├── rp010/</w:t>
+      </w:r>
+      <w:r>
+        <w:br/>
+      </w:r>
+      <w:r>
+        <w:rPr>
+          <w:rStyle w:val="VerbatimChar"/>
+        </w:rPr>
+        <w:t xml:space="preserve">├── rp025/</w:t>
+      </w:r>
+      <w:r>
+        <w:br/>
+      </w:r>
+      <w:r>
+        <w:rPr>
+          <w:rStyle w:val="VerbatimChar"/>
+        </w:rPr>
+        <w:t xml:space="preserve">├── rp050/</w:t>
+      </w:r>
+      <w:r>
+        <w:br/>
+      </w:r>
+      <w:r>
+        <w:rPr>
+          <w:rStyle w:val="VerbatimChar"/>
+        </w:rPr>
+        <w:t xml:space="preserve">└── rp100/</w:t>
+      </w:r>
+      <w:r>
+        <w:br/>
+      </w:r>
+      <w:r>
+        <w:rPr>
+          <w:rStyle w:val="VerbatimChar"/>
+        </w:rPr>
+        <w:t xml:space="preserve">    ├── delivery_summary.json</w:t>
+      </w:r>
+      <w:r>
+        <w:br/>
+      </w:r>
+      <w:r>
+        <w:rPr>
+          <w:rStyle w:val="VerbatimChar"/>
+        </w:rPr>
+        <w:t xml:space="preserve">    ├── maximum_depth_wgs84.geojson</w:t>
+      </w:r>
+      <w:r>
+        <w:br/>
+      </w:r>
+      <w:r>
+        <w:rPr>
+          <w:rStyle w:val="VerbatimChar"/>
+        </w:rPr>
+        <w:t xml:space="preserve">    ├── temporal_snapshots/manifest.json</w:t>
+      </w:r>
+      <w:r>
+        <w:br/>
+      </w:r>
+      <w:r>
+        <w:rPr>
+          <w:rStyle w:val="VerbatimChar"/>
+        </w:rPr>
+        <w:t xml:space="preserve">    └── temporal_snapshots/*.geojson</w:t>
       </w:r>
     </w:p>
     <w:p>
@@ -8543,334 +9211,38 @@
         <w:rPr>
           <w:rFonts w:hint="eastAsia"/>
         </w:rPr>
+        <w:t xml:space="preserve">双向诊断结果单独放在：</w:t>
+      </w:r>
+    </w:p>
+    <w:p>
+      <w:pPr>
+        <w:pStyle w:val="SourceCode"/>
+      </w:pPr>
+      <w:r>
+        <w:rPr>
+          <w:rStyle w:val="VerbatimChar"/>
+        </w:rPr>
+        <w:t xml:space="preserve">$ABU_DHABI_CUSTOMER_BIDIRECTIONAL_2D_ROOT/</w:t>
+      </w:r>
+    </w:p>
+    <w:p>
+      <w:pPr>
+        <w:pStyle w:val="FirstParagraph"/>
+      </w:pPr>
+      <w:r>
+        <w:rPr>
+          <w:rFonts w:hint="eastAsia"/>
+        </w:rPr>
         <w:t xml:space="preserve">阶段</w:t>
       </w:r>
       <w:r>
-        <w:t xml:space="preserve"> 3 </w:t>
-      </w:r>
-      <w:r>
-        <w:rPr>
-          <w:rFonts w:hint="eastAsia"/>
-        </w:rPr>
-        <w:t xml:space="preserve">交互式运行结果读取入口：</w:t>
-      </w:r>
-    </w:p>
-    <w:p>
-      <w:pPr>
-        <w:pStyle w:val="SourceCode"/>
-      </w:pPr>
-      <w:r>
-        <w:rPr>
-          <w:rStyle w:val="VerbatimChar"/>
-        </w:rPr>
-        <w:t xml:space="preserve">POST /api/abu-dhabi/flood/surface/runs</w:t>
-      </w:r>
-      <w:r>
-        <w:br/>
-      </w:r>
-      <w:r>
-        <w:rPr>
-          <w:rStyle w:val="VerbatimChar"/>
-        </w:rPr>
-        <w:t xml:space="preserve">GET  /api/abu-dhabi/flood/surface/runs/{run_id}</w:t>
-      </w:r>
-      <w:r>
-        <w:br/>
-      </w:r>
-      <w:r>
-        <w:rPr>
-          <w:rStyle w:val="VerbatimChar"/>
-        </w:rPr>
-        <w:t xml:space="preserve">GET  /api/abu-dhabi/flood/surface/runs/{run_id}/map/bootstrap</w:t>
-      </w:r>
-      <w:r>
-        <w:br/>
-      </w:r>
-      <w:r>
-        <w:rPr>
-          <w:rStyle w:val="VerbatimChar"/>
-        </w:rPr>
-        <w:t xml:space="preserve">GET  /api/abu-dhabi/flood/surface/runs/{run_id}/map/timeseries?time_index=0</w:t>
-      </w:r>
-    </w:p>
-    <w:p>
-      <w:pPr>
-        <w:pStyle w:val="FirstParagraph"/>
-      </w:pPr>
-      <w:r>
-        <w:rPr>
-          <w:rFonts w:hint="eastAsia"/>
-        </w:rPr>
-        <w:t xml:space="preserve">阶段</w:t>
-      </w:r>
-      <w:r>
-        <w:t xml:space="preserve"> 4 GWM </w:t>
-      </w:r>
-      <w:r>
-        <w:rPr>
-          <w:rFonts w:hint="eastAsia"/>
-        </w:rPr>
-        <w:t xml:space="preserve">API：</w:t>
-      </w:r>
-    </w:p>
-    <w:p>
-      <w:pPr>
-        <w:pStyle w:val="SourceCode"/>
-      </w:pPr>
-      <w:r>
-        <w:rPr>
-          <w:rStyle w:val="VerbatimChar"/>
-        </w:rPr>
-        <w:t xml:space="preserve">POST /api/abu-dhabi/flood/gwm/trained/rollout</w:t>
-      </w:r>
-      <w:r>
-        <w:br/>
-      </w:r>
-      <w:r>
-        <w:rPr>
-          <w:rStyle w:val="VerbatimChar"/>
-        </w:rPr>
-        <w:t xml:space="preserve">GET  /api/abu-dhabi/flood/gwm/trained/events</w:t>
-      </w:r>
-      <w:r>
-        <w:br/>
-      </w:r>
-      <w:r>
-        <w:rPr>
-          <w:rStyle w:val="VerbatimChar"/>
-        </w:rPr>
-        <w:t xml:space="preserve">GET  /api/abu-dhabi/flood/gwm/trained/runs/{run_id}</w:t>
-      </w:r>
-      <w:r>
-        <w:br/>
-      </w:r>
-      <w:r>
-        <w:rPr>
-          <w:rStyle w:val="VerbatimChar"/>
-        </w:rPr>
-        <w:t xml:space="preserve">GET  /api/abu-dhabi/flood/gwm/trained/runs/{run_id}/map</w:t>
-      </w:r>
-      <w:r>
-        <w:br/>
-      </w:r>
-      <w:r>
-        <w:rPr>
-          <w:rStyle w:val="VerbatimChar"/>
-        </w:rPr>
-        <w:t xml:space="preserve">GET  /api/abu-dhabi/flood/gwm/trained/runs/{run_id}/map/timeseries?time_index=0</w:t>
-      </w:r>
-    </w:p>
-    <w:bookmarkEnd w:id="39"/>
-    <w:bookmarkStart w:id="40" w:name="个客户积水热点"/>
-    <w:p>
-      <w:pPr>
-        <w:pStyle w:val="Heading3"/>
-      </w:pPr>
-      <w:r>
-        <w:t xml:space="preserve">10.3 506 </w:t>
-      </w:r>
-      <w:r>
-        <w:rPr>
-          <w:rFonts w:hint="eastAsia"/>
-        </w:rPr>
-        <w:t xml:space="preserve">个客户积水热点</w:t>
-      </w:r>
-    </w:p>
-    <w:p>
-      <w:pPr>
-        <w:pStyle w:val="FirstParagraph"/>
-      </w:pPr>
-      <w:r>
-        <w:t xml:space="preserve">/api/abu-dhabi/flood/customer-hotspots/bootstrap </w:t>
-      </w:r>
-      <w:r>
-        <w:rPr>
-          <w:rFonts w:hint="eastAsia"/>
-        </w:rPr>
-        <w:t xml:space="preserve">是静态客户参考图层入口，不是水动力求解结果。其数据源为客户提供的</w:t>
-      </w:r>
-      <w:r>
-        <w:t xml:space="preserve"> FW__Hot_Spots_506.zip </w:t>
-      </w:r>
-      <w:r>
-        <w:rPr>
-          <w:rFonts w:hint="eastAsia"/>
-        </w:rPr>
-        <w:t xml:space="preserve">解压后的受控数据目录；应独立校验点数、坐标参考系、属性字段和图层版本。该图层不应被误标为阶段</w:t>
-      </w:r>
-      <w:r>
-        <w:t xml:space="preserve"> 3 </w:t>
-      </w:r>
-      <w:r>
-        <w:rPr>
-          <w:rFonts w:hint="eastAsia"/>
-        </w:rPr>
-        <w:t xml:space="preserve">的模拟积水面。</w:t>
-      </w:r>
-    </w:p>
-    <w:bookmarkEnd w:id="40"/>
-    <w:bookmarkEnd w:id="41"/>
-    <w:bookmarkStart w:id="42" w:name="当前-web-容器化边界"/>
-    <w:p>
-      <w:pPr>
-        <w:pStyle w:val="Heading2"/>
-      </w:pPr>
-      <w:r>
-        <w:t xml:space="preserve">11. </w:t>
-      </w:r>
-      <w:r>
-        <w:rPr>
-          <w:rFonts w:hint="eastAsia"/>
-        </w:rPr>
-        <w:t xml:space="preserve">当前</w:t>
-      </w:r>
-      <w:r>
-        <w:t xml:space="preserve"> Web </w:t>
-      </w:r>
-      <w:r>
-        <w:rPr>
-          <w:rFonts w:hint="eastAsia"/>
-        </w:rPr>
-        <w:t xml:space="preserve">容器化边界</w:t>
-      </w:r>
-    </w:p>
-    <w:p>
-      <w:pPr>
-        <w:pStyle w:val="FirstParagraph"/>
-      </w:pPr>
-      <w:r>
-        <w:rPr>
-          <w:rFonts w:hint="eastAsia"/>
-        </w:rPr>
-        <w:t xml:space="preserve">当前实现必须按以下方式理解：</w:t>
-      </w:r>
-    </w:p>
-    <w:p>
-      <w:pPr>
-        <w:pStyle w:val="SourceCode"/>
-      </w:pPr>
-      <w:r>
-        <w:rPr>
-          <w:rStyle w:val="VerbatimChar"/>
-          <w:rFonts w:hint="eastAsia"/>
-        </w:rPr>
-        <w:t xml:space="preserve">页面</w:t>
-      </w:r>
-      <w:r>
-        <w:rPr>
-          <w:rStyle w:val="VerbatimChar"/>
-        </w:rPr>
-        <w:t xml:space="preserve"> → Web API → </w:t>
-      </w:r>
-      <w:r>
-        <w:rPr>
-          <w:rStyle w:val="VerbatimChar"/>
-          <w:rFonts w:hint="eastAsia"/>
-        </w:rPr>
-        <w:t xml:space="preserve">本机</w:t>
-      </w:r>
-      <w:r>
-        <w:rPr>
-          <w:rStyle w:val="VerbatimChar"/>
-        </w:rPr>
-        <w:t xml:space="preserve"> subprocess / </w:t>
-      </w:r>
-      <w:r>
-        <w:rPr>
-          <w:rStyle w:val="VerbatimChar"/>
-          <w:rFonts w:hint="eastAsia"/>
-        </w:rPr>
-        <w:t xml:space="preserve">本机</w:t>
-      </w:r>
-      <w:r>
-        <w:rPr>
-          <w:rStyle w:val="VerbatimChar"/>
-        </w:rPr>
-        <w:t xml:space="preserve"> Python、SWMM </w:t>
-      </w:r>
-      <w:r>
-        <w:rPr>
-          <w:rStyle w:val="VerbatimChar"/>
-          <w:rFonts w:hint="eastAsia"/>
-        </w:rPr>
-        <w:t xml:space="preserve">进程</w:t>
-      </w:r>
-    </w:p>
-    <w:p>
-      <w:pPr>
-        <w:pStyle w:val="FirstParagraph"/>
-      </w:pPr>
-      <w:r>
-        <w:rPr>
-          <w:rFonts w:hint="eastAsia"/>
-        </w:rPr>
-        <w:t xml:space="preserve">当前尚未实现：</w:t>
-      </w:r>
-    </w:p>
-    <w:p>
-      <w:pPr>
-        <w:pStyle w:val="SourceCode"/>
-      </w:pPr>
-      <w:r>
-        <w:rPr>
-          <w:rStyle w:val="VerbatimChar"/>
-          <w:rFonts w:hint="eastAsia"/>
-        </w:rPr>
-        <w:t xml:space="preserve">页面</w:t>
-      </w:r>
-      <w:r>
-        <w:rPr>
-          <w:rStyle w:val="VerbatimChar"/>
-        </w:rPr>
-        <w:t xml:space="preserve"> → Web API → Docker </w:t>
-      </w:r>
-      <w:r>
-        <w:rPr>
-          <w:rStyle w:val="VerbatimChar"/>
-          <w:rFonts w:hint="eastAsia"/>
-        </w:rPr>
-        <w:t xml:space="preserve">水动力容器调度器</w:t>
-      </w:r>
-    </w:p>
-    <w:p>
-      <w:pPr>
-        <w:pStyle w:val="FirstParagraph"/>
-      </w:pPr>
-      <w:r>
-        <w:t xml:space="preserve">deploy/abu-dhabi-hydrodynamics/compose.yml </w:t>
-      </w:r>
-      <w:r>
-        <w:rPr>
-          <w:rFonts w:hint="eastAsia"/>
-        </w:rPr>
-        <w:t xml:space="preserve">是独立</w:t>
-      </w:r>
-      <w:r>
-        <w:t xml:space="preserve"> runtime </w:t>
-      </w:r>
-      <w:r>
-        <w:rPr>
-          <w:rFonts w:hint="eastAsia"/>
-        </w:rPr>
-        <w:t xml:space="preserve">的运行入口，不是</w:t>
-      </w:r>
-      <w:r>
-        <w:t xml:space="preserve"> Web API </w:t>
-      </w:r>
-      <w:r>
-        <w:rPr>
-          <w:rFonts w:hint="eastAsia"/>
-        </w:rPr>
-        <w:t xml:space="preserve">的自动调度器。若要让页面点击阶段</w:t>
-      </w:r>
-      <w:r>
-        <w:t xml:space="preserve"> 2/3 </w:t>
-      </w:r>
-      <w:r>
-        <w:rPr>
-          <w:rFonts w:hint="eastAsia"/>
-        </w:rPr>
-        <w:t xml:space="preserve">后直接在容器内执行，需要另行实现：</w:t>
+        <w:t xml:space="preserve"> 5 </w:t>
+      </w:r>
+      <w:r>
+        <w:rPr>
+          <w:rFonts w:hint="eastAsia"/>
+        </w:rPr>
+        <w:t xml:space="preserve">的加载检查至少包括：</w:t>
       </w:r>
     </w:p>
     <w:p>
@@ -8882,22 +9254,22 @@
         </w:numPr>
       </w:pPr>
       <w:r>
-        <w:t xml:space="preserve">Web API </w:t>
-      </w:r>
-      <w:r>
-        <w:rPr>
-          <w:rFonts w:hint="eastAsia"/>
-        </w:rPr>
-        <w:t xml:space="preserve">的容器</w:t>
-      </w:r>
-      <w:r>
-        <w:t xml:space="preserve"> job </w:t>
-      </w:r>
-      <w:r>
-        <w:rPr>
-          <w:rFonts w:hint="eastAsia"/>
-        </w:rPr>
-        <w:t xml:space="preserve">adapter；</w:t>
+        <w:t xml:space="preserve">maximum_depth_wgs84.geojson </w:t>
+      </w:r>
+      <w:r>
+        <w:rPr>
+          <w:rFonts w:hint="eastAsia"/>
+        </w:rPr>
+        <w:t xml:space="preserve">为</w:t>
+      </w:r>
+      <w:r>
+        <w:t xml:space="preserve"> </w:t>
+      </w:r>
+      <w:r>
+        <w:rPr>
+          <w:rFonts w:hint="eastAsia"/>
+        </w:rPr>
+        <w:t xml:space="preserve">FeatureCollection；</w:t>
       </w:r>
     </w:p>
     <w:p>
@@ -8909,19 +9281,13 @@
         </w:numPr>
       </w:pPr>
       <w:r>
-        <w:rPr>
-          <w:rFonts w:hint="eastAsia"/>
-        </w:rPr>
-        <w:t xml:space="preserve">输入数据和</w:t>
-      </w:r>
-      <w:r>
-        <w:t xml:space="preserve"> /data/runs </w:t>
-      </w:r>
-      <w:r>
-        <w:rPr>
-          <w:rFonts w:hint="eastAsia"/>
-        </w:rPr>
-        <w:t xml:space="preserve">的安全挂载策略；</w:t>
+        <w:t xml:space="preserve">temporal_snapshots/manifest.json </w:t>
+      </w:r>
+      <w:r>
+        <w:rPr>
+          <w:rFonts w:hint="eastAsia"/>
+        </w:rPr>
+        <w:t xml:space="preserve">存在且每个相对路径均可读取；</w:t>
       </w:r>
     </w:p>
     <w:p>
@@ -8933,22 +9299,13 @@
         </w:numPr>
       </w:pPr>
       <w:r>
-        <w:t xml:space="preserve">Docker </w:t>
-      </w:r>
-      <w:r>
-        <w:rPr>
-          <w:rFonts w:hint="eastAsia"/>
-        </w:rPr>
-        <w:t xml:space="preserve">socket、容器编排平台或受控</w:t>
-      </w:r>
-      <w:r>
-        <w:t xml:space="preserve"> worker </w:t>
-      </w:r>
-      <w:r>
-        <w:rPr>
-          <w:rFonts w:hint="eastAsia"/>
-        </w:rPr>
-        <w:t xml:space="preserve">队列；</w:t>
+        <w:t xml:space="preserve">delivery_summary.json </w:t>
+      </w:r>
+      <w:r>
+        <w:rPr>
+          <w:rFonts w:hint="eastAsia"/>
+        </w:rPr>
+        <w:t xml:space="preserve">与结果目录一致；</w:t>
       </w:r>
     </w:p>
     <w:p>
@@ -8963,7 +9320,25 @@
         <w:rPr>
           <w:rFonts w:hint="eastAsia"/>
         </w:rPr>
-        <w:t xml:space="preserve">任务状态、取消、超时、日志和审计回传；</w:t>
+        <w:t xml:space="preserve">结果的</w:t>
+      </w:r>
+      <w:r>
+        <w:t xml:space="preserve"> </w:t>
+      </w:r>
+      <w:r>
+        <w:rPr>
+          <w:rFonts w:hint="eastAsia"/>
+        </w:rPr>
+        <w:t xml:space="preserve">CRS、网格大小、返回期、耦合模式和</w:t>
+      </w:r>
+      <w:r>
+        <w:t xml:space="preserve"> claim boundary </w:t>
+      </w:r>
+      <w:r>
+        <w:rPr>
+          <w:rFonts w:hint="eastAsia"/>
+        </w:rPr>
+        <w:t xml:space="preserve">可追溯；</w:t>
       </w:r>
     </w:p>
     <w:p>
@@ -8978,40 +9353,32 @@
         <w:rPr>
           <w:rFonts w:hint="eastAsia"/>
         </w:rPr>
-        <w:t xml:space="preserve">运行结果注册到现有阶段</w:t>
-      </w:r>
-      <w:r>
-        <w:t xml:space="preserve"> 3/5 </w:t>
-      </w:r>
-      <w:r>
-        <w:rPr>
-          <w:rFonts w:hint="eastAsia"/>
-        </w:rPr>
-        <w:t xml:space="preserve">读取合同；</w:t>
-      </w:r>
-    </w:p>
-    <w:p>
-      <w:pPr>
-        <w:pStyle w:val="Compact"/>
-        <w:numPr>
-          <w:ilvl w:val="0"/>
-          <w:numId w:val="1004"/>
-        </w:numPr>
-      </w:pPr>
-      <w:r>
-        <w:rPr>
-          <w:rFonts w:hint="eastAsia"/>
-        </w:rPr>
-        <w:t xml:space="preserve">对双向耦合质量门失败的显式</w:t>
-      </w:r>
-      <w:r>
-        <w:t xml:space="preserve"> UI </w:t>
-      </w:r>
-      <w:r>
-        <w:rPr>
-          <w:rFonts w:hint="eastAsia"/>
-        </w:rPr>
-        <w:t xml:space="preserve">状态。</w:t>
+        <w:t xml:space="preserve">若存在</w:t>
+      </w:r>
+      <w:r>
+        <w:t xml:space="preserve"> SWMM execution </w:t>
+      </w:r>
+      <w:r>
+        <w:rPr>
+          <w:rFonts w:hint="eastAsia"/>
+        </w:rPr>
+        <w:t xml:space="preserve">receipt，严格质量门失败状态必须在页面中保留。</w:t>
+      </w:r>
+    </w:p>
+    <w:bookmarkEnd w:id="39"/>
+    <w:bookmarkStart w:id="40" w:name="web-api-读取入口"/>
+    <w:p>
+      <w:pPr>
+        <w:pStyle w:val="Heading3"/>
+      </w:pPr>
+      <w:r>
+        <w:t xml:space="preserve">10.2 Web API </w:t>
+      </w:r>
+      <w:r>
+        <w:rPr>
+          <w:rFonts w:hint="eastAsia"/>
+        </w:rPr>
+        <w:t xml:space="preserve">读取入口</w:t>
       </w:r>
     </w:p>
     <w:p>
@@ -9022,7 +9389,132 @@
         <w:rPr>
           <w:rFonts w:hint="eastAsia"/>
         </w:rPr>
-        <w:t xml:space="preserve">在该集成完成前，交付验收应使用本文档中的命令行容器流程；页面验证只验证预计算结果加载和阶段</w:t>
+        <w:t xml:space="preserve">当前仓库注册的主要读取路由：</w:t>
+      </w:r>
+    </w:p>
+    <w:p>
+      <w:pPr>
+        <w:pStyle w:val="SourceCode"/>
+      </w:pPr>
+      <w:r>
+        <w:rPr>
+          <w:rStyle w:val="VerbatimChar"/>
+        </w:rPr>
+        <w:t xml:space="preserve">GET /api/abu-dhabi/flood/public-citywide-2d/bootstrap</w:t>
+      </w:r>
+      <w:r>
+        <w:br/>
+      </w:r>
+      <w:r>
+        <w:rPr>
+          <w:rStyle w:val="VerbatimChar"/>
+        </w:rPr>
+        <w:t xml:space="preserve">GET /api/abu-dhabi/flood/public-citywide-2d/timeseries?time_index=0</w:t>
+      </w:r>
+      <w:r>
+        <w:br/>
+      </w:r>
+      <w:r>
+        <w:rPr>
+          <w:rStyle w:val="VerbatimChar"/>
+        </w:rPr>
+        <w:t xml:space="preserve">GET /api/abu-dhabi/flood/validation/historical-replay/bootstrap</w:t>
+      </w:r>
+      <w:r>
+        <w:br/>
+      </w:r>
+      <w:r>
+        <w:rPr>
+          <w:rStyle w:val="VerbatimChar"/>
+        </w:rPr>
+        <w:t xml:space="preserve">GET /api/abu-dhabi/flood/validation/historical-replay/timeseries?time_index=0</w:t>
+      </w:r>
+      <w:r>
+        <w:br/>
+      </w:r>
+      <w:r>
+        <w:rPr>
+          <w:rStyle w:val="VerbatimChar"/>
+        </w:rPr>
+        <w:t xml:space="preserve">GET /api/abu-dhabi/flood/validation/historical-replay/report</w:t>
+      </w:r>
+      <w:r>
+        <w:br/>
+      </w:r>
+      <w:r>
+        <w:rPr>
+          <w:rStyle w:val="VerbatimChar"/>
+        </w:rPr>
+        <w:t xml:space="preserve">GET /api/abu-dhabi/flood/customer-hotspots/bootstrap</w:t>
+      </w:r>
+    </w:p>
+    <w:p>
+      <w:pPr>
+        <w:pStyle w:val="FirstParagraph"/>
+      </w:pPr>
+      <w:r>
+        <w:rPr>
+          <w:rFonts w:hint="eastAsia"/>
+        </w:rPr>
+        <w:t xml:space="preserve">阶段</w:t>
+      </w:r>
+      <w:r>
+        <w:t xml:space="preserve"> 3 </w:t>
+      </w:r>
+      <w:r>
+        <w:rPr>
+          <w:rFonts w:hint="eastAsia"/>
+        </w:rPr>
+        <w:t xml:space="preserve">交互式运行结果读取入口：</w:t>
+      </w:r>
+    </w:p>
+    <w:p>
+      <w:pPr>
+        <w:pStyle w:val="SourceCode"/>
+      </w:pPr>
+      <w:r>
+        <w:rPr>
+          <w:rStyle w:val="VerbatimChar"/>
+        </w:rPr>
+        <w:t xml:space="preserve">POST /api/abu-dhabi/flood/surface/runs</w:t>
+      </w:r>
+      <w:r>
+        <w:br/>
+      </w:r>
+      <w:r>
+        <w:rPr>
+          <w:rStyle w:val="VerbatimChar"/>
+        </w:rPr>
+        <w:t xml:space="preserve">GET  /api/abu-dhabi/flood/surface/runs/{run_id}</w:t>
+      </w:r>
+      <w:r>
+        <w:br/>
+      </w:r>
+      <w:r>
+        <w:rPr>
+          <w:rStyle w:val="VerbatimChar"/>
+        </w:rPr>
+        <w:t xml:space="preserve">GET  /api/abu-dhabi/flood/surface/runs/{run_id}/map/bootstrap</w:t>
+      </w:r>
+      <w:r>
+        <w:br/>
+      </w:r>
+      <w:r>
+        <w:rPr>
+          <w:rStyle w:val="VerbatimChar"/>
+        </w:rPr>
+        <w:t xml:space="preserve">GET  /api/abu-dhabi/flood/surface/runs/{run_id}/map/timeseries?time_index=0</w:t>
+      </w:r>
+    </w:p>
+    <w:p>
+      <w:pPr>
+        <w:pStyle w:val="FirstParagraph"/>
+      </w:pPr>
+      <w:r>
+        <w:rPr>
+          <w:rFonts w:hint="eastAsia"/>
+        </w:rPr>
+        <w:t xml:space="preserve">阶段</w:t>
       </w:r>
       <w:r>
         <w:t xml:space="preserve"> 4 GWM </w:t>
@@ -9031,23 +9523,128 @@
         <w:rPr>
           <w:rFonts w:hint="eastAsia"/>
         </w:rPr>
-        <w:t xml:space="preserve">实时推理。</w:t>
-      </w:r>
-    </w:p>
+        <w:t xml:space="preserve">API：</w:t>
+      </w:r>
+    </w:p>
+    <w:p>
+      <w:pPr>
+        <w:pStyle w:val="SourceCode"/>
+      </w:pPr>
+      <w:r>
+        <w:rPr>
+          <w:rStyle w:val="VerbatimChar"/>
+        </w:rPr>
+        <w:t xml:space="preserve">POST /api/abu-dhabi/flood/gwm/trained/rollout</w:t>
+      </w:r>
+      <w:r>
+        <w:br/>
+      </w:r>
+      <w:r>
+        <w:rPr>
+          <w:rStyle w:val="VerbatimChar"/>
+        </w:rPr>
+        <w:t xml:space="preserve">GET  /api/abu-dhabi/flood/gwm/trained/events</w:t>
+      </w:r>
+      <w:r>
+        <w:br/>
+      </w:r>
+      <w:r>
+        <w:rPr>
+          <w:rStyle w:val="VerbatimChar"/>
+        </w:rPr>
+        <w:t xml:space="preserve">GET  /api/abu-dhabi/flood/gwm/trained/runs/{run_id}</w:t>
+      </w:r>
+      <w:r>
+        <w:br/>
+      </w:r>
+      <w:r>
+        <w:rPr>
+          <w:rStyle w:val="VerbatimChar"/>
+        </w:rPr>
+        <w:t xml:space="preserve">GET  /api/abu-dhabi/flood/gwm/trained/runs/{run_id}/map</w:t>
+      </w:r>
+      <w:r>
+        <w:br/>
+      </w:r>
+      <w:r>
+        <w:rPr>
+          <w:rStyle w:val="VerbatimChar"/>
+        </w:rPr>
+        <w:t xml:space="preserve">GET  /api/abu-dhabi/flood/gwm/trained/runs/{run_id}/map/timeseries?time_index=0</w:t>
+      </w:r>
+    </w:p>
+    <w:bookmarkEnd w:id="40"/>
+    <w:bookmarkStart w:id="41" w:name="个客户积水热点"/>
+    <w:p>
+      <w:pPr>
+        <w:pStyle w:val="Heading3"/>
+      </w:pPr>
+      <w:r>
+        <w:t xml:space="preserve">10.3 506 </w:t>
+      </w:r>
+      <w:r>
+        <w:rPr>
+          <w:rFonts w:hint="eastAsia"/>
+        </w:rPr>
+        <w:t xml:space="preserve">个客户积水热点</w:t>
+      </w:r>
+    </w:p>
+    <w:p>
+      <w:pPr>
+        <w:pStyle w:val="FirstParagraph"/>
+      </w:pPr>
+      <w:r>
+        <w:t xml:space="preserve">/api/abu-dhabi/flood/customer-hotspots/bootstrap </w:t>
+      </w:r>
+      <w:r>
+        <w:rPr>
+          <w:rFonts w:hint="eastAsia"/>
+        </w:rPr>
+        <w:t xml:space="preserve">是静态客户参考图层入口，不是水动力求解结果。其数据源为客户提供的</w:t>
+      </w:r>
+      <w:r>
+        <w:t xml:space="preserve"> FW__Hot_Spots_506.zip </w:t>
+      </w:r>
+      <w:r>
+        <w:rPr>
+          <w:rFonts w:hint="eastAsia"/>
+        </w:rPr>
+        <w:t xml:space="preserve">解压后的受控数据目录；应独立校验点数、坐标参考系、属性字段和图层版本。该图层不应被误标为阶段</w:t>
+      </w:r>
+      <w:r>
+        <w:t xml:space="preserve"> 3 </w:t>
+      </w:r>
+      <w:r>
+        <w:rPr>
+          <w:rFonts w:hint="eastAsia"/>
+        </w:rPr>
+        <w:t xml:space="preserve">的模拟积水面。</w:t>
+      </w:r>
+    </w:p>
+    <w:bookmarkEnd w:id="41"/>
     <w:bookmarkEnd w:id="42"/>
-    <w:bookmarkStart w:id="43" w:name="端到端验收顺序"/>
+    <w:bookmarkStart w:id="43" w:name="当前-web-容器化边界"/>
     <w:p>
       <w:pPr>
         <w:pStyle w:val="Heading2"/>
       </w:pPr>
       <w:r>
-        <w:t xml:space="preserve">12. </w:t>
-      </w:r>
-      <w:r>
-        <w:rPr>
-          <w:rFonts w:hint="eastAsia"/>
-        </w:rPr>
-        <w:t xml:space="preserve">端到端验收顺序</w:t>
+        <w:t xml:space="preserve">11. </w:t>
+      </w:r>
+      <w:r>
+        <w:rPr>
+          <w:rFonts w:hint="eastAsia"/>
+        </w:rPr>
+        <w:t xml:space="preserve">当前</w:t>
+      </w:r>
+      <w:r>
+        <w:t xml:space="preserve"> Web </w:t>
+      </w:r>
+      <w:r>
+        <w:rPr>
+          <w:rFonts w:hint="eastAsia"/>
+        </w:rPr>
+        <w:t xml:space="preserve">容器化边界</w:t>
       </w:r>
     </w:p>
     <w:p>
@@ -9058,7 +9655,135 @@
         <w:rPr>
           <w:rFonts w:hint="eastAsia"/>
         </w:rPr>
-        <w:t xml:space="preserve">建议严格按以下顺序执行：</w:t>
+        <w:t xml:space="preserve">当前实现必须按以下方式理解：</w:t>
+      </w:r>
+    </w:p>
+    <w:p>
+      <w:pPr>
+        <w:pStyle w:val="SourceCode"/>
+      </w:pPr>
+      <w:r>
+        <w:rPr>
+          <w:rStyle w:val="VerbatimChar"/>
+          <w:rFonts w:hint="eastAsia"/>
+        </w:rPr>
+        <w:t xml:space="preserve">页面</w:t>
+      </w:r>
+      <w:r>
+        <w:rPr>
+          <w:rStyle w:val="VerbatimChar"/>
+        </w:rPr>
+        <w:t xml:space="preserve"> → Web API → </w:t>
+      </w:r>
+      <w:r>
+        <w:rPr>
+          <w:rStyle w:val="VerbatimChar"/>
+          <w:rFonts w:hint="eastAsia"/>
+        </w:rPr>
+        <w:t xml:space="preserve">本机</w:t>
+      </w:r>
+      <w:r>
+        <w:rPr>
+          <w:rStyle w:val="VerbatimChar"/>
+        </w:rPr>
+        <w:t xml:space="preserve"> subprocess / </w:t>
+      </w:r>
+      <w:r>
+        <w:rPr>
+          <w:rStyle w:val="VerbatimChar"/>
+          <w:rFonts w:hint="eastAsia"/>
+        </w:rPr>
+        <w:t xml:space="preserve">本机</w:t>
+      </w:r>
+      <w:r>
+        <w:rPr>
+          <w:rStyle w:val="VerbatimChar"/>
+        </w:rPr>
+        <w:t xml:space="preserve"> Python、SWMM </w:t>
+      </w:r>
+      <w:r>
+        <w:rPr>
+          <w:rStyle w:val="VerbatimChar"/>
+          <w:rFonts w:hint="eastAsia"/>
+        </w:rPr>
+        <w:t xml:space="preserve">进程</w:t>
+      </w:r>
+    </w:p>
+    <w:p>
+      <w:pPr>
+        <w:pStyle w:val="FirstParagraph"/>
+      </w:pPr>
+      <w:r>
+        <w:rPr>
+          <w:rFonts w:hint="eastAsia"/>
+        </w:rPr>
+        <w:t xml:space="preserve">当前尚未实现：</w:t>
+      </w:r>
+    </w:p>
+    <w:p>
+      <w:pPr>
+        <w:pStyle w:val="SourceCode"/>
+      </w:pPr>
+      <w:r>
+        <w:rPr>
+          <w:rStyle w:val="VerbatimChar"/>
+          <w:rFonts w:hint="eastAsia"/>
+        </w:rPr>
+        <w:t xml:space="preserve">页面</w:t>
+      </w:r>
+      <w:r>
+        <w:rPr>
+          <w:rStyle w:val="VerbatimChar"/>
+        </w:rPr>
+        <w:t xml:space="preserve"> → Web API → Docker </w:t>
+      </w:r>
+      <w:r>
+        <w:rPr>
+          <w:rStyle w:val="VerbatimChar"/>
+          <w:rFonts w:hint="eastAsia"/>
+        </w:rPr>
+        <w:t xml:space="preserve">水动力容器调度器</w:t>
+      </w:r>
+    </w:p>
+    <w:p>
+      <w:pPr>
+        <w:pStyle w:val="FirstParagraph"/>
+      </w:pPr>
+      <w:r>
+        <w:t xml:space="preserve">deploy/abu-dhabi-hydrodynamics/compose.yml </w:t>
+      </w:r>
+      <w:r>
+        <w:rPr>
+          <w:rFonts w:hint="eastAsia"/>
+        </w:rPr>
+        <w:t xml:space="preserve">是独立</w:t>
+      </w:r>
+      <w:r>
+        <w:t xml:space="preserve"> runtime </w:t>
+      </w:r>
+      <w:r>
+        <w:rPr>
+          <w:rFonts w:hint="eastAsia"/>
+        </w:rPr>
+        <w:t xml:space="preserve">的运行入口，不是</w:t>
+      </w:r>
+      <w:r>
+        <w:t xml:space="preserve"> Web API </w:t>
+      </w:r>
+      <w:r>
+        <w:rPr>
+          <w:rFonts w:hint="eastAsia"/>
+        </w:rPr>
+        <w:t xml:space="preserve">的自动调度器。若要让页面点击阶段</w:t>
+      </w:r>
+      <w:r>
+        <w:t xml:space="preserve"> 2/3 </w:t>
+      </w:r>
+      <w:r>
+        <w:rPr>
+          <w:rFonts w:hint="eastAsia"/>
+        </w:rPr>
+        <w:t xml:space="preserve">后直接在容器内执行，需要另行实现：</w:t>
       </w:r>
     </w:p>
     <w:p>
@@ -9070,22 +9795,22 @@
         </w:numPr>
       </w:pPr>
       <w:r>
-        <w:rPr>
-          <w:rFonts w:hint="eastAsia"/>
-        </w:rPr>
-        <w:t xml:space="preserve">固定</w:t>
-      </w:r>
-      <w:r>
-        <w:t xml:space="preserve"> Git </w:t>
-      </w:r>
-      <w:r>
-        <w:rPr>
-          <w:rFonts w:hint="eastAsia"/>
-        </w:rPr>
-        <w:t xml:space="preserve">分支和提交，记录</w:t>
-      </w:r>
-      <w:r>
-        <w:t xml:space="preserve"> git rev-parse HEAD。</w:t>
+        <w:t xml:space="preserve">Web API </w:t>
+      </w:r>
+      <w:r>
+        <w:rPr>
+          <w:rFonts w:hint="eastAsia"/>
+        </w:rPr>
+        <w:t xml:space="preserve">的容器</w:t>
+      </w:r>
+      <w:r>
+        <w:t xml:space="preserve"> job </w:t>
+      </w:r>
+      <w:r>
+        <w:rPr>
+          <w:rFonts w:hint="eastAsia"/>
+        </w:rPr>
+        <w:t xml:space="preserve">adapter；</w:t>
       </w:r>
     </w:p>
     <w:p>
@@ -9100,25 +9825,16 @@
         <w:rPr>
           <w:rFonts w:hint="eastAsia"/>
         </w:rPr>
-        <w:t xml:space="preserve">校验离线镜像</w:t>
-      </w:r>
-      <w:r>
-        <w:t xml:space="preserve"> tar </w:t>
-      </w:r>
-      <w:r>
-        <w:rPr>
-          <w:rFonts w:hint="eastAsia"/>
-        </w:rPr>
-        <w:t xml:space="preserve">的</w:t>
-      </w:r>
-      <w:r>
-        <w:t xml:space="preserve"> </w:t>
-      </w:r>
-      <w:r>
-        <w:rPr>
-          <w:rFonts w:hint="eastAsia"/>
-        </w:rPr>
-        <w:t xml:space="preserve">SHA-256，再加载与主机匹配的架构。</w:t>
+        <w:t xml:space="preserve">输入数据和</w:t>
+      </w:r>
+      <w:r>
+        <w:t xml:space="preserve"> /data/runs </w:t>
+      </w:r>
+      <w:r>
+        <w:rPr>
+          <w:rFonts w:hint="eastAsia"/>
+        </w:rPr>
+        <w:t xml:space="preserve">的安全挂载策略；</w:t>
       </w:r>
     </w:p>
     <w:p>
@@ -9130,19 +9846,22 @@
         </w:numPr>
       </w:pPr>
       <w:r>
-        <w:rPr>
-          <w:rFonts w:hint="eastAsia"/>
-        </w:rPr>
-        <w:t xml:space="preserve">运行</w:t>
-      </w:r>
-      <w:r>
-        <w:t xml:space="preserve"> </w:t>
-      </w:r>
-      <w:r>
-        <w:rPr>
-          <w:rFonts w:hint="eastAsia"/>
-        </w:rPr>
-        <w:t xml:space="preserve">load-and-smoke.sh，确认运行时基础能力。</w:t>
+        <w:t xml:space="preserve">Docker </w:t>
+      </w:r>
+      <w:r>
+        <w:rPr>
+          <w:rFonts w:hint="eastAsia"/>
+        </w:rPr>
+        <w:t xml:space="preserve">socket、容器编排平台或受控</w:t>
+      </w:r>
+      <w:r>
+        <w:t xml:space="preserve"> worker </w:t>
+      </w:r>
+      <w:r>
+        <w:rPr>
+          <w:rFonts w:hint="eastAsia"/>
+        </w:rPr>
+        <w:t xml:space="preserve">队列；</w:t>
       </w:r>
     </w:p>
     <w:p>
@@ -9157,16 +9876,7 @@
         <w:rPr>
           <w:rFonts w:hint="eastAsia"/>
         </w:rPr>
-        <w:t xml:space="preserve">准备客户数据目录和</w:t>
-      </w:r>
-      <w:r>
-        <w:t xml:space="preserve"> </w:t>
-      </w:r>
-      <w:r>
-        <w:rPr>
-          <w:rFonts w:hint="eastAsia"/>
-        </w:rPr>
-        <w:t xml:space="preserve">manifest.json，只读挂载输入目录。</w:t>
+        <w:t xml:space="preserve">任务状态、取消、超时、日志和审计回传；</w:t>
       </w:r>
     </w:p>
     <w:p>
@@ -9181,10 +9891,16 @@
         <w:rPr>
           <w:rFonts w:hint="eastAsia"/>
         </w:rPr>
-        <w:t xml:space="preserve">执行阶段</w:t>
-      </w:r>
-      <w:r>
-        <w:t xml:space="preserve"> 1 –check –require-customer-data。</w:t>
+        <w:t xml:space="preserve">运行结果注册到现有阶段</w:t>
+      </w:r>
+      <w:r>
+        <w:t xml:space="preserve"> 3/5 </w:t>
+      </w:r>
+      <w:r>
+        <w:rPr>
+          <w:rFonts w:hint="eastAsia"/>
+        </w:rPr>
+        <w:t xml:space="preserve">读取合同；</w:t>
       </w:r>
     </w:p>
     <w:p>
@@ -9199,43 +9915,63 @@
         <w:rPr>
           <w:rFonts w:hint="eastAsia"/>
         </w:rPr>
-        <w:t xml:space="preserve">执行阶段</w:t>
-      </w:r>
-      <w:r>
-        <w:t xml:space="preserve"> 2 </w:t>
-      </w:r>
-      <w:r>
-        <w:rPr>
-          <w:rFonts w:hint="eastAsia"/>
-        </w:rPr>
-        <w:t xml:space="preserve">全市</w:t>
-      </w:r>
-      <w:r>
-        <w:t xml:space="preserve"> </w:t>
-      </w:r>
-      <w:r>
-        <w:rPr>
-          <w:rFonts w:hint="eastAsia"/>
-        </w:rPr>
-        <w:t xml:space="preserve">SWMM；默认</w:t>
-      </w:r>
-      <w:r>
-        <w:t xml:space="preserve"> 2700 </w:t>
-      </w:r>
-      <w:r>
-        <w:rPr>
-          <w:rFonts w:hint="eastAsia"/>
-        </w:rPr>
-        <w:t xml:space="preserve">秒只作为短时诊断，正式复测使用</w:t>
-      </w:r>
-      <w:r>
-        <w:t xml:space="preserve"> 7200 </w:t>
-      </w:r>
-      <w:r>
-        <w:rPr>
-          <w:rFonts w:hint="eastAsia"/>
-        </w:rPr>
-        <w:t xml:space="preserve">秒或更长。</w:t>
+        <w:t xml:space="preserve">对双向耦合质量门失败的显式</w:t>
+      </w:r>
+      <w:r>
+        <w:t xml:space="preserve"> UI </w:t>
+      </w:r>
+      <w:r>
+        <w:rPr>
+          <w:rFonts w:hint="eastAsia"/>
+        </w:rPr>
+        <w:t xml:space="preserve">状态。</w:t>
+      </w:r>
+    </w:p>
+    <w:p>
+      <w:pPr>
+        <w:pStyle w:val="FirstParagraph"/>
+      </w:pPr>
+      <w:r>
+        <w:rPr>
+          <w:rFonts w:hint="eastAsia"/>
+        </w:rPr>
+        <w:t xml:space="preserve">在该集成完成前，交付验收应使用本文档中的命令行容器流程；页面验证只验证预计算结果加载和阶段</w:t>
+      </w:r>
+      <w:r>
+        <w:t xml:space="preserve"> 4 GWM </w:t>
+      </w:r>
+      <w:r>
+        <w:rPr>
+          <w:rFonts w:hint="eastAsia"/>
+        </w:rPr>
+        <w:t xml:space="preserve">实时推理。</w:t>
+      </w:r>
+    </w:p>
+    <w:bookmarkEnd w:id="43"/>
+    <w:bookmarkStart w:id="44" w:name="端到端验收顺序"/>
+    <w:p>
+      <w:pPr>
+        <w:pStyle w:val="Heading2"/>
+      </w:pPr>
+      <w:r>
+        <w:t xml:space="preserve">12. </w:t>
+      </w:r>
+      <w:r>
+        <w:rPr>
+          <w:rFonts w:hint="eastAsia"/>
+        </w:rPr>
+        <w:t xml:space="preserve">端到端验收顺序</w:t>
+      </w:r>
+    </w:p>
+    <w:p>
+      <w:pPr>
+        <w:pStyle w:val="FirstParagraph"/>
+      </w:pPr>
+      <w:r>
+        <w:rPr>
+          <w:rFonts w:hint="eastAsia"/>
+        </w:rPr>
+        <w:t xml:space="preserve">建议严格按以下顺序执行：</w:t>
       </w:r>
     </w:p>
     <w:p>
@@ -9243,32 +9979,26 @@
         <w:pStyle w:val="Compact"/>
         <w:numPr>
           <w:ilvl w:val="0"/>
-          <w:numId w:val="1005"/>
+          <w:numId w:val="1006"/>
         </w:numPr>
       </w:pPr>
       <w:r>
         <w:rPr>
           <w:rFonts w:hint="eastAsia"/>
         </w:rPr>
-        <w:t xml:space="preserve">执行阶段</w:t>
-      </w:r>
-      <w:r>
-        <w:t xml:space="preserve"> 3 </w:t>
-      </w:r>
-      <w:r>
-        <w:rPr>
-          <w:rFonts w:hint="eastAsia"/>
-        </w:rPr>
-        <w:t xml:space="preserve">单向</w:t>
-      </w:r>
-      <w:r>
-        <w:t xml:space="preserve"> 600 </w:t>
-      </w:r>
-      <w:r>
-        <w:rPr>
-          <w:rFonts w:hint="eastAsia"/>
-        </w:rPr>
-        <w:t xml:space="preserve">秒短验证并检查全部输出制品。</w:t>
+        <w:t xml:space="preserve">固定</w:t>
+      </w:r>
+      <w:r>
+        <w:t xml:space="preserve"> Git </w:t>
+      </w:r>
+      <w:r>
+        <w:rPr>
+          <w:rFonts w:hint="eastAsia"/>
+        </w:rPr>
+        <w:t xml:space="preserve">分支和提交，记录</w:t>
+      </w:r>
+      <w:r>
+        <w:t xml:space="preserve"> git rev-parse HEAD。</w:t>
       </w:r>
     </w:p>
     <w:p>
@@ -9276,32 +10006,23 @@
         <w:pStyle w:val="Compact"/>
         <w:numPr>
           <w:ilvl w:val="0"/>
-          <w:numId w:val="1005"/>
+          <w:numId w:val="1006"/>
         </w:numPr>
       </w:pPr>
       <w:r>
         <w:rPr>
           <w:rFonts w:hint="eastAsia"/>
         </w:rPr>
-        <w:t xml:space="preserve">执行阶段</w:t>
-      </w:r>
-      <w:r>
-        <w:t xml:space="preserve"> 3 </w:t>
-      </w:r>
-      <w:r>
-        <w:rPr>
-          <w:rFonts w:hint="eastAsia"/>
-        </w:rPr>
-        <w:t xml:space="preserve">双向</w:t>
-      </w:r>
-      <w:r>
-        <w:t xml:space="preserve"> 600 </w:t>
-      </w:r>
-      <w:r>
-        <w:rPr>
-          <w:rFonts w:hint="eastAsia"/>
-        </w:rPr>
-        <w:t xml:space="preserve">秒短验证；如</w:t>
+        <w:t xml:space="preserve">校验离线镜像</w:t>
+      </w:r>
+      <w:r>
+        <w:t xml:space="preserve"> tar </w:t>
+      </w:r>
+      <w:r>
+        <w:rPr>
+          <w:rFonts w:hint="eastAsia"/>
+        </w:rPr>
+        <w:t xml:space="preserve">的</w:t>
       </w:r>
       <w:r>
         <w:t xml:space="preserve"> </w:t>
@@ -9310,7 +10031,7 @@
         <w:rPr>
           <w:rFonts w:hint="eastAsia"/>
         </w:rPr>
-        <w:t xml:space="preserve">quality_passed=false，保留证据并停止“完整通过”结论。</w:t>
+        <w:t xml:space="preserve">SHA-256，再加载与主机匹配的架构。</w:t>
       </w:r>
     </w:p>
     <w:p>
@@ -9318,23 +10039,23 @@
         <w:pStyle w:val="Compact"/>
         <w:numPr>
           <w:ilvl w:val="0"/>
-          <w:numId w:val="1005"/>
+          <w:numId w:val="1006"/>
         </w:numPr>
       </w:pPr>
       <w:r>
         <w:rPr>
           <w:rFonts w:hint="eastAsia"/>
         </w:rPr>
-        <w:t xml:space="preserve">加载冻结</w:t>
-      </w:r>
-      <w:r>
-        <w:t xml:space="preserve"> GWM </w:t>
-      </w:r>
-      <w:r>
-        <w:rPr>
-          <w:rFonts w:hint="eastAsia"/>
-        </w:rPr>
-        <w:t xml:space="preserve">容器，执行健康、就绪、模型和实时推理检查；不执行训练。</w:t>
+        <w:t xml:space="preserve">运行</w:t>
+      </w:r>
+      <w:r>
+        <w:t xml:space="preserve"> </w:t>
+      </w:r>
+      <w:r>
+        <w:rPr>
+          <w:rFonts w:hint="eastAsia"/>
+        </w:rPr>
+        <w:t xml:space="preserve">load-and-smoke.sh，确认运行时基础能力。</w:t>
       </w:r>
     </w:p>
     <w:p>
@@ -9342,41 +10063,23 @@
         <w:pStyle w:val="Compact"/>
         <w:numPr>
           <w:ilvl w:val="0"/>
-          <w:numId w:val="1005"/>
+          <w:numId w:val="1006"/>
         </w:numPr>
       </w:pPr>
       <w:r>
         <w:rPr>
           <w:rFonts w:hint="eastAsia"/>
         </w:rPr>
-        <w:t xml:space="preserve">将阶段</w:t>
-      </w:r>
-      <w:r>
-        <w:t xml:space="preserve"> 2/3 </w:t>
-      </w:r>
-      <w:r>
-        <w:rPr>
-          <w:rFonts w:hint="eastAsia"/>
-        </w:rPr>
-        <w:t xml:space="preserve">已有结果目录挂载到</w:t>
-      </w:r>
-      <w:r>
-        <w:t xml:space="preserve"> Web </w:t>
-      </w:r>
-      <w:r>
-        <w:rPr>
-          <w:rFonts w:hint="eastAsia"/>
-        </w:rPr>
-        <w:t xml:space="preserve">应用配置路径，检查阶段</w:t>
-      </w:r>
-      <w:r>
-        <w:t xml:space="preserve"> 5 </w:t>
-      </w:r>
-      <w:r>
-        <w:rPr>
-          <w:rFonts w:hint="eastAsia"/>
-        </w:rPr>
-        <w:t xml:space="preserve">API、地图和时间片加载。</w:t>
+        <w:t xml:space="preserve">准备客户数据目录和</w:t>
+      </w:r>
+      <w:r>
+        <w:t xml:space="preserve"> </w:t>
+      </w:r>
+      <w:r>
+        <w:rPr>
+          <w:rFonts w:hint="eastAsia"/>
+        </w:rPr>
+        <w:t xml:space="preserve">manifest.json，只读挂载输入目录。</w:t>
       </w:r>
     </w:p>
     <w:p>
@@ -9384,23 +10087,17 @@
         <w:pStyle w:val="Compact"/>
         <w:numPr>
           <w:ilvl w:val="0"/>
-          <w:numId w:val="1005"/>
+          <w:numId w:val="1006"/>
         </w:numPr>
       </w:pPr>
       <w:r>
         <w:rPr>
           <w:rFonts w:hint="eastAsia"/>
         </w:rPr>
-        <w:t xml:space="preserve">单独检查</w:t>
-      </w:r>
-      <w:r>
-        <w:t xml:space="preserve"> 506 </w:t>
-      </w:r>
-      <w:r>
-        <w:rPr>
-          <w:rFonts w:hint="eastAsia"/>
-        </w:rPr>
-        <w:t xml:space="preserve">个客户积水热点图层，不与模拟结果混淆。</w:t>
+        <w:t xml:space="preserve">执行阶段</w:t>
+      </w:r>
+      <w:r>
+        <w:t xml:space="preserve"> 1 –check –require-customer-data。</w:t>
       </w:r>
     </w:p>
     <w:p>
@@ -9408,13 +10105,229 @@
         <w:pStyle w:val="Compact"/>
         <w:numPr>
           <w:ilvl w:val="0"/>
-          <w:numId w:val="1005"/>
+          <w:numId w:val="1006"/>
         </w:numPr>
       </w:pPr>
       <w:r>
         <w:rPr>
           <w:rFonts w:hint="eastAsia"/>
         </w:rPr>
+        <w:t xml:space="preserve">执行阶段</w:t>
+      </w:r>
+      <w:r>
+        <w:t xml:space="preserve"> 2 </w:t>
+      </w:r>
+      <w:r>
+        <w:rPr>
+          <w:rFonts w:hint="eastAsia"/>
+        </w:rPr>
+        <w:t xml:space="preserve">全市</w:t>
+      </w:r>
+      <w:r>
+        <w:t xml:space="preserve"> </w:t>
+      </w:r>
+      <w:r>
+        <w:rPr>
+          <w:rFonts w:hint="eastAsia"/>
+        </w:rPr>
+        <w:t xml:space="preserve">SWMM；默认</w:t>
+      </w:r>
+      <w:r>
+        <w:t xml:space="preserve"> 2700 </w:t>
+      </w:r>
+      <w:r>
+        <w:rPr>
+          <w:rFonts w:hint="eastAsia"/>
+        </w:rPr>
+        <w:t xml:space="preserve">秒只作为短时诊断，正式复测使用</w:t>
+      </w:r>
+      <w:r>
+        <w:t xml:space="preserve"> 7200 </w:t>
+      </w:r>
+      <w:r>
+        <w:rPr>
+          <w:rFonts w:hint="eastAsia"/>
+        </w:rPr>
+        <w:t xml:space="preserve">秒或更长。</w:t>
+      </w:r>
+    </w:p>
+    <w:p>
+      <w:pPr>
+        <w:pStyle w:val="Compact"/>
+        <w:numPr>
+          <w:ilvl w:val="0"/>
+          <w:numId w:val="1006"/>
+        </w:numPr>
+      </w:pPr>
+      <w:r>
+        <w:rPr>
+          <w:rFonts w:hint="eastAsia"/>
+        </w:rPr>
+        <w:t xml:space="preserve">执行阶段</w:t>
+      </w:r>
+      <w:r>
+        <w:t xml:space="preserve"> 3 </w:t>
+      </w:r>
+      <w:r>
+        <w:rPr>
+          <w:rFonts w:hint="eastAsia"/>
+        </w:rPr>
+        <w:t xml:space="preserve">单向</w:t>
+      </w:r>
+      <w:r>
+        <w:t xml:space="preserve"> 600 </w:t>
+      </w:r>
+      <w:r>
+        <w:rPr>
+          <w:rFonts w:hint="eastAsia"/>
+        </w:rPr>
+        <w:t xml:space="preserve">秒短验证并检查全部输出制品。</w:t>
+      </w:r>
+    </w:p>
+    <w:p>
+      <w:pPr>
+        <w:pStyle w:val="Compact"/>
+        <w:numPr>
+          <w:ilvl w:val="0"/>
+          <w:numId w:val="1006"/>
+        </w:numPr>
+      </w:pPr>
+      <w:r>
+        <w:rPr>
+          <w:rFonts w:hint="eastAsia"/>
+        </w:rPr>
+        <w:t xml:space="preserve">执行阶段</w:t>
+      </w:r>
+      <w:r>
+        <w:t xml:space="preserve"> 3 </w:t>
+      </w:r>
+      <w:r>
+        <w:rPr>
+          <w:rFonts w:hint="eastAsia"/>
+        </w:rPr>
+        <w:t xml:space="preserve">双向</w:t>
+      </w:r>
+      <w:r>
+        <w:t xml:space="preserve"> 600 </w:t>
+      </w:r>
+      <w:r>
+        <w:rPr>
+          <w:rFonts w:hint="eastAsia"/>
+        </w:rPr>
+        <w:t xml:space="preserve">秒短验证；如</w:t>
+      </w:r>
+      <w:r>
+        <w:t xml:space="preserve"> </w:t>
+      </w:r>
+      <w:r>
+        <w:rPr>
+          <w:rFonts w:hint="eastAsia"/>
+        </w:rPr>
+        <w:t xml:space="preserve">quality_passed=false，保留证据并停止“完整通过”结论。</w:t>
+      </w:r>
+    </w:p>
+    <w:p>
+      <w:pPr>
+        <w:pStyle w:val="Compact"/>
+        <w:numPr>
+          <w:ilvl w:val="0"/>
+          <w:numId w:val="1006"/>
+        </w:numPr>
+      </w:pPr>
+      <w:r>
+        <w:rPr>
+          <w:rFonts w:hint="eastAsia"/>
+        </w:rPr>
+        <w:t xml:space="preserve">加载冻结</w:t>
+      </w:r>
+      <w:r>
+        <w:t xml:space="preserve"> GWM </w:t>
+      </w:r>
+      <w:r>
+        <w:rPr>
+          <w:rFonts w:hint="eastAsia"/>
+        </w:rPr>
+        <w:t xml:space="preserve">容器，执行健康、就绪、模型和实时推理检查；不执行训练。</w:t>
+      </w:r>
+    </w:p>
+    <w:p>
+      <w:pPr>
+        <w:pStyle w:val="Compact"/>
+        <w:numPr>
+          <w:ilvl w:val="0"/>
+          <w:numId w:val="1006"/>
+        </w:numPr>
+      </w:pPr>
+      <w:r>
+        <w:rPr>
+          <w:rFonts w:hint="eastAsia"/>
+        </w:rPr>
+        <w:t xml:space="preserve">将阶段</w:t>
+      </w:r>
+      <w:r>
+        <w:t xml:space="preserve"> 2/3 </w:t>
+      </w:r>
+      <w:r>
+        <w:rPr>
+          <w:rFonts w:hint="eastAsia"/>
+        </w:rPr>
+        <w:t xml:space="preserve">已有结果目录挂载到</w:t>
+      </w:r>
+      <w:r>
+        <w:t xml:space="preserve"> Web </w:t>
+      </w:r>
+      <w:r>
+        <w:rPr>
+          <w:rFonts w:hint="eastAsia"/>
+        </w:rPr>
+        <w:t xml:space="preserve">应用配置路径，检查阶段</w:t>
+      </w:r>
+      <w:r>
+        <w:t xml:space="preserve"> 5 </w:t>
+      </w:r>
+      <w:r>
+        <w:rPr>
+          <w:rFonts w:hint="eastAsia"/>
+        </w:rPr>
+        <w:t xml:space="preserve">API、地图和时间片加载。</w:t>
+      </w:r>
+    </w:p>
+    <w:p>
+      <w:pPr>
+        <w:pStyle w:val="Compact"/>
+        <w:numPr>
+          <w:ilvl w:val="0"/>
+          <w:numId w:val="1006"/>
+        </w:numPr>
+      </w:pPr>
+      <w:r>
+        <w:rPr>
+          <w:rFonts w:hint="eastAsia"/>
+        </w:rPr>
+        <w:t xml:space="preserve">单独检查</w:t>
+      </w:r>
+      <w:r>
+        <w:t xml:space="preserve"> 506 </w:t>
+      </w:r>
+      <w:r>
+        <w:rPr>
+          <w:rFonts w:hint="eastAsia"/>
+        </w:rPr>
+        <w:t xml:space="preserve">个客户积水热点图层，不与模拟结果混淆。</w:t>
+      </w:r>
+    </w:p>
+    <w:p>
+      <w:pPr>
+        <w:pStyle w:val="Compact"/>
+        <w:numPr>
+          <w:ilvl w:val="0"/>
+          <w:numId w:val="1006"/>
+        </w:numPr>
+      </w:pPr>
+      <w:r>
+        <w:rPr>
+          <w:rFonts w:hint="eastAsia"/>
+        </w:rPr>
         <w:t xml:space="preserve">保存所有命令、镜像</w:t>
       </w:r>
       <w:r>
@@ -9445,8 +10358,8 @@
         <w:t xml:space="preserve">和质量门结果，形成验收包。</w:t>
       </w:r>
     </w:p>
-    <w:bookmarkEnd w:id="43"/>
-    <w:bookmarkStart w:id="50" w:name="排障手册"/>
+    <w:bookmarkEnd w:id="44"/>
+    <w:bookmarkStart w:id="51" w:name="排障手册"/>
     <w:p>
       <w:pPr>
         <w:pStyle w:val="Heading2"/>
@@ -9461,7 +10374,7 @@
         <w:t xml:space="preserve">排障手册</w:t>
       </w:r>
     </w:p>
-    <w:bookmarkStart w:id="44" w:name="customer_data.statusfailed"/>
+    <w:bookmarkStart w:id="45" w:name="customer_data.statusfailed"/>
     <w:p>
       <w:pPr>
         <w:pStyle w:val="Heading3"/>
@@ -9578,8 +10491,8 @@
         <w:t xml:space="preserve">去“迎合”错误文件。</w:t>
       </w:r>
     </w:p>
-    <w:bookmarkEnd w:id="44"/>
-    <w:bookmarkStart w:id="45" w:name="exec-format-error"/>
+    <w:bookmarkEnd w:id="45"/>
+    <w:bookmarkStart w:id="46" w:name="exec-format-error"/>
     <w:p>
       <w:pPr>
         <w:pStyle w:val="Heading3"/>
@@ -9717,8 +10630,8 @@
         <w:t xml:space="preserve">跨架构运行。</w:t>
       </w:r>
     </w:p>
-    <w:bookmarkEnd w:id="45"/>
-    <w:bookmarkStart w:id="46" w:name="阶段-2-超时"/>
+    <w:bookmarkEnd w:id="46"/>
+    <w:bookmarkStart w:id="47" w:name="阶段-2-超时"/>
     <w:p>
       <w:pPr>
         <w:pStyle w:val="Heading3"/>
@@ -9789,8 +10702,8 @@
         <w:t xml:space="preserve">当作完成结果。</w:t>
       </w:r>
     </w:p>
-    <w:bookmarkEnd w:id="46"/>
-    <w:bookmarkStart w:id="47" w:name="阶段-3-双向质量门失败"/>
+    <w:bookmarkEnd w:id="47"/>
+    <w:bookmarkStart w:id="48" w:name="阶段-3-双向质量门失败"/>
     <w:p>
       <w:pPr>
         <w:pStyle w:val="Heading3"/>
@@ -9901,8 +10814,8 @@
         <w:t xml:space="preserve">架构问题。</w:t>
       </w:r>
     </w:p>
-    <w:bookmarkEnd w:id="47"/>
-    <w:bookmarkStart w:id="48" w:name="gwm-ready-失败"/>
+    <w:bookmarkEnd w:id="48"/>
+    <w:bookmarkStart w:id="49" w:name="gwm-ready-失败"/>
     <w:p>
       <w:pPr>
         <w:pStyle w:val="Heading3"/>
@@ -9949,8 +10862,8 @@
         <w:t xml:space="preserve"> readiness。</w:t>
       </w:r>
     </w:p>
-    <w:bookmarkEnd w:id="48"/>
-    <w:bookmarkStart w:id="49" w:name="页面显示已有结果但地图为空"/>
+    <w:bookmarkEnd w:id="49"/>
+    <w:bookmarkStart w:id="50" w:name="页面显示已有结果但地图为空"/>
     <w:p>
       <w:pPr>
         <w:pStyle w:val="Heading3"/>
@@ -10012,9 +10925,9 @@
         <w:t xml:space="preserve">应用环境变量是否指向客户结果根目录而不是容器内不存在的本机路径。</w:t>
       </w:r>
     </w:p>
-    <w:bookmarkEnd w:id="49"/>
     <w:bookmarkEnd w:id="50"/>
-    <w:bookmarkStart w:id="51" w:name="许可证数据和审计要求"/>
+    <w:bookmarkEnd w:id="51"/>
+    <w:bookmarkStart w:id="52" w:name="许可证数据和审计要求"/>
     <w:p>
       <w:pPr>
         <w:pStyle w:val="Heading2"/>
@@ -10231,7 +11144,7 @@
         <w:pStyle w:val="Compact"/>
         <w:numPr>
           <w:ilvl w:val="0"/>
-          <w:numId w:val="1006"/>
+          <w:numId w:val="1007"/>
         </w:numPr>
       </w:pPr>
       <w:r>
@@ -10242,195 +11155,6 @@
           <w:rFonts w:hint="eastAsia"/>
         </w:rPr>
         <w:t xml:space="preserve">分支、提交和仓库远端；</w:t>
-      </w:r>
-    </w:p>
-    <w:p>
-      <w:pPr>
-        <w:pStyle w:val="Compact"/>
-        <w:numPr>
-          <w:ilvl w:val="0"/>
-          <w:numId w:val="1006"/>
-        </w:numPr>
-      </w:pPr>
-      <w:r>
-        <w:rPr>
-          <w:rFonts w:hint="eastAsia"/>
-        </w:rPr>
-        <w:t xml:space="preserve">镜像标签、平台、镜像</w:t>
-      </w:r>
-      <w:r>
-        <w:t xml:space="preserve"> ID </w:t>
-      </w:r>
-      <w:r>
-        <w:rPr>
-          <w:rFonts w:hint="eastAsia"/>
-        </w:rPr>
-        <w:t xml:space="preserve">或</w:t>
-      </w:r>
-      <w:r>
-        <w:t xml:space="preserve"> tar </w:t>
-      </w:r>
-      <w:r>
-        <w:rPr>
-          <w:rFonts w:hint="eastAsia"/>
-        </w:rPr>
-        <w:t xml:space="preserve">SHA-256；</w:t>
-      </w:r>
-    </w:p>
-    <w:p>
-      <w:pPr>
-        <w:pStyle w:val="Compact"/>
-        <w:numPr>
-          <w:ilvl w:val="0"/>
-          <w:numId w:val="1006"/>
-        </w:numPr>
-      </w:pPr>
-      <w:r>
-        <w:rPr>
-          <w:rFonts w:hint="eastAsia"/>
-        </w:rPr>
-        <w:t xml:space="preserve">客户数据</w:t>
-      </w:r>
-      <w:r>
-        <w:t xml:space="preserve"> </w:t>
-      </w:r>
-      <w:r>
-        <w:rPr>
-          <w:rFonts w:hint="eastAsia"/>
-        </w:rPr>
-        <w:t xml:space="preserve">manifest、文件大小和</w:t>
-      </w:r>
-      <w:r>
-        <w:t xml:space="preserve"> </w:t>
-      </w:r>
-      <w:r>
-        <w:rPr>
-          <w:rFonts w:hint="eastAsia"/>
-        </w:rPr>
-        <w:t xml:space="preserve">SHA-256；</w:t>
-      </w:r>
-    </w:p>
-    <w:p>
-      <w:pPr>
-        <w:pStyle w:val="Compact"/>
-        <w:numPr>
-          <w:ilvl w:val="0"/>
-          <w:numId w:val="1006"/>
-        </w:numPr>
-      </w:pPr>
-      <w:r>
-        <w:rPr>
-          <w:rFonts w:hint="eastAsia"/>
-        </w:rPr>
-        <w:t xml:space="preserve">精确的</w:t>
-      </w:r>
-      <w:r>
-        <w:t xml:space="preserve"> docker run/docker compose </w:t>
-      </w:r>
-      <w:r>
-        <w:rPr>
-          <w:rFonts w:hint="eastAsia"/>
-        </w:rPr>
-        <w:t xml:space="preserve">命令；</w:t>
-      </w:r>
-    </w:p>
-    <w:p>
-      <w:pPr>
-        <w:pStyle w:val="Compact"/>
-        <w:numPr>
-          <w:ilvl w:val="0"/>
-          <w:numId w:val="1006"/>
-        </w:numPr>
-      </w:pPr>
-      <w:r>
-        <w:rPr>
-          <w:rFonts w:hint="eastAsia"/>
-        </w:rPr>
-        <w:t xml:space="preserve">preflight、smoke、阶段</w:t>
-      </w:r>
-      <w:r>
-        <w:t xml:space="preserve"> 2/3 receipt </w:t>
-      </w:r>
-      <w:r>
-        <w:rPr>
-          <w:rFonts w:hint="eastAsia"/>
-        </w:rPr>
-        <w:t xml:space="preserve">和阶段</w:t>
-      </w:r>
-      <w:r>
-        <w:t xml:space="preserve"> 4 GWM run </w:t>
-      </w:r>
-      <w:r>
-        <w:rPr>
-          <w:rFonts w:hint="eastAsia"/>
-        </w:rPr>
-        <w:t xml:space="preserve">ID；</w:t>
-      </w:r>
-    </w:p>
-    <w:p>
-      <w:pPr>
-        <w:pStyle w:val="Compact"/>
-        <w:numPr>
-          <w:ilvl w:val="0"/>
-          <w:numId w:val="1006"/>
-        </w:numPr>
-      </w:pPr>
-      <w:r>
-        <w:rPr>
-          <w:rFonts w:hint="eastAsia"/>
-        </w:rPr>
-        <w:t xml:space="preserve">结果目录清单、质量门、失败项和</w:t>
-      </w:r>
-      <w:r>
-        <w:t xml:space="preserve"> claim </w:t>
-      </w:r>
-      <w:r>
-        <w:rPr>
-          <w:rFonts w:hint="eastAsia"/>
-        </w:rPr>
-        <w:t xml:space="preserve">boundary；</w:t>
-      </w:r>
-    </w:p>
-    <w:p>
-      <w:pPr>
-        <w:pStyle w:val="Compact"/>
-        <w:numPr>
-          <w:ilvl w:val="0"/>
-          <w:numId w:val="1006"/>
-        </w:numPr>
-      </w:pPr>
-      <w:r>
-        <w:rPr>
-          <w:rFonts w:hint="eastAsia"/>
-        </w:rPr>
-        <w:t xml:space="preserve">数据授权、访问控制、保留期限和销毁记录。</w:t>
-      </w:r>
-    </w:p>
-    <w:bookmarkEnd w:id="51"/>
-    <w:bookmarkStart w:id="52" w:name="交付包清单"/>
-    <w:p>
-      <w:pPr>
-        <w:pStyle w:val="Heading2"/>
-      </w:pPr>
-      <w:r>
-        <w:t xml:space="preserve">15. </w:t>
-      </w:r>
-      <w:r>
-        <w:rPr>
-          <w:rFonts w:hint="eastAsia"/>
-        </w:rPr>
-        <w:t xml:space="preserve">交付包清单</w:t>
-      </w:r>
-    </w:p>
-    <w:p>
-      <w:pPr>
-        <w:pStyle w:val="FirstParagraph"/>
-      </w:pPr>
-      <w:r>
-        <w:rPr>
-          <w:rFonts w:hint="eastAsia"/>
-        </w:rPr>
-        <w:t xml:space="preserve">客户最终应收到以下逻辑项：</w:t>
       </w:r>
     </w:p>
     <w:p>
@@ -10445,7 +11169,25 @@
         <w:rPr>
           <w:rFonts w:hint="eastAsia"/>
         </w:rPr>
-        <w:t xml:space="preserve">代码仓库分支和固定提交说明。</w:t>
+        <w:t xml:space="preserve">镜像标签、平台、镜像</w:t>
+      </w:r>
+      <w:r>
+        <w:t xml:space="preserve"> ID </w:t>
+      </w:r>
+      <w:r>
+        <w:rPr>
+          <w:rFonts w:hint="eastAsia"/>
+        </w:rPr>
+        <w:t xml:space="preserve">或</w:t>
+      </w:r>
+      <w:r>
+        <w:t xml:space="preserve"> tar </w:t>
+      </w:r>
+      <w:r>
+        <w:rPr>
+          <w:rFonts w:hint="eastAsia"/>
+        </w:rPr>
+        <w:t xml:space="preserve">SHA-256；</w:t>
       </w:r>
     </w:p>
     <w:p>
@@ -10457,13 +11199,10 @@
         </w:numPr>
       </w:pPr>
       <w:r>
-        <w:t xml:space="preserve">ARM64/AMD64 </w:t>
-      </w:r>
-      <w:r>
-        <w:rPr>
-          <w:rFonts w:hint="eastAsia"/>
-        </w:rPr>
-        <w:t xml:space="preserve">核心镜像</w:t>
+        <w:rPr>
+          <w:rFonts w:hint="eastAsia"/>
+        </w:rPr>
+        <w:t xml:space="preserve">客户数据</w:t>
       </w:r>
       <w:r>
         <w:t xml:space="preserve"> </w:t>
@@ -10472,10 +11211,16 @@
         <w:rPr>
           <w:rFonts w:hint="eastAsia"/>
         </w:rPr>
-        <w:t xml:space="preserve">tar、可选</w:t>
-      </w:r>
-      <w:r>
-        <w:t xml:space="preserve"> LISFLOOD-FP tar、SHA256SUMS、image-delivery-manifest.json。</w:t>
+        <w:t xml:space="preserve">manifest、文件大小和</w:t>
+      </w:r>
+      <w:r>
+        <w:t xml:space="preserve"> </w:t>
+      </w:r>
+      <w:r>
+        <w:rPr>
+          <w:rFonts w:hint="eastAsia"/>
+        </w:rPr>
+        <w:t xml:space="preserve">SHA-256；</w:t>
       </w:r>
     </w:p>
     <w:p>
@@ -10490,19 +11235,16 @@
         <w:rPr>
           <w:rFonts w:hint="eastAsia"/>
         </w:rPr>
-        <w:t xml:space="preserve">客户数据包和</w:t>
-      </w:r>
-      <w:r>
-        <w:t xml:space="preserve"> </w:t>
-      </w:r>
-      <w:r>
-        <w:rPr>
-          <w:rFonts w:hint="eastAsia"/>
-        </w:rPr>
-        <w:t xml:space="preserve">manifest.json，通过安全渠道交付，不进入</w:t>
-      </w:r>
-      <w:r>
-        <w:t xml:space="preserve"> Git。</w:t>
+        <w:t xml:space="preserve">精确的</w:t>
+      </w:r>
+      <w:r>
+        <w:t xml:space="preserve"> docker run/docker compose </w:t>
+      </w:r>
+      <w:r>
+        <w:rPr>
+          <w:rFonts w:hint="eastAsia"/>
+        </w:rPr>
+        <w:t xml:space="preserve">命令；</w:t>
       </w:r>
     </w:p>
     <w:p>
@@ -10517,10 +11259,25 @@
         <w:rPr>
           <w:rFonts w:hint="eastAsia"/>
         </w:rPr>
-        <w:t xml:space="preserve">本文档及仓库中的</w:t>
-      </w:r>
-      <w:r>
-        <w:t xml:space="preserve"> README.md、DELIVERY.md。</w:t>
+        <w:t xml:space="preserve">preflight、smoke、阶段</w:t>
+      </w:r>
+      <w:r>
+        <w:t xml:space="preserve"> 2/3 receipt </w:t>
+      </w:r>
+      <w:r>
+        <w:rPr>
+          <w:rFonts w:hint="eastAsia"/>
+        </w:rPr>
+        <w:t xml:space="preserve">和阶段</w:t>
+      </w:r>
+      <w:r>
+        <w:t xml:space="preserve"> 4 GWM run </w:t>
+      </w:r>
+      <w:r>
+        <w:rPr>
+          <w:rFonts w:hint="eastAsia"/>
+        </w:rPr>
+        <w:t xml:space="preserve">ID；</w:t>
       </w:r>
     </w:p>
     <w:p>
@@ -10535,16 +11292,16 @@
         <w:rPr>
           <w:rFonts w:hint="eastAsia"/>
         </w:rPr>
-        <w:t xml:space="preserve">实际验证输出目录的脱敏</w:t>
-      </w:r>
-      <w:r>
-        <w:t xml:space="preserve"> receipt </w:t>
-      </w:r>
-      <w:r>
-        <w:rPr>
-          <w:rFonts w:hint="eastAsia"/>
-        </w:rPr>
-        <w:t xml:space="preserve">和日志。</w:t>
+        <w:t xml:space="preserve">结果目录清单、质量门、失败项和</w:t>
+      </w:r>
+      <w:r>
+        <w:t xml:space="preserve"> claim </w:t>
+      </w:r>
+      <w:r>
+        <w:rPr>
+          <w:rFonts w:hint="eastAsia"/>
+        </w:rPr>
+        <w:t xml:space="preserve">boundary；</w:t>
       </w:r>
     </w:p>
     <w:p>
@@ -10556,22 +11313,37 @@
         </w:numPr>
       </w:pPr>
       <w:r>
-        <w:t xml:space="preserve">GWM </w:t>
-      </w:r>
-      <w:r>
-        <w:rPr>
-          <w:rFonts w:hint="eastAsia"/>
-        </w:rPr>
-        <w:t xml:space="preserve">容器镜像、模型发布号和当前仅</w:t>
-      </w:r>
-      <w:r>
-        <w:t xml:space="preserve"> AMD64 </w:t>
-      </w:r>
-      <w:r>
-        <w:rPr>
-          <w:rFonts w:hint="eastAsia"/>
-        </w:rPr>
-        <w:t xml:space="preserve">验证说明。</w:t>
+        <w:rPr>
+          <w:rFonts w:hint="eastAsia"/>
+        </w:rPr>
+        <w:t xml:space="preserve">数据授权、访问控制、保留期限和销毁记录。</w:t>
+      </w:r>
+    </w:p>
+    <w:bookmarkEnd w:id="52"/>
+    <w:bookmarkStart w:id="53" w:name="交付包清单"/>
+    <w:p>
+      <w:pPr>
+        <w:pStyle w:val="Heading2"/>
+      </w:pPr>
+      <w:r>
+        <w:t xml:space="preserve">15. </w:t>
+      </w:r>
+      <w:r>
+        <w:rPr>
+          <w:rFonts w:hint="eastAsia"/>
+        </w:rPr>
+        <w:t xml:space="preserve">交付包清单</w:t>
+      </w:r>
+    </w:p>
+    <w:p>
+      <w:pPr>
+        <w:pStyle w:val="FirstParagraph"/>
+      </w:pPr>
+      <w:r>
+        <w:rPr>
+          <w:rFonts w:hint="eastAsia"/>
+        </w:rPr>
+        <w:t xml:space="preserve">客户最终应收到以下逻辑项：</w:t>
       </w:r>
     </w:p>
     <w:p>
@@ -10579,10 +11351,151 @@
         <w:pStyle w:val="Compact"/>
         <w:numPr>
           <w:ilvl w:val="0"/>
-          <w:numId w:val="1007"/>
+          <w:numId w:val="1008"/>
         </w:numPr>
       </w:pPr>
       <w:r>
+        <w:rPr>
+          <w:rFonts w:hint="eastAsia"/>
+        </w:rPr>
+        <w:t xml:space="preserve">代码仓库分支和固定提交说明。</w:t>
+      </w:r>
+    </w:p>
+    <w:p>
+      <w:pPr>
+        <w:pStyle w:val="Compact"/>
+        <w:numPr>
+          <w:ilvl w:val="0"/>
+          <w:numId w:val="1008"/>
+        </w:numPr>
+      </w:pPr>
+      <w:r>
+        <w:t xml:space="preserve">ARM64/AMD64 </w:t>
+      </w:r>
+      <w:r>
+        <w:rPr>
+          <w:rFonts w:hint="eastAsia"/>
+        </w:rPr>
+        <w:t xml:space="preserve">核心镜像</w:t>
+      </w:r>
+      <w:r>
+        <w:t xml:space="preserve"> </w:t>
+      </w:r>
+      <w:r>
+        <w:rPr>
+          <w:rFonts w:hint="eastAsia"/>
+        </w:rPr>
+        <w:t xml:space="preserve">tar、可选</w:t>
+      </w:r>
+      <w:r>
+        <w:t xml:space="preserve"> LISFLOOD-FP tar、SHA256SUMS、image-delivery-manifest.json。</w:t>
+      </w:r>
+    </w:p>
+    <w:p>
+      <w:pPr>
+        <w:pStyle w:val="Compact"/>
+        <w:numPr>
+          <w:ilvl w:val="0"/>
+          <w:numId w:val="1008"/>
+        </w:numPr>
+      </w:pPr>
+      <w:r>
+        <w:rPr>
+          <w:rFonts w:hint="eastAsia"/>
+        </w:rPr>
+        <w:t xml:space="preserve">客户数据包和</w:t>
+      </w:r>
+      <w:r>
+        <w:t xml:space="preserve"> </w:t>
+      </w:r>
+      <w:r>
+        <w:rPr>
+          <w:rFonts w:hint="eastAsia"/>
+        </w:rPr>
+        <w:t xml:space="preserve">manifest.json，通过安全渠道交付，不进入</w:t>
+      </w:r>
+      <w:r>
+        <w:t xml:space="preserve"> Git。</w:t>
+      </w:r>
+    </w:p>
+    <w:p>
+      <w:pPr>
+        <w:pStyle w:val="Compact"/>
+        <w:numPr>
+          <w:ilvl w:val="0"/>
+          <w:numId w:val="1008"/>
+        </w:numPr>
+      </w:pPr>
+      <w:r>
+        <w:rPr>
+          <w:rFonts w:hint="eastAsia"/>
+        </w:rPr>
+        <w:t xml:space="preserve">本文档及仓库中的</w:t>
+      </w:r>
+      <w:r>
+        <w:t xml:space="preserve"> README.md、DELIVERY.md。</w:t>
+      </w:r>
+    </w:p>
+    <w:p>
+      <w:pPr>
+        <w:pStyle w:val="Compact"/>
+        <w:numPr>
+          <w:ilvl w:val="0"/>
+          <w:numId w:val="1008"/>
+        </w:numPr>
+      </w:pPr>
+      <w:r>
+        <w:rPr>
+          <w:rFonts w:hint="eastAsia"/>
+        </w:rPr>
+        <w:t xml:space="preserve">实际验证输出目录的脱敏</w:t>
+      </w:r>
+      <w:r>
+        <w:t xml:space="preserve"> receipt </w:t>
+      </w:r>
+      <w:r>
+        <w:rPr>
+          <w:rFonts w:hint="eastAsia"/>
+        </w:rPr>
+        <w:t xml:space="preserve">和日志。</w:t>
+      </w:r>
+    </w:p>
+    <w:p>
+      <w:pPr>
+        <w:pStyle w:val="Compact"/>
+        <w:numPr>
+          <w:ilvl w:val="0"/>
+          <w:numId w:val="1008"/>
+        </w:numPr>
+      </w:pPr>
+      <w:r>
+        <w:t xml:space="preserve">GWM </w:t>
+      </w:r>
+      <w:r>
+        <w:rPr>
+          <w:rFonts w:hint="eastAsia"/>
+        </w:rPr>
+        <w:t xml:space="preserve">容器镜像、模型发布号和当前仅</w:t>
+      </w:r>
+      <w:r>
+        <w:t xml:space="preserve"> AMD64 </w:t>
+      </w:r>
+      <w:r>
+        <w:rPr>
+          <w:rFonts w:hint="eastAsia"/>
+        </w:rPr>
+        <w:t xml:space="preserve">验证说明。</w:t>
+      </w:r>
+    </w:p>
+    <w:p>
+      <w:pPr>
+        <w:pStyle w:val="Compact"/>
+        <w:numPr>
+          <w:ilvl w:val="0"/>
+          <w:numId w:val="1008"/>
+        </w:numPr>
+      </w:pPr>
+      <w:r>
         <w:t xml:space="preserve">Web </w:t>
       </w:r>
       <w:r>
@@ -10601,8 +11514,8 @@
         <w:t xml:space="preserve">个客户热点图层的挂载说明。</w:t>
       </w:r>
     </w:p>
-    <w:bookmarkEnd w:id="52"/>
-    <w:bookmarkStart w:id="53" w:name="最终声明"/>
+    <w:bookmarkEnd w:id="53"/>
+    <w:bookmarkStart w:id="54" w:name="最终声明"/>
     <w:p>
       <w:pPr>
         <w:pStyle w:val="Heading2"/>
@@ -10682,8 +11595,8 @@
         <w:t xml:space="preserve">描述为“所有五阶段均已完成工程准入”。</w:t>
       </w:r>
     </w:p>
-    <w:bookmarkEnd w:id="53"/>
     <w:bookmarkEnd w:id="54"/>
+    <w:bookmarkEnd w:id="55"/>
     <w:sectPr>
       <w:footnotePr>
         <w:numRestart w:val="eachSect"/>
@@ -11022,34 +11935,7 @@
     <w:abstractNumId w:val="991"/>
   </w:num>
   <w:num w:numId="1004">
-    <w:abstractNumId w:val="99411"/>
-    <w:lvlOverride w:ilvl="0">
-      <w:startOverride w:val="1"/>
-    </w:lvlOverride>
-    <w:lvlOverride w:ilvl="1">
-      <w:startOverride w:val="1"/>
-    </w:lvlOverride>
-    <w:lvlOverride w:ilvl="2">
-      <w:startOverride w:val="1"/>
-    </w:lvlOverride>
-    <w:lvlOverride w:ilvl="3">
-      <w:startOverride w:val="1"/>
-    </w:lvlOverride>
-    <w:lvlOverride w:ilvl="4">
-      <w:startOverride w:val="1"/>
-    </w:lvlOverride>
-    <w:lvlOverride w:ilvl="5">
-      <w:startOverride w:val="1"/>
-    </w:lvlOverride>
-    <w:lvlOverride w:ilvl="6">
-      <w:startOverride w:val="1"/>
-    </w:lvlOverride>
-    <w:lvlOverride w:ilvl="7">
-      <w:startOverride w:val="1"/>
-    </w:lvlOverride>
-    <w:lvlOverride w:ilvl="8">
-      <w:startOverride w:val="1"/>
-    </w:lvlOverride>
+    <w:abstractNumId w:val="991"/>
   </w:num>
   <w:num w:numId="1005">
     <w:abstractNumId w:val="99411"/>
@@ -11082,9 +11968,39 @@
     </w:lvlOverride>
   </w:num>
   <w:num w:numId="1006">
+    <w:abstractNumId w:val="99411"/>
+    <w:lvlOverride w:ilvl="0">
+      <w:startOverride w:val="1"/>
+    </w:lvlOverride>
+    <w:lvlOverride w:ilvl="1">
+      <w:startOverride w:val="1"/>
+    </w:lvlOverride>
+    <w:lvlOverride w:ilvl="2">
+      <w:startOverride w:val="1"/>
+    </w:lvlOverride>
+    <w:lvlOverride w:ilvl="3">
+      <w:startOverride w:val="1"/>
+    </w:lvlOverride>
+    <w:lvlOverride w:ilvl="4">
+      <w:startOverride w:val="1"/>
+    </w:lvlOverride>
+    <w:lvlOverride w:ilvl="5">
+      <w:startOverride w:val="1"/>
+    </w:lvlOverride>
+    <w:lvlOverride w:ilvl="6">
+      <w:startOverride w:val="1"/>
+    </w:lvlOverride>
+    <w:lvlOverride w:ilvl="7">
+      <w:startOverride w:val="1"/>
+    </w:lvlOverride>
+    <w:lvlOverride w:ilvl="8">
+      <w:startOverride w:val="1"/>
+    </w:lvlOverride>
+  </w:num>
+  <w:num w:numId="1007">
     <w:abstractNumId w:val="991"/>
   </w:num>
-  <w:num w:numId="1007">
+  <w:num w:numId="1008">
     <w:abstractNumId w:val="99411"/>
     <w:lvlOverride w:ilvl="0">
       <w:startOverride w:val="1"/>
